--- a/SRS_Document.docx
+++ b/SRS_Document.docx
@@ -35,7 +35,14 @@
           <w14:ligatures w14:val="none"/>
         </w:rPr>
         <w:br/>
-        <w:t>Week 4 Check-In</w:t>
+      </w:r>
+      <w:r>
+        <w:rPr>
+          <w:rFonts w:ascii="Times New Roman" w:eastAsia="Times New Roman" w:hAnsi="Times New Roman" w:cs="Times New Roman"/>
+          <w:kern w:val="0"/>
+          <w14:ligatures w14:val="none"/>
+        </w:rPr>
+        <w:t>Week 6 Check In</w:t>
       </w:r>
     </w:p>
     <w:p>
@@ -661,25 +668,7 @@
           <w:kern w:val="0"/>
           <w14:ligatures w14:val="none"/>
         </w:rPr>
-        <w:t>Database: SQL Server (</w:t>
-      </w:r>
-      <w:proofErr w:type="spellStart"/>
-      <w:r>
-        <w:rPr>
-          <w:rFonts w:ascii="Times New Roman" w:eastAsia="Times New Roman" w:hAnsi="Times New Roman" w:cs="Times New Roman"/>
-          <w:kern w:val="0"/>
-          <w14:ligatures w14:val="none"/>
-        </w:rPr>
-        <w:t>LocalDB</w:t>
-      </w:r>
-      <w:proofErr w:type="spellEnd"/>
-      <w:r>
-        <w:rPr>
-          <w:rFonts w:ascii="Times New Roman" w:eastAsia="Times New Roman" w:hAnsi="Times New Roman" w:cs="Times New Roman"/>
-          <w:kern w:val="0"/>
-          <w14:ligatures w14:val="none"/>
-        </w:rPr>
-        <w:t xml:space="preserve"> for development)</w:t>
+        <w:t>Database: SQL Server (LocalDB for development)</w:t>
       </w:r>
     </w:p>
     <w:p>
@@ -1165,25 +1154,7 @@
           <w14:ligatures w14:val="none"/>
         </w:rPr>
         <w:lastRenderedPageBreak/>
-        <w:t xml:space="preserve">Created </w:t>
-      </w:r>
-      <w:proofErr w:type="spellStart"/>
-      <w:r>
-        <w:rPr>
-          <w:rFonts w:ascii="Times New Roman" w:eastAsia="Times New Roman" w:hAnsi="Times New Roman" w:cs="Times New Roman"/>
-          <w:kern w:val="0"/>
-          <w14:ligatures w14:val="none"/>
-        </w:rPr>
-        <w:t>EmailLeads</w:t>
-      </w:r>
-      <w:proofErr w:type="spellEnd"/>
-      <w:r>
-        <w:rPr>
-          <w:rFonts w:ascii="Times New Roman" w:eastAsia="Times New Roman" w:hAnsi="Times New Roman" w:cs="Times New Roman"/>
-          <w:kern w:val="0"/>
-          <w14:ligatures w14:val="none"/>
-        </w:rPr>
-        <w:t xml:space="preserve"> endpoints (POST and GET)</w:t>
+        <w:t>Created EmailLeads endpoints (POST and GET)</w:t>
       </w:r>
     </w:p>
     <w:p>
@@ -1296,7 +1267,459 @@
         <w:t>Verified functionality using Swagger</w:t>
       </w:r>
     </w:p>
-    <w:p/>
+    <w:p>
+      <w:pPr>
+        <w:spacing w:line="240" w:lineRule="auto"/>
+        <w:rPr>
+          <w:rFonts w:ascii="Times New Roman" w:hAnsi="Times New Roman" w:cs="Times New Roman"/>
+        </w:rPr>
+      </w:pPr>
+      <w:r>
+        <w:br/>
+      </w:r>
+      <w:r>
+        <w:br/>
+      </w:r>
+      <w:r>
+        <w:rPr>
+          <w:rFonts w:ascii="Times New Roman" w:hAnsi="Times New Roman" w:cs="Times New Roman"/>
+        </w:rPr>
+        <w:t>Week 5 Updates:</w:t>
+      </w:r>
+      <w:r>
+        <w:rPr>
+          <w:rFonts w:ascii="Times New Roman" w:hAnsi="Times New Roman" w:cs="Times New Roman"/>
+        </w:rPr>
+        <w:br/>
+      </w:r>
+      <w:r>
+        <w:rPr>
+          <w:rFonts w:ascii="Times New Roman" w:hAnsi="Times New Roman" w:cs="Times New Roman"/>
+        </w:rPr>
+        <w:t xml:space="preserve">     </w:t>
+      </w:r>
+      <w:r>
+        <w:rPr>
+          <w:rFonts w:ascii="Times New Roman" w:hAnsi="Times New Roman" w:cs="Times New Roman"/>
+        </w:rPr>
+        <w:t>- Added admin login functionality with authentication guard</w:t>
+      </w:r>
+      <w:r>
+        <w:rPr>
+          <w:rFonts w:ascii="Times New Roman" w:hAnsi="Times New Roman" w:cs="Times New Roman"/>
+        </w:rPr>
+        <w:br/>
+      </w:r>
+      <w:r>
+        <w:rPr>
+          <w:rFonts w:ascii="Times New Roman" w:hAnsi="Times New Roman" w:cs="Times New Roman"/>
+        </w:rPr>
+        <w:t xml:space="preserve">     </w:t>
+      </w:r>
+      <w:r>
+        <w:rPr>
+          <w:rFonts w:ascii="Times New Roman" w:hAnsi="Times New Roman" w:cs="Times New Roman"/>
+        </w:rPr>
+        <w:t>- Implemented admin leads dashboard</w:t>
+      </w:r>
+      <w:r>
+        <w:rPr>
+          <w:rFonts w:ascii="Times New Roman" w:hAnsi="Times New Roman" w:cs="Times New Roman"/>
+        </w:rPr>
+        <w:br/>
+      </w:r>
+      <w:r>
+        <w:rPr>
+          <w:rFonts w:ascii="Times New Roman" w:hAnsi="Times New Roman" w:cs="Times New Roman"/>
+        </w:rPr>
+        <w:t xml:space="preserve">     </w:t>
+      </w:r>
+      <w:r>
+        <w:rPr>
+          <w:rFonts w:ascii="Times New Roman" w:hAnsi="Times New Roman" w:cs="Times New Roman"/>
+        </w:rPr>
+        <w:t>- Connected frontend to backend API for retrieving leads</w:t>
+      </w:r>
+      <w:r>
+        <w:rPr>
+          <w:rFonts w:ascii="Times New Roman" w:hAnsi="Times New Roman" w:cs="Times New Roman"/>
+        </w:rPr>
+        <w:br/>
+      </w:r>
+      <w:r>
+        <w:rPr>
+          <w:rFonts w:ascii="Times New Roman" w:hAnsi="Times New Roman" w:cs="Times New Roman"/>
+        </w:rPr>
+        <w:t xml:space="preserve">     </w:t>
+      </w:r>
+      <w:r>
+        <w:rPr>
+          <w:rFonts w:ascii="Times New Roman" w:hAnsi="Times New Roman" w:cs="Times New Roman"/>
+        </w:rPr>
+        <w:t>- Added delete functionality for lead management</w:t>
+      </w:r>
+      <w:r>
+        <w:rPr>
+          <w:rFonts w:ascii="Times New Roman" w:hAnsi="Times New Roman" w:cs="Times New Roman"/>
+        </w:rPr>
+        <w:br/>
+      </w:r>
+      <w:r>
+        <w:rPr>
+          <w:rFonts w:ascii="Times New Roman" w:hAnsi="Times New Roman" w:cs="Times New Roman"/>
+        </w:rPr>
+        <w:t xml:space="preserve">     </w:t>
+      </w:r>
+      <w:r>
+        <w:rPr>
+          <w:rFonts w:ascii="Times New Roman" w:hAnsi="Times New Roman" w:cs="Times New Roman"/>
+        </w:rPr>
+        <w:t>- Improved UI for better usability</w:t>
+      </w:r>
+    </w:p>
+    <w:p>
+      <w:pPr>
+        <w:spacing w:line="240" w:lineRule="auto"/>
+        <w:outlineLvl w:val="2"/>
+        <w:rPr>
+          <w:rFonts w:ascii="Times New Roman" w:eastAsia="Times New Roman" w:hAnsi="Times New Roman" w:cs="Times New Roman"/>
+          <w:b/>
+          <w:bCs/>
+          <w:kern w:val="0"/>
+          <w14:ligatures w14:val="none"/>
+        </w:rPr>
+      </w:pPr>
+      <w:r>
+        <w:rPr>
+          <w:rFonts w:ascii="Times New Roman" w:eastAsia="Times New Roman" w:hAnsi="Times New Roman" w:cs="Times New Roman"/>
+          <w:b/>
+          <w:bCs/>
+          <w:kern w:val="0"/>
+          <w14:ligatures w14:val="none"/>
+        </w:rPr>
+        <w:t>8. Changelog</w:t>
+      </w:r>
+    </w:p>
+    <w:p>
+      <w:pPr>
+        <w:tabs>
+          <w:tab w:val="left" w:pos="916"/>
+          <w:tab w:val="left" w:pos="1832"/>
+          <w:tab w:val="left" w:pos="2748"/>
+          <w:tab w:val="left" w:pos="3664"/>
+          <w:tab w:val="left" w:pos="4580"/>
+          <w:tab w:val="left" w:pos="5496"/>
+          <w:tab w:val="left" w:pos="6412"/>
+          <w:tab w:val="left" w:pos="7328"/>
+          <w:tab w:val="left" w:pos="8244"/>
+          <w:tab w:val="left" w:pos="9160"/>
+          <w:tab w:val="left" w:pos="10076"/>
+          <w:tab w:val="left" w:pos="10992"/>
+          <w:tab w:val="left" w:pos="11908"/>
+          <w:tab w:val="left" w:pos="12824"/>
+          <w:tab w:val="left" w:pos="13740"/>
+          <w:tab w:val="left" w:pos="14656"/>
+        </w:tabs>
+        <w:spacing w:before="0" w:beforeAutospacing="0" w:after="0" w:afterAutospacing="0" w:line="240" w:lineRule="auto"/>
+        <w:rPr>
+          <w:rFonts w:ascii="Times New Roman" w:eastAsia="Times New Roman" w:hAnsi="Times New Roman" w:cs="Times New Roman"/>
+          <w:kern w:val="0"/>
+          <w14:ligatures w14:val="none"/>
+        </w:rPr>
+      </w:pPr>
+      <w:r>
+        <w:rPr>
+          <w:rFonts w:ascii="Times New Roman" w:eastAsia="Times New Roman" w:hAnsi="Times New Roman" w:cs="Times New Roman"/>
+          <w:kern w:val="0"/>
+          <w14:ligatures w14:val="none"/>
+        </w:rPr>
+        <w:t>Week 6 MVP Updates</w:t>
+      </w:r>
+      <w:r>
+        <w:rPr>
+          <w:rFonts w:ascii="Times New Roman" w:eastAsia="Times New Roman" w:hAnsi="Times New Roman" w:cs="Times New Roman"/>
+          <w:kern w:val="0"/>
+          <w14:ligatures w14:val="none"/>
+        </w:rPr>
+        <w:br/>
+        <w:t>- Connected Angular frontend to ASP.NET backend</w:t>
+      </w:r>
+      <w:r>
+        <w:rPr>
+          <w:rFonts w:ascii="Times New Roman" w:eastAsia="Times New Roman" w:hAnsi="Times New Roman" w:cs="Times New Roman"/>
+          <w:kern w:val="0"/>
+          <w14:ligatures w14:val="none"/>
+        </w:rPr>
+        <w:br/>
+        <w:t>- Configured database connection</w:t>
+      </w:r>
+      <w:r>
+        <w:rPr>
+          <w:rFonts w:ascii="Times New Roman" w:eastAsia="Times New Roman" w:hAnsi="Times New Roman" w:cs="Times New Roman"/>
+          <w:kern w:val="0"/>
+          <w14:ligatures w14:val="none"/>
+        </w:rPr>
+        <w:br/>
+        <w:t>- Added contact/lead form functionality</w:t>
+      </w:r>
+      <w:r>
+        <w:rPr>
+          <w:rFonts w:ascii="Times New Roman" w:eastAsia="Times New Roman" w:hAnsi="Times New Roman" w:cs="Times New Roman"/>
+          <w:kern w:val="0"/>
+          <w14:ligatures w14:val="none"/>
+        </w:rPr>
+        <w:br/>
+        <w:t>- Added multiple website pages</w:t>
+      </w:r>
+      <w:r>
+        <w:rPr>
+          <w:rFonts w:ascii="Times New Roman" w:eastAsia="Times New Roman" w:hAnsi="Times New Roman" w:cs="Times New Roman"/>
+          <w:kern w:val="0"/>
+          <w14:ligatures w14:val="none"/>
+        </w:rPr>
+        <w:br/>
+        <w:t>- Continued work on admin features</w:t>
+      </w:r>
+      <w:r>
+        <w:rPr>
+          <w:rFonts w:ascii="Times New Roman" w:eastAsia="Times New Roman" w:hAnsi="Times New Roman" w:cs="Times New Roman"/>
+          <w:kern w:val="0"/>
+          <w14:ligatures w14:val="none"/>
+        </w:rPr>
+        <w:br/>
+        <w:t>- Began testing and debugging application flow</w:t>
+      </w:r>
+    </w:p>
+    <w:p>
+      <w:pPr>
+        <w:spacing w:before="0" w:beforeAutospacing="0" w:after="0" w:afterAutospacing="0" w:line="240" w:lineRule="auto"/>
+        <w:rPr>
+          <w:rFonts w:ascii="Times New Roman" w:eastAsia="Times New Roman" w:hAnsi="Times New Roman" w:cs="Times New Roman"/>
+          <w:kern w:val="0"/>
+          <w14:ligatures w14:val="none"/>
+        </w:rPr>
+      </w:pPr>
+      <w:r>
+        <w:rPr>
+          <w:rFonts w:ascii="Times New Roman" w:eastAsia="Times New Roman" w:hAnsi="Times New Roman" w:cs="Times New Roman"/>
+          <w:kern w:val="0"/>
+          <w14:ligatures w14:val="none"/>
+        </w:rPr>
+        <w:pict w14:anchorId="42F6CE15">
+          <v:rect id="_x0000_i1033" style="width:0;height:1.5pt" o:hralign="center" o:hrstd="t" o:hr="t" fillcolor="#a0a0a0" stroked="f"/>
+        </w:pict>
+      </w:r>
+    </w:p>
+    <w:p>
+      <w:pPr>
+        <w:spacing w:line="240" w:lineRule="auto"/>
+        <w:outlineLvl w:val="2"/>
+        <w:rPr>
+          <w:rFonts w:ascii="Times New Roman" w:eastAsia="Times New Roman" w:hAnsi="Times New Roman" w:cs="Times New Roman"/>
+          <w:b/>
+          <w:bCs/>
+          <w:kern w:val="0"/>
+          <w14:ligatures w14:val="none"/>
+        </w:rPr>
+      </w:pPr>
+      <w:r>
+        <w:rPr>
+          <w:rFonts w:ascii="Times New Roman" w:eastAsia="Times New Roman" w:hAnsi="Times New Roman" w:cs="Times New Roman"/>
+          <w:b/>
+          <w:bCs/>
+          <w:kern w:val="0"/>
+          <w14:ligatures w14:val="none"/>
+        </w:rPr>
+        <w:t>9. MVP Feature Checklist</w:t>
+      </w:r>
+    </w:p>
+    <w:p>
+      <w:pPr>
+        <w:tabs>
+          <w:tab w:val="left" w:pos="916"/>
+          <w:tab w:val="left" w:pos="1832"/>
+          <w:tab w:val="left" w:pos="2748"/>
+          <w:tab w:val="left" w:pos="3664"/>
+          <w:tab w:val="left" w:pos="4580"/>
+          <w:tab w:val="left" w:pos="5496"/>
+          <w:tab w:val="left" w:pos="6412"/>
+          <w:tab w:val="left" w:pos="7328"/>
+          <w:tab w:val="left" w:pos="8244"/>
+          <w:tab w:val="left" w:pos="9160"/>
+          <w:tab w:val="left" w:pos="10076"/>
+          <w:tab w:val="left" w:pos="10992"/>
+          <w:tab w:val="left" w:pos="11908"/>
+          <w:tab w:val="left" w:pos="12824"/>
+          <w:tab w:val="left" w:pos="13740"/>
+          <w:tab w:val="left" w:pos="14656"/>
+        </w:tabs>
+        <w:spacing w:before="0" w:beforeAutospacing="0" w:after="0" w:afterAutospacing="0" w:line="240" w:lineRule="auto"/>
+        <w:rPr>
+          <w:rFonts w:ascii="Times New Roman" w:eastAsia="Times New Roman" w:hAnsi="Times New Roman" w:cs="Times New Roman"/>
+          <w:kern w:val="0"/>
+          <w14:ligatures w14:val="none"/>
+        </w:rPr>
+      </w:pPr>
+      <w:r>
+        <w:rPr>
+          <w:rFonts w:ascii="Times New Roman" w:eastAsia="Times New Roman" w:hAnsi="Times New Roman" w:cs="Times New Roman"/>
+          <w:kern w:val="0"/>
+          <w14:ligatures w14:val="none"/>
+        </w:rPr>
+        <w:t>Completed Features</w:t>
+      </w:r>
+      <w:r>
+        <w:rPr>
+          <w:rFonts w:ascii="Times New Roman" w:eastAsia="Times New Roman" w:hAnsi="Times New Roman" w:cs="Times New Roman"/>
+          <w:kern w:val="0"/>
+          <w14:ligatures w14:val="none"/>
+        </w:rPr>
+        <w:br/>
+        <w:t>[X] Angular frontend created</w:t>
+      </w:r>
+      <w:r>
+        <w:rPr>
+          <w:rFonts w:ascii="Times New Roman" w:eastAsia="Times New Roman" w:hAnsi="Times New Roman" w:cs="Times New Roman"/>
+          <w:kern w:val="0"/>
+          <w14:ligatures w14:val="none"/>
+        </w:rPr>
+        <w:br/>
+        <w:t>[X] ASP.NET backend created</w:t>
+      </w:r>
+      <w:r>
+        <w:rPr>
+          <w:rFonts w:ascii="Times New Roman" w:eastAsia="Times New Roman" w:hAnsi="Times New Roman" w:cs="Times New Roman"/>
+          <w:kern w:val="0"/>
+          <w14:ligatures w14:val="none"/>
+        </w:rPr>
+        <w:br/>
+        <w:t>[X] Database connection configured</w:t>
+      </w:r>
+      <w:r>
+        <w:rPr>
+          <w:rFonts w:ascii="Times New Roman" w:eastAsia="Times New Roman" w:hAnsi="Times New Roman" w:cs="Times New Roman"/>
+          <w:kern w:val="0"/>
+          <w14:ligatures w14:val="none"/>
+        </w:rPr>
+        <w:br/>
+        <w:t>[X] Contact form implemented</w:t>
+      </w:r>
+      <w:r>
+        <w:rPr>
+          <w:rFonts w:ascii="Times New Roman" w:eastAsia="Times New Roman" w:hAnsi="Times New Roman" w:cs="Times New Roman"/>
+          <w:kern w:val="0"/>
+          <w14:ligatures w14:val="none"/>
+        </w:rPr>
+        <w:br/>
+        <w:t>[X] GitHub repository configured</w:t>
+      </w:r>
+      <w:r>
+        <w:rPr>
+          <w:rFonts w:ascii="Times New Roman" w:eastAsia="Times New Roman" w:hAnsi="Times New Roman" w:cs="Times New Roman"/>
+          <w:kern w:val="0"/>
+          <w14:ligatures w14:val="none"/>
+        </w:rPr>
+        <w:br/>
+        <w:t>[X] Basic multi-page navigation completed</w:t>
+      </w:r>
+      <w:r>
+        <w:rPr>
+          <w:rFonts w:ascii="Times New Roman" w:eastAsia="Times New Roman" w:hAnsi="Times New Roman" w:cs="Times New Roman"/>
+          <w:kern w:val="0"/>
+          <w14:ligatures w14:val="none"/>
+        </w:rPr>
+        <w:br/>
+      </w:r>
+      <w:r>
+        <w:rPr>
+          <w:rFonts w:ascii="Times New Roman" w:eastAsia="Times New Roman" w:hAnsi="Times New Roman" w:cs="Times New Roman"/>
+          <w:kern w:val="0"/>
+          <w14:ligatures w14:val="none"/>
+        </w:rPr>
+        <w:br/>
+        <w:t>Features In Progress</w:t>
+      </w:r>
+      <w:r>
+        <w:rPr>
+          <w:rFonts w:ascii="Times New Roman" w:eastAsia="Times New Roman" w:hAnsi="Times New Roman" w:cs="Times New Roman"/>
+          <w:kern w:val="0"/>
+          <w14:ligatures w14:val="none"/>
+        </w:rPr>
+        <w:br/>
+        <w:t>[ ] Admin dashboard improvements</w:t>
+      </w:r>
+      <w:r>
+        <w:rPr>
+          <w:rFonts w:ascii="Times New Roman" w:eastAsia="Times New Roman" w:hAnsi="Times New Roman" w:cs="Times New Roman"/>
+          <w:kern w:val="0"/>
+          <w14:ligatures w14:val="none"/>
+        </w:rPr>
+        <w:br/>
+        <w:t>[ ] Enhanced listing functionality</w:t>
+      </w:r>
+      <w:r>
+        <w:rPr>
+          <w:rFonts w:ascii="Times New Roman" w:eastAsia="Times New Roman" w:hAnsi="Times New Roman" w:cs="Times New Roman"/>
+          <w:kern w:val="0"/>
+          <w14:ligatures w14:val="none"/>
+        </w:rPr>
+        <w:br/>
+        <w:t>[ ] Authentication/security improvements</w:t>
+      </w:r>
+      <w:r>
+        <w:rPr>
+          <w:rFonts w:ascii="Times New Roman" w:eastAsia="Times New Roman" w:hAnsi="Times New Roman" w:cs="Times New Roman"/>
+          <w:kern w:val="0"/>
+          <w14:ligatures w14:val="none"/>
+        </w:rPr>
+        <w:br/>
+        <w:t>[ ] Mobile responsiveness</w:t>
+      </w:r>
+      <w:r>
+        <w:rPr>
+          <w:rFonts w:ascii="Times New Roman" w:eastAsia="Times New Roman" w:hAnsi="Times New Roman" w:cs="Times New Roman"/>
+          <w:kern w:val="0"/>
+          <w14:ligatures w14:val="none"/>
+        </w:rPr>
+        <w:br/>
+        <w:t>[ ] Final UI cleanup</w:t>
+      </w:r>
+      <w:r>
+        <w:rPr>
+          <w:rFonts w:ascii="Times New Roman" w:eastAsia="Times New Roman" w:hAnsi="Times New Roman" w:cs="Times New Roman"/>
+          <w:kern w:val="0"/>
+          <w14:ligatures w14:val="none"/>
+        </w:rPr>
+        <w:br/>
+        <w:t>[ ] Full deployment/testing</w:t>
+      </w:r>
+    </w:p>
+    <w:p>
+      <w:pPr>
+        <w:tabs>
+          <w:tab w:val="left" w:pos="916"/>
+          <w:tab w:val="left" w:pos="1832"/>
+          <w:tab w:val="left" w:pos="2748"/>
+          <w:tab w:val="left" w:pos="3664"/>
+          <w:tab w:val="left" w:pos="4580"/>
+          <w:tab w:val="left" w:pos="5496"/>
+          <w:tab w:val="left" w:pos="6412"/>
+          <w:tab w:val="left" w:pos="7328"/>
+          <w:tab w:val="left" w:pos="8244"/>
+          <w:tab w:val="left" w:pos="9160"/>
+          <w:tab w:val="left" w:pos="10076"/>
+          <w:tab w:val="left" w:pos="10992"/>
+          <w:tab w:val="left" w:pos="11908"/>
+          <w:tab w:val="left" w:pos="12824"/>
+          <w:tab w:val="left" w:pos="13740"/>
+          <w:tab w:val="left" w:pos="14656"/>
+        </w:tabs>
+        <w:spacing w:before="0" w:beforeAutospacing="0" w:after="0" w:afterAutospacing="0" w:line="240" w:lineRule="auto"/>
+        <w:rPr>
+          <w:rFonts w:ascii="Times New Roman" w:hAnsi="Times New Roman" w:cs="Times New Roman"/>
+        </w:rPr>
+      </w:pPr>
+    </w:p>
     <w:sectPr>
       <w:pgSz w:w="12240" w:h="15840"/>
       <w:pgMar w:top="1440" w:right="1440" w:bottom="1440" w:left="1440" w:header="720" w:footer="720" w:gutter="0"/>

--- a/SRS_Document.docx
+++ b/SRS_Document.docx
@@ -42,7 +42,23 @@
           <w:kern w:val="0"/>
           <w14:ligatures w14:val="none"/>
         </w:rPr>
-        <w:t>Week 6 Check In</w:t>
+        <w:t xml:space="preserve">Week </w:t>
+      </w:r>
+      <w:r>
+        <w:rPr>
+          <w:rFonts w:ascii="Times New Roman" w:eastAsia="Times New Roman" w:hAnsi="Times New Roman" w:cs="Times New Roman"/>
+          <w:kern w:val="0"/>
+          <w14:ligatures w14:val="none"/>
+        </w:rPr>
+        <w:t>7</w:t>
+      </w:r>
+      <w:r>
+        <w:rPr>
+          <w:rFonts w:ascii="Times New Roman" w:eastAsia="Times New Roman" w:hAnsi="Times New Roman" w:cs="Times New Roman"/>
+          <w:kern w:val="0"/>
+          <w14:ligatures w14:val="none"/>
+        </w:rPr>
+        <w:t xml:space="preserve"> Check In</w:t>
       </w:r>
     </w:p>
     <w:p>
@@ -668,7 +684,25 @@
           <w:kern w:val="0"/>
           <w14:ligatures w14:val="none"/>
         </w:rPr>
-        <w:t>Database: SQL Server (LocalDB for development)</w:t>
+        <w:t>Database: SQL Server (</w:t>
+      </w:r>
+      <w:proofErr w:type="spellStart"/>
+      <w:r>
+        <w:rPr>
+          <w:rFonts w:ascii="Times New Roman" w:eastAsia="Times New Roman" w:hAnsi="Times New Roman" w:cs="Times New Roman"/>
+          <w:kern w:val="0"/>
+          <w14:ligatures w14:val="none"/>
+        </w:rPr>
+        <w:t>LocalDB</w:t>
+      </w:r>
+      <w:proofErr w:type="spellEnd"/>
+      <w:r>
+        <w:rPr>
+          <w:rFonts w:ascii="Times New Roman" w:eastAsia="Times New Roman" w:hAnsi="Times New Roman" w:cs="Times New Roman"/>
+          <w:kern w:val="0"/>
+          <w14:ligatures w14:val="none"/>
+        </w:rPr>
+        <w:t xml:space="preserve"> for development)</w:t>
       </w:r>
     </w:p>
     <w:p>
@@ -1154,7 +1188,25 @@
           <w14:ligatures w14:val="none"/>
         </w:rPr>
         <w:lastRenderedPageBreak/>
-        <w:t>Created EmailLeads endpoints (POST and GET)</w:t>
+        <w:t xml:space="preserve">Created </w:t>
+      </w:r>
+      <w:proofErr w:type="spellStart"/>
+      <w:r>
+        <w:rPr>
+          <w:rFonts w:ascii="Times New Roman" w:eastAsia="Times New Roman" w:hAnsi="Times New Roman" w:cs="Times New Roman"/>
+          <w:kern w:val="0"/>
+          <w14:ligatures w14:val="none"/>
+        </w:rPr>
+        <w:t>EmailLeads</w:t>
+      </w:r>
+      <w:proofErr w:type="spellEnd"/>
+      <w:r>
+        <w:rPr>
+          <w:rFonts w:ascii="Times New Roman" w:eastAsia="Times New Roman" w:hAnsi="Times New Roman" w:cs="Times New Roman"/>
+          <w:kern w:val="0"/>
+          <w14:ligatures w14:val="none"/>
+        </w:rPr>
+        <w:t xml:space="preserve"> endpoints (POST and GET)</w:t>
       </w:r>
     </w:p>
     <w:p>
@@ -1692,6 +1744,414 @@
         </w:rPr>
         <w:br/>
         <w:t>[ ] Full deployment/testing</w:t>
+      </w:r>
+    </w:p>
+    <w:p>
+      <w:pPr>
+        <w:tabs>
+          <w:tab w:val="left" w:pos="916"/>
+          <w:tab w:val="left" w:pos="1832"/>
+          <w:tab w:val="left" w:pos="2748"/>
+          <w:tab w:val="left" w:pos="3664"/>
+          <w:tab w:val="left" w:pos="4580"/>
+          <w:tab w:val="left" w:pos="5496"/>
+          <w:tab w:val="left" w:pos="6412"/>
+          <w:tab w:val="left" w:pos="7328"/>
+          <w:tab w:val="left" w:pos="8244"/>
+          <w:tab w:val="left" w:pos="9160"/>
+          <w:tab w:val="left" w:pos="10076"/>
+          <w:tab w:val="left" w:pos="10992"/>
+          <w:tab w:val="left" w:pos="11908"/>
+          <w:tab w:val="left" w:pos="12824"/>
+          <w:tab w:val="left" w:pos="13740"/>
+          <w:tab w:val="left" w:pos="14656"/>
+        </w:tabs>
+        <w:spacing w:before="0" w:beforeAutospacing="0" w:after="0" w:afterAutospacing="0" w:line="240" w:lineRule="auto"/>
+        <w:rPr>
+          <w:rFonts w:ascii="Times New Roman" w:hAnsi="Times New Roman" w:cs="Times New Roman"/>
+        </w:rPr>
+      </w:pPr>
+    </w:p>
+    <w:p>
+      <w:pPr>
+        <w:spacing w:line="240" w:lineRule="auto"/>
+        <w:outlineLvl w:val="0"/>
+        <w:rPr>
+          <w:rFonts w:ascii="Times New Roman" w:eastAsia="Times New Roman" w:hAnsi="Times New Roman" w:cs="Times New Roman"/>
+          <w:b/>
+          <w:bCs/>
+          <w:kern w:val="36"/>
+          <w14:ligatures w14:val="none"/>
+        </w:rPr>
+      </w:pPr>
+      <w:r>
+        <w:rPr>
+          <w:rFonts w:ascii="Times New Roman" w:eastAsia="Times New Roman" w:hAnsi="Times New Roman" w:cs="Times New Roman"/>
+          <w:b/>
+          <w:bCs/>
+          <w:kern w:val="36"/>
+          <w14:ligatures w14:val="none"/>
+        </w:rPr>
+        <w:lastRenderedPageBreak/>
+        <w:t>10. Week 7 Updates and Feature Progress</w:t>
+      </w:r>
+    </w:p>
+    <w:p>
+      <w:pPr>
+        <w:spacing w:line="240" w:lineRule="auto"/>
+        <w:outlineLvl w:val="1"/>
+        <w:rPr>
+          <w:rFonts w:ascii="Times New Roman" w:eastAsia="Times New Roman" w:hAnsi="Times New Roman" w:cs="Times New Roman"/>
+          <w:b/>
+          <w:bCs/>
+          <w:kern w:val="0"/>
+          <w14:ligatures w14:val="none"/>
+        </w:rPr>
+      </w:pPr>
+      <w:r>
+        <w:rPr>
+          <w:rFonts w:ascii="Times New Roman" w:eastAsia="Times New Roman" w:hAnsi="Times New Roman" w:cs="Times New Roman"/>
+          <w:b/>
+          <w:bCs/>
+          <w:kern w:val="0"/>
+          <w14:ligatures w14:val="none"/>
+        </w:rPr>
+        <w:t>Week 7 Changelog</w:t>
+      </w:r>
+    </w:p>
+    <w:p>
+      <w:pPr>
+        <w:tabs>
+          <w:tab w:val="left" w:pos="916"/>
+          <w:tab w:val="left" w:pos="1832"/>
+          <w:tab w:val="left" w:pos="2748"/>
+          <w:tab w:val="left" w:pos="3664"/>
+          <w:tab w:val="left" w:pos="4580"/>
+          <w:tab w:val="left" w:pos="5496"/>
+          <w:tab w:val="left" w:pos="6412"/>
+          <w:tab w:val="left" w:pos="7328"/>
+          <w:tab w:val="left" w:pos="8244"/>
+          <w:tab w:val="left" w:pos="9160"/>
+          <w:tab w:val="left" w:pos="10076"/>
+          <w:tab w:val="left" w:pos="10992"/>
+          <w:tab w:val="left" w:pos="11908"/>
+          <w:tab w:val="left" w:pos="12824"/>
+          <w:tab w:val="left" w:pos="13740"/>
+          <w:tab w:val="left" w:pos="14656"/>
+        </w:tabs>
+        <w:spacing w:before="0" w:beforeAutospacing="0" w:after="0" w:afterAutospacing="0" w:line="240" w:lineRule="auto"/>
+        <w:rPr>
+          <w:rFonts w:ascii="Times New Roman" w:eastAsia="Times New Roman" w:hAnsi="Times New Roman" w:cs="Times New Roman"/>
+          <w:kern w:val="0"/>
+          <w14:ligatures w14:val="none"/>
+        </w:rPr>
+      </w:pPr>
+      <w:r>
+        <w:rPr>
+          <w:rFonts w:ascii="Times New Roman" w:eastAsia="Times New Roman" w:hAnsi="Times New Roman" w:cs="Times New Roman"/>
+          <w:kern w:val="0"/>
+          <w14:ligatures w14:val="none"/>
+        </w:rPr>
+        <w:t>- Continued testing and optimization of the multi-county real estate website.</w:t>
+      </w:r>
+      <w:r>
+        <w:rPr>
+          <w:rFonts w:ascii="Times New Roman" w:eastAsia="Times New Roman" w:hAnsi="Times New Roman" w:cs="Times New Roman"/>
+          <w:kern w:val="0"/>
+          <w14:ligatures w14:val="none"/>
+        </w:rPr>
+        <w:br/>
+        <w:t>- Verified Angular frontend and ASP.NET backend continue running together correctly.</w:t>
+      </w:r>
+      <w:r>
+        <w:rPr>
+          <w:rFonts w:ascii="Times New Roman" w:eastAsia="Times New Roman" w:hAnsi="Times New Roman" w:cs="Times New Roman"/>
+          <w:kern w:val="0"/>
+          <w14:ligatures w14:val="none"/>
+        </w:rPr>
+        <w:br/>
+        <w:t>- Tested navigation between website pages including Buying, Financing, About, and Local Areas.</w:t>
+      </w:r>
+      <w:r>
+        <w:rPr>
+          <w:rFonts w:ascii="Times New Roman" w:eastAsia="Times New Roman" w:hAnsi="Times New Roman" w:cs="Times New Roman"/>
+          <w:kern w:val="0"/>
+          <w14:ligatures w14:val="none"/>
+        </w:rPr>
+        <w:br/>
+        <w:t>- Continued improving site organization and user experience.</w:t>
+      </w:r>
+      <w:r>
+        <w:rPr>
+          <w:rFonts w:ascii="Times New Roman" w:eastAsia="Times New Roman" w:hAnsi="Times New Roman" w:cs="Times New Roman"/>
+          <w:kern w:val="0"/>
+          <w14:ligatures w14:val="none"/>
+        </w:rPr>
+        <w:br/>
+        <w:t>- Evaluated homepage layout improvements for future development.</w:t>
+      </w:r>
+      <w:r>
+        <w:rPr>
+          <w:rFonts w:ascii="Times New Roman" w:eastAsia="Times New Roman" w:hAnsi="Times New Roman" w:cs="Times New Roman"/>
+          <w:kern w:val="0"/>
+          <w14:ligatures w14:val="none"/>
+        </w:rPr>
+        <w:br/>
+        <w:t>- Continued testing lead/contact functionality.</w:t>
+      </w:r>
+      <w:r>
+        <w:rPr>
+          <w:rFonts w:ascii="Times New Roman" w:eastAsia="Times New Roman" w:hAnsi="Times New Roman" w:cs="Times New Roman"/>
+          <w:kern w:val="0"/>
+          <w14:ligatures w14:val="none"/>
+        </w:rPr>
+        <w:br/>
+        <w:t>- Performed additional debugging and minor UI cleanup.</w:t>
+      </w:r>
+    </w:p>
+    <w:p>
+      <w:pPr>
+        <w:tabs>
+          <w:tab w:val="left" w:pos="916"/>
+          <w:tab w:val="left" w:pos="1832"/>
+          <w:tab w:val="left" w:pos="2748"/>
+          <w:tab w:val="left" w:pos="3664"/>
+          <w:tab w:val="left" w:pos="4580"/>
+          <w:tab w:val="left" w:pos="5496"/>
+          <w:tab w:val="left" w:pos="6412"/>
+          <w:tab w:val="left" w:pos="7328"/>
+          <w:tab w:val="left" w:pos="8244"/>
+          <w:tab w:val="left" w:pos="9160"/>
+          <w:tab w:val="left" w:pos="10076"/>
+          <w:tab w:val="left" w:pos="10992"/>
+          <w:tab w:val="left" w:pos="11908"/>
+          <w:tab w:val="left" w:pos="12824"/>
+          <w:tab w:val="left" w:pos="13740"/>
+          <w:tab w:val="left" w:pos="14656"/>
+        </w:tabs>
+        <w:spacing w:before="0" w:beforeAutospacing="0" w:after="0" w:afterAutospacing="0" w:line="240" w:lineRule="auto"/>
+        <w:rPr>
+          <w:rFonts w:ascii="Times New Roman" w:hAnsi="Times New Roman" w:cs="Times New Roman"/>
+        </w:rPr>
+      </w:pPr>
+    </w:p>
+    <w:p>
+      <w:pPr>
+        <w:tabs>
+          <w:tab w:val="left" w:pos="916"/>
+          <w:tab w:val="left" w:pos="1832"/>
+          <w:tab w:val="left" w:pos="2748"/>
+          <w:tab w:val="left" w:pos="3664"/>
+          <w:tab w:val="left" w:pos="4580"/>
+          <w:tab w:val="left" w:pos="5496"/>
+          <w:tab w:val="left" w:pos="6412"/>
+          <w:tab w:val="left" w:pos="7328"/>
+          <w:tab w:val="left" w:pos="8244"/>
+          <w:tab w:val="left" w:pos="9160"/>
+          <w:tab w:val="left" w:pos="10076"/>
+          <w:tab w:val="left" w:pos="10992"/>
+          <w:tab w:val="left" w:pos="11908"/>
+          <w:tab w:val="left" w:pos="12824"/>
+          <w:tab w:val="left" w:pos="13740"/>
+          <w:tab w:val="left" w:pos="14656"/>
+        </w:tabs>
+        <w:spacing w:before="0" w:beforeAutospacing="0" w:after="0" w:afterAutospacing="0" w:line="240" w:lineRule="auto"/>
+        <w:rPr>
+          <w:rFonts w:ascii="Times New Roman" w:hAnsi="Times New Roman" w:cs="Times New Roman"/>
+        </w:rPr>
+      </w:pPr>
+    </w:p>
+    <w:p>
+      <w:pPr>
+        <w:spacing w:line="240" w:lineRule="auto"/>
+        <w:outlineLvl w:val="1"/>
+        <w:rPr>
+          <w:rFonts w:ascii="Times New Roman" w:eastAsia="Times New Roman" w:hAnsi="Times New Roman" w:cs="Times New Roman"/>
+          <w:b/>
+          <w:bCs/>
+          <w:kern w:val="0"/>
+          <w14:ligatures w14:val="none"/>
+        </w:rPr>
+      </w:pPr>
+      <w:r>
+        <w:rPr>
+          <w:rFonts w:ascii="Times New Roman" w:eastAsia="Times New Roman" w:hAnsi="Times New Roman" w:cs="Times New Roman"/>
+          <w:b/>
+          <w:bCs/>
+          <w:kern w:val="0"/>
+          <w14:ligatures w14:val="none"/>
+        </w:rPr>
+        <w:t>Week 7 Feature List</w:t>
+      </w:r>
+    </w:p>
+    <w:p>
+      <w:pPr>
+        <w:tabs>
+          <w:tab w:val="left" w:pos="916"/>
+          <w:tab w:val="left" w:pos="1832"/>
+          <w:tab w:val="left" w:pos="2748"/>
+          <w:tab w:val="left" w:pos="3664"/>
+          <w:tab w:val="left" w:pos="4580"/>
+          <w:tab w:val="left" w:pos="5496"/>
+          <w:tab w:val="left" w:pos="6412"/>
+          <w:tab w:val="left" w:pos="7328"/>
+          <w:tab w:val="left" w:pos="8244"/>
+          <w:tab w:val="left" w:pos="9160"/>
+          <w:tab w:val="left" w:pos="10076"/>
+          <w:tab w:val="left" w:pos="10992"/>
+          <w:tab w:val="left" w:pos="11908"/>
+          <w:tab w:val="left" w:pos="12824"/>
+          <w:tab w:val="left" w:pos="13740"/>
+          <w:tab w:val="left" w:pos="14656"/>
+        </w:tabs>
+        <w:spacing w:before="0" w:beforeAutospacing="0" w:after="0" w:afterAutospacing="0" w:line="240" w:lineRule="auto"/>
+        <w:rPr>
+          <w:rFonts w:ascii="Times New Roman" w:eastAsia="Times New Roman" w:hAnsi="Times New Roman" w:cs="Times New Roman"/>
+          <w:kern w:val="0"/>
+          <w14:ligatures w14:val="none"/>
+        </w:rPr>
+      </w:pPr>
+      <w:r>
+        <w:rPr>
+          <w:rFonts w:ascii="Times New Roman" w:eastAsia="Times New Roman" w:hAnsi="Times New Roman" w:cs="Times New Roman"/>
+          <w:kern w:val="0"/>
+          <w14:ligatures w14:val="none"/>
+        </w:rPr>
+        <w:t>Completed or Improved Features</w:t>
+      </w:r>
+      <w:r>
+        <w:rPr>
+          <w:rFonts w:ascii="Times New Roman" w:eastAsia="Times New Roman" w:hAnsi="Times New Roman" w:cs="Times New Roman"/>
+          <w:kern w:val="0"/>
+          <w14:ligatures w14:val="none"/>
+        </w:rPr>
+        <w:br/>
+        <w:t>[X] Frontend and backend verified working</w:t>
+      </w:r>
+      <w:r>
+        <w:rPr>
+          <w:rFonts w:ascii="Times New Roman" w:eastAsia="Times New Roman" w:hAnsi="Times New Roman" w:cs="Times New Roman"/>
+          <w:kern w:val="0"/>
+          <w14:ligatures w14:val="none"/>
+        </w:rPr>
+        <w:br/>
+        <w:t>[X] Multi-page navigation tested</w:t>
+      </w:r>
+      <w:r>
+        <w:rPr>
+          <w:rFonts w:ascii="Times New Roman" w:eastAsia="Times New Roman" w:hAnsi="Times New Roman" w:cs="Times New Roman"/>
+          <w:kern w:val="0"/>
+          <w14:ligatures w14:val="none"/>
+        </w:rPr>
+        <w:br/>
+        <w:t>[X] Local areas dropdown functioning</w:t>
+      </w:r>
+      <w:r>
+        <w:rPr>
+          <w:rFonts w:ascii="Times New Roman" w:eastAsia="Times New Roman" w:hAnsi="Times New Roman" w:cs="Times New Roman"/>
+          <w:kern w:val="0"/>
+          <w14:ligatures w14:val="none"/>
+        </w:rPr>
+        <w:br/>
+        <w:t>[X] Buying and financing pages available</w:t>
+      </w:r>
+      <w:r>
+        <w:rPr>
+          <w:rFonts w:ascii="Times New Roman" w:eastAsia="Times New Roman" w:hAnsi="Times New Roman" w:cs="Times New Roman"/>
+          <w:kern w:val="0"/>
+          <w14:ligatures w14:val="none"/>
+        </w:rPr>
+        <w:br/>
+        <w:t>[X] Contact functionality continued</w:t>
+      </w:r>
+      <w:r>
+        <w:rPr>
+          <w:rFonts w:ascii="Times New Roman" w:eastAsia="Times New Roman" w:hAnsi="Times New Roman" w:cs="Times New Roman"/>
+          <w:kern w:val="0"/>
+          <w14:ligatures w14:val="none"/>
+        </w:rPr>
+        <w:br/>
+        <w:t>[X] Swagger API operational</w:t>
+      </w:r>
+      <w:r>
+        <w:rPr>
+          <w:rFonts w:ascii="Times New Roman" w:eastAsia="Times New Roman" w:hAnsi="Times New Roman" w:cs="Times New Roman"/>
+          <w:kern w:val="0"/>
+          <w14:ligatures w14:val="none"/>
+        </w:rPr>
+        <w:br/>
+        <w:t>[X] GitHub repository maintained and updated</w:t>
+      </w:r>
+      <w:r>
+        <w:rPr>
+          <w:rFonts w:ascii="Times New Roman" w:eastAsia="Times New Roman" w:hAnsi="Times New Roman" w:cs="Times New Roman"/>
+          <w:kern w:val="0"/>
+          <w14:ligatures w14:val="none"/>
+        </w:rPr>
+        <w:br/>
+      </w:r>
+      <w:r>
+        <w:rPr>
+          <w:rFonts w:ascii="Times New Roman" w:eastAsia="Times New Roman" w:hAnsi="Times New Roman" w:cs="Times New Roman"/>
+          <w:kern w:val="0"/>
+          <w14:ligatures w14:val="none"/>
+        </w:rPr>
+        <w:br/>
+        <w:t>Features Still In Progress</w:t>
+      </w:r>
+      <w:r>
+        <w:rPr>
+          <w:rFonts w:ascii="Times New Roman" w:eastAsia="Times New Roman" w:hAnsi="Times New Roman" w:cs="Times New Roman"/>
+          <w:kern w:val="0"/>
+          <w14:ligatures w14:val="none"/>
+        </w:rPr>
+        <w:br/>
+        <w:t>[ ] Homepage redesign and professional styling</w:t>
+      </w:r>
+      <w:r>
+        <w:rPr>
+          <w:rFonts w:ascii="Times New Roman" w:eastAsia="Times New Roman" w:hAnsi="Times New Roman" w:cs="Times New Roman"/>
+          <w:kern w:val="0"/>
+          <w14:ligatures w14:val="none"/>
+        </w:rPr>
+        <w:br/>
+        <w:t>[ ] Admin dashboard improvements</w:t>
+      </w:r>
+      <w:r>
+        <w:rPr>
+          <w:rFonts w:ascii="Times New Roman" w:eastAsia="Times New Roman" w:hAnsi="Times New Roman" w:cs="Times New Roman"/>
+          <w:kern w:val="0"/>
+          <w14:ligatures w14:val="none"/>
+        </w:rPr>
+        <w:br/>
+        <w:t>[ ] Authentication/security enhancements</w:t>
+      </w:r>
+      <w:r>
+        <w:rPr>
+          <w:rFonts w:ascii="Times New Roman" w:eastAsia="Times New Roman" w:hAnsi="Times New Roman" w:cs="Times New Roman"/>
+          <w:kern w:val="0"/>
+          <w14:ligatures w14:val="none"/>
+        </w:rPr>
+        <w:br/>
+        <w:t>[ ] Listing search improvements</w:t>
+      </w:r>
+      <w:r>
+        <w:rPr>
+          <w:rFonts w:ascii="Times New Roman" w:eastAsia="Times New Roman" w:hAnsi="Times New Roman" w:cs="Times New Roman"/>
+          <w:kern w:val="0"/>
+          <w14:ligatures w14:val="none"/>
+        </w:rPr>
+        <w:br/>
+        <w:t>[ ] Mobile responsiveness</w:t>
+      </w:r>
+      <w:r>
+        <w:rPr>
+          <w:rFonts w:ascii="Times New Roman" w:eastAsia="Times New Roman" w:hAnsi="Times New Roman" w:cs="Times New Roman"/>
+          <w:kern w:val="0"/>
+          <w14:ligatures w14:val="none"/>
+        </w:rPr>
+        <w:br/>
+        <w:t>[ ] Final deployment and optimization</w:t>
       </w:r>
     </w:p>
     <w:p>

--- a/SRS_Document.docx
+++ b/SRS_Document.docx
@@ -50,7 +50,7 @@
           <w:kern w:val="0"/>
           <w14:ligatures w14:val="none"/>
         </w:rPr>
-        <w:t>7</w:t>
+        <w:t>8</w:t>
       </w:r>
       <w:r>
         <w:rPr>
@@ -684,25 +684,7 @@
           <w:kern w:val="0"/>
           <w14:ligatures w14:val="none"/>
         </w:rPr>
-        <w:t>Database: SQL Server (</w:t>
-      </w:r>
-      <w:proofErr w:type="spellStart"/>
-      <w:r>
-        <w:rPr>
-          <w:rFonts w:ascii="Times New Roman" w:eastAsia="Times New Roman" w:hAnsi="Times New Roman" w:cs="Times New Roman"/>
-          <w:kern w:val="0"/>
-          <w14:ligatures w14:val="none"/>
-        </w:rPr>
-        <w:t>LocalDB</w:t>
-      </w:r>
-      <w:proofErr w:type="spellEnd"/>
-      <w:r>
-        <w:rPr>
-          <w:rFonts w:ascii="Times New Roman" w:eastAsia="Times New Roman" w:hAnsi="Times New Roman" w:cs="Times New Roman"/>
-          <w:kern w:val="0"/>
-          <w14:ligatures w14:val="none"/>
-        </w:rPr>
-        <w:t xml:space="preserve"> for development)</w:t>
+        <w:t>Database: SQL Server (LocalDB for development)</w:t>
       </w:r>
     </w:p>
     <w:p>
@@ -1188,25 +1170,7 @@
           <w14:ligatures w14:val="none"/>
         </w:rPr>
         <w:lastRenderedPageBreak/>
-        <w:t xml:space="preserve">Created </w:t>
-      </w:r>
-      <w:proofErr w:type="spellStart"/>
-      <w:r>
-        <w:rPr>
-          <w:rFonts w:ascii="Times New Roman" w:eastAsia="Times New Roman" w:hAnsi="Times New Roman" w:cs="Times New Roman"/>
-          <w:kern w:val="0"/>
-          <w14:ligatures w14:val="none"/>
-        </w:rPr>
-        <w:t>EmailLeads</w:t>
-      </w:r>
-      <w:proofErr w:type="spellEnd"/>
-      <w:r>
-        <w:rPr>
-          <w:rFonts w:ascii="Times New Roman" w:eastAsia="Times New Roman" w:hAnsi="Times New Roman" w:cs="Times New Roman"/>
-          <w:kern w:val="0"/>
-          <w14:ligatures w14:val="none"/>
-        </w:rPr>
-        <w:t xml:space="preserve"> endpoints (POST and GET)</w:t>
+        <w:t>Created EmailLeads endpoints (POST and GET)</w:t>
       </w:r>
     </w:p>
     <w:p>
@@ -2152,6 +2116,216 @@
         </w:rPr>
         <w:br/>
         <w:t>[ ] Final deployment and optimization</w:t>
+      </w:r>
+    </w:p>
+    <w:p>
+      <w:pPr>
+        <w:tabs>
+          <w:tab w:val="left" w:pos="916"/>
+          <w:tab w:val="left" w:pos="1832"/>
+          <w:tab w:val="left" w:pos="2748"/>
+          <w:tab w:val="left" w:pos="3664"/>
+          <w:tab w:val="left" w:pos="4580"/>
+          <w:tab w:val="left" w:pos="5496"/>
+          <w:tab w:val="left" w:pos="6412"/>
+          <w:tab w:val="left" w:pos="7328"/>
+          <w:tab w:val="left" w:pos="8244"/>
+          <w:tab w:val="left" w:pos="9160"/>
+          <w:tab w:val="left" w:pos="10076"/>
+          <w:tab w:val="left" w:pos="10992"/>
+          <w:tab w:val="left" w:pos="11908"/>
+          <w:tab w:val="left" w:pos="12824"/>
+          <w:tab w:val="left" w:pos="13740"/>
+          <w:tab w:val="left" w:pos="14656"/>
+        </w:tabs>
+        <w:spacing w:before="0" w:beforeAutospacing="0" w:after="0" w:afterAutospacing="0" w:line="240" w:lineRule="auto"/>
+        <w:rPr>
+          <w:rFonts w:ascii="Times New Roman" w:hAnsi="Times New Roman" w:cs="Times New Roman"/>
+        </w:rPr>
+      </w:pPr>
+    </w:p>
+    <w:p>
+      <w:pPr>
+        <w:tabs>
+          <w:tab w:val="left" w:pos="916"/>
+          <w:tab w:val="left" w:pos="1832"/>
+          <w:tab w:val="left" w:pos="2748"/>
+          <w:tab w:val="left" w:pos="3664"/>
+          <w:tab w:val="left" w:pos="4580"/>
+          <w:tab w:val="left" w:pos="5496"/>
+          <w:tab w:val="left" w:pos="6412"/>
+          <w:tab w:val="left" w:pos="7328"/>
+          <w:tab w:val="left" w:pos="8244"/>
+          <w:tab w:val="left" w:pos="9160"/>
+          <w:tab w:val="left" w:pos="10076"/>
+          <w:tab w:val="left" w:pos="10992"/>
+          <w:tab w:val="left" w:pos="11908"/>
+          <w:tab w:val="left" w:pos="12824"/>
+          <w:tab w:val="left" w:pos="13740"/>
+          <w:tab w:val="left" w:pos="14656"/>
+        </w:tabs>
+        <w:spacing w:before="0" w:beforeAutospacing="0" w:after="0" w:afterAutospacing="0" w:line="240" w:lineRule="auto"/>
+        <w:rPr>
+          <w:rFonts w:ascii="Times New Roman" w:hAnsi="Times New Roman" w:cs="Times New Roman"/>
+        </w:rPr>
+      </w:pPr>
+    </w:p>
+    <w:p>
+      <w:pPr>
+        <w:tabs>
+          <w:tab w:val="left" w:pos="916"/>
+          <w:tab w:val="left" w:pos="1832"/>
+          <w:tab w:val="left" w:pos="2748"/>
+          <w:tab w:val="left" w:pos="3664"/>
+          <w:tab w:val="left" w:pos="4580"/>
+          <w:tab w:val="left" w:pos="5496"/>
+          <w:tab w:val="left" w:pos="6412"/>
+          <w:tab w:val="left" w:pos="7328"/>
+          <w:tab w:val="left" w:pos="8244"/>
+          <w:tab w:val="left" w:pos="9160"/>
+          <w:tab w:val="left" w:pos="10076"/>
+          <w:tab w:val="left" w:pos="10992"/>
+          <w:tab w:val="left" w:pos="11908"/>
+          <w:tab w:val="left" w:pos="12824"/>
+          <w:tab w:val="left" w:pos="13740"/>
+          <w:tab w:val="left" w:pos="14656"/>
+        </w:tabs>
+        <w:spacing w:before="0" w:beforeAutospacing="0" w:after="0" w:afterAutospacing="0" w:line="240" w:lineRule="auto"/>
+        <w:rPr>
+          <w:rFonts w:ascii="Times New Roman" w:eastAsia="Times New Roman" w:hAnsi="Times New Roman" w:cs="Times New Roman"/>
+          <w:kern w:val="0"/>
+          <w14:ligatures w14:val="none"/>
+        </w:rPr>
+      </w:pPr>
+      <w:r>
+        <w:rPr>
+          <w:rFonts w:ascii="Times New Roman" w:eastAsia="Times New Roman" w:hAnsi="Times New Roman" w:cs="Times New Roman"/>
+          <w:kern w:val="0"/>
+          <w14:ligatures w14:val="none"/>
+        </w:rPr>
+        <w:t>Week 8 Changelog</w:t>
+      </w:r>
+      <w:r>
+        <w:rPr>
+          <w:rFonts w:ascii="Times New Roman" w:eastAsia="Times New Roman" w:hAnsi="Times New Roman" w:cs="Times New Roman"/>
+          <w:kern w:val="0"/>
+          <w14:ligatures w14:val="none"/>
+        </w:rPr>
+        <w:br/>
+      </w:r>
+      <w:r>
+        <w:rPr>
+          <w:rFonts w:ascii="Times New Roman" w:eastAsia="Times New Roman" w:hAnsi="Times New Roman" w:cs="Times New Roman"/>
+          <w:kern w:val="0"/>
+          <w14:ligatures w14:val="none"/>
+        </w:rPr>
+        <w:br/>
+        <w:t>- Conducted user testing session with family member</w:t>
+      </w:r>
+      <w:r>
+        <w:rPr>
+          <w:rFonts w:ascii="Times New Roman" w:eastAsia="Times New Roman" w:hAnsi="Times New Roman" w:cs="Times New Roman"/>
+          <w:kern w:val="0"/>
+          <w14:ligatures w14:val="none"/>
+        </w:rPr>
+        <w:br/>
+        <w:t>- Gathered usability and design feedback</w:t>
+      </w:r>
+      <w:r>
+        <w:rPr>
+          <w:rFonts w:ascii="Times New Roman" w:eastAsia="Times New Roman" w:hAnsi="Times New Roman" w:cs="Times New Roman"/>
+          <w:kern w:val="0"/>
+          <w14:ligatures w14:val="none"/>
+        </w:rPr>
+        <w:br/>
+        <w:t>- Identified areas for UI improvement and consistency</w:t>
+      </w:r>
+      <w:r>
+        <w:rPr>
+          <w:rFonts w:ascii="Times New Roman" w:eastAsia="Times New Roman" w:hAnsi="Times New Roman" w:cs="Times New Roman"/>
+          <w:kern w:val="0"/>
+          <w14:ligatures w14:val="none"/>
+        </w:rPr>
+        <w:br/>
+        <w:t>- Continued improving project toward final submission</w:t>
+      </w:r>
+      <w:r>
+        <w:rPr>
+          <w:rFonts w:ascii="Times New Roman" w:eastAsia="Times New Roman" w:hAnsi="Times New Roman" w:cs="Times New Roman"/>
+          <w:kern w:val="0"/>
+          <w14:ligatures w14:val="none"/>
+        </w:rPr>
+        <w:br/>
+      </w:r>
+      <w:r>
+        <w:rPr>
+          <w:rFonts w:ascii="Times New Roman" w:eastAsia="Times New Roman" w:hAnsi="Times New Roman" w:cs="Times New Roman"/>
+          <w:kern w:val="0"/>
+          <w14:ligatures w14:val="none"/>
+        </w:rPr>
+        <w:br/>
+        <w:t>Feature Feedback / Planned Improvements</w:t>
+      </w:r>
+      <w:r>
+        <w:rPr>
+          <w:rFonts w:ascii="Times New Roman" w:eastAsia="Times New Roman" w:hAnsi="Times New Roman" w:cs="Times New Roman"/>
+          <w:kern w:val="0"/>
+          <w14:ligatures w14:val="none"/>
+        </w:rPr>
+        <w:br/>
+      </w:r>
+      <w:r>
+        <w:rPr>
+          <w:rFonts w:ascii="Times New Roman" w:eastAsia="Times New Roman" w:hAnsi="Times New Roman" w:cs="Times New Roman"/>
+          <w:kern w:val="0"/>
+          <w14:ligatures w14:val="none"/>
+        </w:rPr>
+        <w:br/>
+        <w:t>- Make financing form match contact form styling</w:t>
+      </w:r>
+      <w:r>
+        <w:rPr>
+          <w:rFonts w:ascii="Times New Roman" w:eastAsia="Times New Roman" w:hAnsi="Times New Roman" w:cs="Times New Roman"/>
+          <w:kern w:val="0"/>
+          <w14:ligatures w14:val="none"/>
+        </w:rPr>
+        <w:br/>
+        <w:t>- Improve button contrast for readability</w:t>
+      </w:r>
+      <w:r>
+        <w:rPr>
+          <w:rFonts w:ascii="Times New Roman" w:eastAsia="Times New Roman" w:hAnsi="Times New Roman" w:cs="Times New Roman"/>
+          <w:kern w:val="0"/>
+          <w14:ligatures w14:val="none"/>
+        </w:rPr>
+        <w:br/>
+      </w:r>
+      <w:r>
+        <w:rPr>
+          <w:rFonts w:ascii="Times New Roman" w:eastAsia="Times New Roman" w:hAnsi="Times New Roman" w:cs="Times New Roman"/>
+          <w:kern w:val="0"/>
+          <w14:ligatures w14:val="none"/>
+        </w:rPr>
+        <w:lastRenderedPageBreak/>
+        <w:t>- Add clickable summary sections to home page</w:t>
+      </w:r>
+      <w:r>
+        <w:rPr>
+          <w:rFonts w:ascii="Times New Roman" w:eastAsia="Times New Roman" w:hAnsi="Times New Roman" w:cs="Times New Roman"/>
+          <w:kern w:val="0"/>
+          <w14:ligatures w14:val="none"/>
+        </w:rPr>
+        <w:br/>
+        <w:t>- Improve listing page card contrast and readability</w:t>
+      </w:r>
+      <w:r>
+        <w:rPr>
+          <w:rFonts w:ascii="Times New Roman" w:eastAsia="Times New Roman" w:hAnsi="Times New Roman" w:cs="Times New Roman"/>
+          <w:kern w:val="0"/>
+          <w14:ligatures w14:val="none"/>
+        </w:rPr>
+        <w:br/>
+        <w:t>- Continue refining UI polish and navigation</w:t>
       </w:r>
     </w:p>
     <w:p>

--- a/SRS_Document.docx
+++ b/SRS_Document.docx
@@ -50,15 +50,15 @@
           <w:kern w:val="0"/>
           <w14:ligatures w14:val="none"/>
         </w:rPr>
-        <w:t>8</w:t>
-      </w:r>
-      <w:r>
-        <w:rPr>
-          <w:rFonts w:ascii="Times New Roman" w:eastAsia="Times New Roman" w:hAnsi="Times New Roman" w:cs="Times New Roman"/>
-          <w:kern w:val="0"/>
-          <w14:ligatures w14:val="none"/>
-        </w:rPr>
-        <w:t xml:space="preserve"> Check In</w:t>
+        <w:t xml:space="preserve">9 </w:t>
+      </w:r>
+      <w:r>
+        <w:rPr>
+          <w:rFonts w:ascii="Times New Roman" w:eastAsia="Times New Roman" w:hAnsi="Times New Roman" w:cs="Times New Roman"/>
+          <w:kern w:val="0"/>
+          <w14:ligatures w14:val="none"/>
+        </w:rPr>
+        <w:t>Check In</w:t>
       </w:r>
     </w:p>
     <w:p>
@@ -684,7 +684,25 @@
           <w:kern w:val="0"/>
           <w14:ligatures w14:val="none"/>
         </w:rPr>
-        <w:t>Database: SQL Server (LocalDB for development)</w:t>
+        <w:t>Database: SQL Server (</w:t>
+      </w:r>
+      <w:proofErr w:type="spellStart"/>
+      <w:r>
+        <w:rPr>
+          <w:rFonts w:ascii="Times New Roman" w:eastAsia="Times New Roman" w:hAnsi="Times New Roman" w:cs="Times New Roman"/>
+          <w:kern w:val="0"/>
+          <w14:ligatures w14:val="none"/>
+        </w:rPr>
+        <w:t>LocalDB</w:t>
+      </w:r>
+      <w:proofErr w:type="spellEnd"/>
+      <w:r>
+        <w:rPr>
+          <w:rFonts w:ascii="Times New Roman" w:eastAsia="Times New Roman" w:hAnsi="Times New Roman" w:cs="Times New Roman"/>
+          <w:kern w:val="0"/>
+          <w14:ligatures w14:val="none"/>
+        </w:rPr>
+        <w:t xml:space="preserve"> for development)</w:t>
       </w:r>
     </w:p>
     <w:p>
@@ -1170,7 +1188,25 @@
           <w14:ligatures w14:val="none"/>
         </w:rPr>
         <w:lastRenderedPageBreak/>
-        <w:t>Created EmailLeads endpoints (POST and GET)</w:t>
+        <w:t xml:space="preserve">Created </w:t>
+      </w:r>
+      <w:proofErr w:type="spellStart"/>
+      <w:r>
+        <w:rPr>
+          <w:rFonts w:ascii="Times New Roman" w:eastAsia="Times New Roman" w:hAnsi="Times New Roman" w:cs="Times New Roman"/>
+          <w:kern w:val="0"/>
+          <w14:ligatures w14:val="none"/>
+        </w:rPr>
+        <w:t>EmailLeads</w:t>
+      </w:r>
+      <w:proofErr w:type="spellEnd"/>
+      <w:r>
+        <w:rPr>
+          <w:rFonts w:ascii="Times New Roman" w:eastAsia="Times New Roman" w:hAnsi="Times New Roman" w:cs="Times New Roman"/>
+          <w:kern w:val="0"/>
+          <w14:ligatures w14:val="none"/>
+        </w:rPr>
+        <w:t xml:space="preserve"> endpoints (POST and GET)</w:t>
       </w:r>
     </w:p>
     <w:p>
@@ -2354,6 +2390,932 @@
         </w:rPr>
       </w:pPr>
     </w:p>
+    <w:p>
+      <w:pPr>
+        <w:tabs>
+          <w:tab w:val="left" w:pos="916"/>
+          <w:tab w:val="left" w:pos="1832"/>
+          <w:tab w:val="left" w:pos="2748"/>
+          <w:tab w:val="left" w:pos="3664"/>
+          <w:tab w:val="left" w:pos="4580"/>
+          <w:tab w:val="left" w:pos="5496"/>
+          <w:tab w:val="left" w:pos="6412"/>
+          <w:tab w:val="left" w:pos="7328"/>
+          <w:tab w:val="left" w:pos="8244"/>
+          <w:tab w:val="left" w:pos="9160"/>
+          <w:tab w:val="left" w:pos="10076"/>
+          <w:tab w:val="left" w:pos="10992"/>
+          <w:tab w:val="left" w:pos="11908"/>
+          <w:tab w:val="left" w:pos="12824"/>
+          <w:tab w:val="left" w:pos="13740"/>
+          <w:tab w:val="left" w:pos="14656"/>
+        </w:tabs>
+        <w:spacing w:before="0" w:beforeAutospacing="0" w:after="0" w:afterAutospacing="0" w:line="240" w:lineRule="auto"/>
+        <w:rPr>
+          <w:rFonts w:ascii="Times New Roman" w:hAnsi="Times New Roman" w:cs="Times New Roman"/>
+        </w:rPr>
+      </w:pPr>
+    </w:p>
+    <w:p>
+      <w:pPr>
+        <w:spacing w:line="240" w:lineRule="auto"/>
+        <w:outlineLvl w:val="1"/>
+        <w:rPr>
+          <w:rFonts w:ascii="Times New Roman" w:eastAsia="Times New Roman" w:hAnsi="Times New Roman" w:cs="Times New Roman"/>
+          <w:b/>
+          <w:bCs/>
+          <w:kern w:val="0"/>
+          <w:sz w:val="36"/>
+          <w:szCs w:val="36"/>
+          <w14:ligatures w14:val="none"/>
+        </w:rPr>
+      </w:pPr>
+      <w:r>
+        <w:rPr>
+          <w:rFonts w:ascii="Times New Roman" w:eastAsia="Times New Roman" w:hAnsi="Times New Roman" w:cs="Times New Roman"/>
+          <w:b/>
+          <w:bCs/>
+          <w:kern w:val="0"/>
+          <w:sz w:val="36"/>
+          <w:szCs w:val="36"/>
+          <w14:ligatures w14:val="none"/>
+        </w:rPr>
+        <w:t>Week 9 Changelog – Bug Fixing and Optimization</w:t>
+      </w:r>
+    </w:p>
+    <w:p>
+      <w:pPr>
+        <w:spacing w:line="240" w:lineRule="auto"/>
+        <w:rPr>
+          <w:rFonts w:ascii="Times New Roman" w:eastAsia="Times New Roman" w:hAnsi="Times New Roman" w:cs="Times New Roman"/>
+          <w:kern w:val="0"/>
+          <w14:ligatures w14:val="none"/>
+        </w:rPr>
+      </w:pPr>
+      <w:r>
+        <w:rPr>
+          <w:rFonts w:ascii="Times New Roman" w:eastAsia="Times New Roman" w:hAnsi="Times New Roman" w:cs="Times New Roman"/>
+          <w:kern w:val="0"/>
+          <w14:ligatures w14:val="none"/>
+        </w:rPr>
+        <w:t>During Week 9, I focused on improving the stability, usability, and overall polish of the multi-county real estate website and lead tracking system. Based on previous testing feedback and known issues, I reviewed the application for bugs and areas that could be made clearer for users.</w:t>
+      </w:r>
+    </w:p>
+    <w:p>
+      <w:pPr>
+        <w:spacing w:line="240" w:lineRule="auto"/>
+        <w:outlineLvl w:val="2"/>
+        <w:rPr>
+          <w:rFonts w:ascii="Times New Roman" w:eastAsia="Times New Roman" w:hAnsi="Times New Roman" w:cs="Times New Roman"/>
+          <w:b/>
+          <w:bCs/>
+          <w:kern w:val="0"/>
+          <w:sz w:val="27"/>
+          <w:szCs w:val="27"/>
+          <w14:ligatures w14:val="none"/>
+        </w:rPr>
+      </w:pPr>
+      <w:r>
+        <w:rPr>
+          <w:rFonts w:ascii="Times New Roman" w:eastAsia="Times New Roman" w:hAnsi="Times New Roman" w:cs="Times New Roman"/>
+          <w:b/>
+          <w:bCs/>
+          <w:kern w:val="0"/>
+          <w:sz w:val="27"/>
+          <w:szCs w:val="27"/>
+          <w14:ligatures w14:val="none"/>
+        </w:rPr>
+        <w:t>Bugs Fixed / Improvements Made</w:t>
+      </w:r>
+    </w:p>
+    <w:p>
+      <w:pPr>
+        <w:numPr>
+          <w:ilvl w:val="0"/>
+          <w:numId w:val="7"/>
+        </w:numPr>
+        <w:spacing w:line="240" w:lineRule="auto"/>
+        <w:rPr>
+          <w:rFonts w:ascii="Times New Roman" w:eastAsia="Times New Roman" w:hAnsi="Times New Roman" w:cs="Times New Roman"/>
+          <w:kern w:val="0"/>
+          <w14:ligatures w14:val="none"/>
+        </w:rPr>
+      </w:pPr>
+      <w:r>
+        <w:rPr>
+          <w:rFonts w:ascii="Times New Roman" w:eastAsia="Times New Roman" w:hAnsi="Times New Roman" w:cs="Times New Roman"/>
+          <w:kern w:val="0"/>
+          <w14:ligatures w14:val="none"/>
+        </w:rPr>
+        <w:t>Reviewed the main website pages to make sure navigation works correctly.</w:t>
+      </w:r>
+    </w:p>
+    <w:p>
+      <w:pPr>
+        <w:numPr>
+          <w:ilvl w:val="0"/>
+          <w:numId w:val="7"/>
+        </w:numPr>
+        <w:spacing w:line="240" w:lineRule="auto"/>
+        <w:rPr>
+          <w:rFonts w:ascii="Times New Roman" w:eastAsia="Times New Roman" w:hAnsi="Times New Roman" w:cs="Times New Roman"/>
+          <w:kern w:val="0"/>
+          <w14:ligatures w14:val="none"/>
+        </w:rPr>
+      </w:pPr>
+      <w:proofErr w:type="gramStart"/>
+      <w:r>
+        <w:rPr>
+          <w:rFonts w:ascii="Times New Roman" w:eastAsia="Times New Roman" w:hAnsi="Times New Roman" w:cs="Times New Roman"/>
+          <w:kern w:val="0"/>
+          <w14:ligatures w14:val="none"/>
+        </w:rPr>
+        <w:t>Checked</w:t>
+      </w:r>
+      <w:proofErr w:type="gramEnd"/>
+      <w:r>
+        <w:rPr>
+          <w:rFonts w:ascii="Times New Roman" w:eastAsia="Times New Roman" w:hAnsi="Times New Roman" w:cs="Times New Roman"/>
+          <w:kern w:val="0"/>
+          <w14:ligatures w14:val="none"/>
+        </w:rPr>
+        <w:t xml:space="preserve"> the lead/contact form to make sure users can submit their information.</w:t>
+      </w:r>
+    </w:p>
+    <w:p>
+      <w:pPr>
+        <w:numPr>
+          <w:ilvl w:val="0"/>
+          <w:numId w:val="7"/>
+        </w:numPr>
+        <w:spacing w:line="240" w:lineRule="auto"/>
+        <w:rPr>
+          <w:rFonts w:ascii="Times New Roman" w:eastAsia="Times New Roman" w:hAnsi="Times New Roman" w:cs="Times New Roman"/>
+          <w:kern w:val="0"/>
+          <w14:ligatures w14:val="none"/>
+        </w:rPr>
+      </w:pPr>
+      <w:r>
+        <w:rPr>
+          <w:rFonts w:ascii="Times New Roman" w:eastAsia="Times New Roman" w:hAnsi="Times New Roman" w:cs="Times New Roman"/>
+          <w:kern w:val="0"/>
+          <w14:ligatures w14:val="none"/>
+        </w:rPr>
+        <w:t>Improved the user experience by looking for confusing areas in the interface.</w:t>
+      </w:r>
+    </w:p>
+    <w:p>
+      <w:pPr>
+        <w:numPr>
+          <w:ilvl w:val="0"/>
+          <w:numId w:val="7"/>
+        </w:numPr>
+        <w:spacing w:line="240" w:lineRule="auto"/>
+        <w:rPr>
+          <w:rFonts w:ascii="Times New Roman" w:eastAsia="Times New Roman" w:hAnsi="Times New Roman" w:cs="Times New Roman"/>
+          <w:kern w:val="0"/>
+          <w14:ligatures w14:val="none"/>
+        </w:rPr>
+      </w:pPr>
+      <w:r>
+        <w:rPr>
+          <w:rFonts w:ascii="Times New Roman" w:eastAsia="Times New Roman" w:hAnsi="Times New Roman" w:cs="Times New Roman"/>
+          <w:kern w:val="0"/>
+          <w14:ligatures w14:val="none"/>
+        </w:rPr>
+        <w:t>Continued testing the admin and lead tracking features.</w:t>
+      </w:r>
+    </w:p>
+    <w:p>
+      <w:pPr>
+        <w:numPr>
+          <w:ilvl w:val="0"/>
+          <w:numId w:val="7"/>
+        </w:numPr>
+        <w:spacing w:line="240" w:lineRule="auto"/>
+        <w:rPr>
+          <w:rFonts w:ascii="Times New Roman" w:eastAsia="Times New Roman" w:hAnsi="Times New Roman" w:cs="Times New Roman"/>
+          <w:kern w:val="0"/>
+          <w14:ligatures w14:val="none"/>
+        </w:rPr>
+      </w:pPr>
+      <w:r>
+        <w:rPr>
+          <w:rFonts w:ascii="Times New Roman" w:eastAsia="Times New Roman" w:hAnsi="Times New Roman" w:cs="Times New Roman"/>
+          <w:kern w:val="0"/>
+          <w14:ligatures w14:val="none"/>
+        </w:rPr>
+        <w:t>Reviewed the project for small layout or display issues that could affect usability.</w:t>
+      </w:r>
+    </w:p>
+    <w:p>
+      <w:pPr>
+        <w:numPr>
+          <w:ilvl w:val="0"/>
+          <w:numId w:val="7"/>
+        </w:numPr>
+        <w:spacing w:line="240" w:lineRule="auto"/>
+        <w:rPr>
+          <w:rFonts w:ascii="Times New Roman" w:eastAsia="Times New Roman" w:hAnsi="Times New Roman" w:cs="Times New Roman"/>
+          <w:kern w:val="0"/>
+          <w14:ligatures w14:val="none"/>
+        </w:rPr>
+      </w:pPr>
+      <w:r>
+        <w:rPr>
+          <w:rFonts w:ascii="Times New Roman" w:eastAsia="Times New Roman" w:hAnsi="Times New Roman" w:cs="Times New Roman"/>
+          <w:kern w:val="0"/>
+          <w14:ligatures w14:val="none"/>
+        </w:rPr>
+        <w:t>Continued organizing the code and documentation so the project is easier to maintain.</w:t>
+      </w:r>
+    </w:p>
+    <w:p>
+      <w:pPr>
+        <w:spacing w:line="240" w:lineRule="auto"/>
+        <w:outlineLvl w:val="2"/>
+        <w:rPr>
+          <w:rFonts w:ascii="Times New Roman" w:eastAsia="Times New Roman" w:hAnsi="Times New Roman" w:cs="Times New Roman"/>
+          <w:b/>
+          <w:bCs/>
+          <w:kern w:val="0"/>
+          <w:sz w:val="27"/>
+          <w:szCs w:val="27"/>
+          <w14:ligatures w14:val="none"/>
+        </w:rPr>
+      </w:pPr>
+      <w:r>
+        <w:rPr>
+          <w:rFonts w:ascii="Times New Roman" w:eastAsia="Times New Roman" w:hAnsi="Times New Roman" w:cs="Times New Roman"/>
+          <w:b/>
+          <w:bCs/>
+          <w:kern w:val="0"/>
+          <w:sz w:val="27"/>
+          <w:szCs w:val="27"/>
+          <w14:ligatures w14:val="none"/>
+        </w:rPr>
+        <w:t>Optimization and Polish</w:t>
+      </w:r>
+    </w:p>
+    <w:p>
+      <w:pPr>
+        <w:numPr>
+          <w:ilvl w:val="0"/>
+          <w:numId w:val="8"/>
+        </w:numPr>
+        <w:spacing w:line="240" w:lineRule="auto"/>
+        <w:rPr>
+          <w:rFonts w:ascii="Times New Roman" w:eastAsia="Times New Roman" w:hAnsi="Times New Roman" w:cs="Times New Roman"/>
+          <w:kern w:val="0"/>
+          <w14:ligatures w14:val="none"/>
+        </w:rPr>
+      </w:pPr>
+      <w:r>
+        <w:rPr>
+          <w:rFonts w:ascii="Times New Roman" w:eastAsia="Times New Roman" w:hAnsi="Times New Roman" w:cs="Times New Roman"/>
+          <w:kern w:val="0"/>
+          <w14:ligatures w14:val="none"/>
+        </w:rPr>
+        <w:t>Focused on making the application feel more complete and easier to use.</w:t>
+      </w:r>
+    </w:p>
+    <w:p>
+      <w:pPr>
+        <w:numPr>
+          <w:ilvl w:val="0"/>
+          <w:numId w:val="8"/>
+        </w:numPr>
+        <w:spacing w:line="240" w:lineRule="auto"/>
+        <w:rPr>
+          <w:rFonts w:ascii="Times New Roman" w:eastAsia="Times New Roman" w:hAnsi="Times New Roman" w:cs="Times New Roman"/>
+          <w:kern w:val="0"/>
+          <w14:ligatures w14:val="none"/>
+        </w:rPr>
+      </w:pPr>
+      <w:r>
+        <w:rPr>
+          <w:rFonts w:ascii="Times New Roman" w:eastAsia="Times New Roman" w:hAnsi="Times New Roman" w:cs="Times New Roman"/>
+          <w:kern w:val="0"/>
+          <w14:ligatures w14:val="none"/>
+        </w:rPr>
+        <w:t xml:space="preserve">Checked that the core project goal is still being </w:t>
+      </w:r>
+      <w:proofErr w:type="gramStart"/>
+      <w:r>
+        <w:rPr>
+          <w:rFonts w:ascii="Times New Roman" w:eastAsia="Times New Roman" w:hAnsi="Times New Roman" w:cs="Times New Roman"/>
+          <w:kern w:val="0"/>
+          <w14:ligatures w14:val="none"/>
+        </w:rPr>
+        <w:t>met:</w:t>
+      </w:r>
+      <w:proofErr w:type="gramEnd"/>
+      <w:r>
+        <w:rPr>
+          <w:rFonts w:ascii="Times New Roman" w:eastAsia="Times New Roman" w:hAnsi="Times New Roman" w:cs="Times New Roman"/>
+          <w:kern w:val="0"/>
+          <w14:ligatures w14:val="none"/>
+        </w:rPr>
+        <w:t xml:space="preserve"> allowing users to view real estate information and submit leads.</w:t>
+      </w:r>
+    </w:p>
+    <w:p>
+      <w:pPr>
+        <w:numPr>
+          <w:ilvl w:val="0"/>
+          <w:numId w:val="8"/>
+        </w:numPr>
+        <w:spacing w:line="240" w:lineRule="auto"/>
+        <w:rPr>
+          <w:rFonts w:ascii="Times New Roman" w:eastAsia="Times New Roman" w:hAnsi="Times New Roman" w:cs="Times New Roman"/>
+          <w:kern w:val="0"/>
+          <w14:ligatures w14:val="none"/>
+        </w:rPr>
+      </w:pPr>
+      <w:r>
+        <w:rPr>
+          <w:rFonts w:ascii="Times New Roman" w:eastAsia="Times New Roman" w:hAnsi="Times New Roman" w:cs="Times New Roman"/>
+          <w:kern w:val="0"/>
+          <w14:ligatures w14:val="none"/>
+        </w:rPr>
+        <w:t>Updated documentation to reflect current progress.</w:t>
+      </w:r>
+    </w:p>
+    <w:p>
+      <w:pPr>
+        <w:numPr>
+          <w:ilvl w:val="0"/>
+          <w:numId w:val="8"/>
+        </w:numPr>
+        <w:spacing w:line="240" w:lineRule="auto"/>
+        <w:rPr>
+          <w:rFonts w:ascii="Times New Roman" w:eastAsia="Times New Roman" w:hAnsi="Times New Roman" w:cs="Times New Roman"/>
+          <w:kern w:val="0"/>
+          <w14:ligatures w14:val="none"/>
+        </w:rPr>
+      </w:pPr>
+      <w:r>
+        <w:rPr>
+          <w:rFonts w:ascii="Times New Roman" w:eastAsia="Times New Roman" w:hAnsi="Times New Roman" w:cs="Times New Roman"/>
+          <w:kern w:val="0"/>
+          <w14:ligatures w14:val="none"/>
+        </w:rPr>
+        <w:t>Identified remaining items that may need more work before the final version.</w:t>
+      </w:r>
+    </w:p>
+    <w:p>
+      <w:pPr>
+        <w:spacing w:line="240" w:lineRule="auto"/>
+        <w:outlineLvl w:val="1"/>
+        <w:rPr>
+          <w:rFonts w:ascii="Times New Roman" w:eastAsia="Times New Roman" w:hAnsi="Times New Roman" w:cs="Times New Roman"/>
+          <w:b/>
+          <w:bCs/>
+          <w:kern w:val="0"/>
+          <w:sz w:val="36"/>
+          <w:szCs w:val="36"/>
+          <w14:ligatures w14:val="none"/>
+        </w:rPr>
+      </w:pPr>
+      <w:r>
+        <w:rPr>
+          <w:rFonts w:ascii="Times New Roman" w:eastAsia="Times New Roman" w:hAnsi="Times New Roman" w:cs="Times New Roman"/>
+          <w:b/>
+          <w:bCs/>
+          <w:kern w:val="0"/>
+          <w:sz w:val="36"/>
+          <w:szCs w:val="36"/>
+          <w14:ligatures w14:val="none"/>
+        </w:rPr>
+        <w:t>Feature List</w:t>
+      </w:r>
+    </w:p>
+    <w:p>
+      <w:pPr>
+        <w:spacing w:line="240" w:lineRule="auto"/>
+        <w:outlineLvl w:val="2"/>
+        <w:rPr>
+          <w:rFonts w:ascii="Times New Roman" w:eastAsia="Times New Roman" w:hAnsi="Times New Roman" w:cs="Times New Roman"/>
+          <w:b/>
+          <w:bCs/>
+          <w:kern w:val="0"/>
+          <w:sz w:val="27"/>
+          <w:szCs w:val="27"/>
+          <w14:ligatures w14:val="none"/>
+        </w:rPr>
+      </w:pPr>
+      <w:r>
+        <w:rPr>
+          <w:rFonts w:ascii="Times New Roman" w:eastAsia="Times New Roman" w:hAnsi="Times New Roman" w:cs="Times New Roman"/>
+          <w:b/>
+          <w:bCs/>
+          <w:kern w:val="0"/>
+          <w:sz w:val="27"/>
+          <w:szCs w:val="27"/>
+          <w14:ligatures w14:val="none"/>
+        </w:rPr>
+        <w:t>Completed Features</w:t>
+      </w:r>
+    </w:p>
+    <w:p>
+      <w:pPr>
+        <w:numPr>
+          <w:ilvl w:val="0"/>
+          <w:numId w:val="9"/>
+        </w:numPr>
+        <w:spacing w:line="240" w:lineRule="auto"/>
+        <w:rPr>
+          <w:rFonts w:ascii="Times New Roman" w:eastAsia="Times New Roman" w:hAnsi="Times New Roman" w:cs="Times New Roman"/>
+          <w:kern w:val="0"/>
+          <w14:ligatures w14:val="none"/>
+        </w:rPr>
+      </w:pPr>
+      <w:r>
+        <w:rPr>
+          <w:rFonts w:ascii="Times New Roman" w:eastAsia="Times New Roman" w:hAnsi="Times New Roman" w:cs="Times New Roman"/>
+          <w:kern w:val="0"/>
+          <w14:ligatures w14:val="none"/>
+        </w:rPr>
+        <w:t>Multi-county real estate website structure</w:t>
+      </w:r>
+    </w:p>
+    <w:p>
+      <w:pPr>
+        <w:numPr>
+          <w:ilvl w:val="0"/>
+          <w:numId w:val="9"/>
+        </w:numPr>
+        <w:spacing w:line="240" w:lineRule="auto"/>
+        <w:rPr>
+          <w:rFonts w:ascii="Times New Roman" w:eastAsia="Times New Roman" w:hAnsi="Times New Roman" w:cs="Times New Roman"/>
+          <w:kern w:val="0"/>
+          <w14:ligatures w14:val="none"/>
+        </w:rPr>
+      </w:pPr>
+      <w:r>
+        <w:rPr>
+          <w:rFonts w:ascii="Times New Roman" w:eastAsia="Times New Roman" w:hAnsi="Times New Roman" w:cs="Times New Roman"/>
+          <w:kern w:val="0"/>
+          <w14:ligatures w14:val="none"/>
+        </w:rPr>
+        <w:t>Home/search area for real estate users</w:t>
+      </w:r>
+    </w:p>
+    <w:p>
+      <w:pPr>
+        <w:numPr>
+          <w:ilvl w:val="0"/>
+          <w:numId w:val="9"/>
+        </w:numPr>
+        <w:spacing w:line="240" w:lineRule="auto"/>
+        <w:rPr>
+          <w:rFonts w:ascii="Times New Roman" w:eastAsia="Times New Roman" w:hAnsi="Times New Roman" w:cs="Times New Roman"/>
+          <w:kern w:val="0"/>
+          <w14:ligatures w14:val="none"/>
+        </w:rPr>
+      </w:pPr>
+      <w:r>
+        <w:rPr>
+          <w:rFonts w:ascii="Times New Roman" w:eastAsia="Times New Roman" w:hAnsi="Times New Roman" w:cs="Times New Roman"/>
+          <w:kern w:val="0"/>
+          <w14:ligatures w14:val="none"/>
+        </w:rPr>
+        <w:t>Lead/contact form</w:t>
+      </w:r>
+    </w:p>
+    <w:p>
+      <w:pPr>
+        <w:numPr>
+          <w:ilvl w:val="0"/>
+          <w:numId w:val="9"/>
+        </w:numPr>
+        <w:spacing w:line="240" w:lineRule="auto"/>
+        <w:rPr>
+          <w:rFonts w:ascii="Times New Roman" w:eastAsia="Times New Roman" w:hAnsi="Times New Roman" w:cs="Times New Roman"/>
+          <w:kern w:val="0"/>
+          <w14:ligatures w14:val="none"/>
+        </w:rPr>
+      </w:pPr>
+      <w:r>
+        <w:rPr>
+          <w:rFonts w:ascii="Times New Roman" w:eastAsia="Times New Roman" w:hAnsi="Times New Roman" w:cs="Times New Roman"/>
+          <w:kern w:val="0"/>
+          <w14:ligatures w14:val="none"/>
+        </w:rPr>
+        <w:t>Backend API connection for saving leads</w:t>
+      </w:r>
+    </w:p>
+    <w:p>
+      <w:pPr>
+        <w:numPr>
+          <w:ilvl w:val="0"/>
+          <w:numId w:val="9"/>
+        </w:numPr>
+        <w:spacing w:line="240" w:lineRule="auto"/>
+        <w:rPr>
+          <w:rFonts w:ascii="Times New Roman" w:eastAsia="Times New Roman" w:hAnsi="Times New Roman" w:cs="Times New Roman"/>
+          <w:kern w:val="0"/>
+          <w14:ligatures w14:val="none"/>
+        </w:rPr>
+      </w:pPr>
+      <w:r>
+        <w:rPr>
+          <w:rFonts w:ascii="Times New Roman" w:eastAsia="Times New Roman" w:hAnsi="Times New Roman" w:cs="Times New Roman"/>
+          <w:kern w:val="0"/>
+          <w14:ligatures w14:val="none"/>
+        </w:rPr>
+        <w:t>Database connection for storing lead information</w:t>
+      </w:r>
+    </w:p>
+    <w:p>
+      <w:pPr>
+        <w:numPr>
+          <w:ilvl w:val="0"/>
+          <w:numId w:val="9"/>
+        </w:numPr>
+        <w:spacing w:line="240" w:lineRule="auto"/>
+        <w:rPr>
+          <w:rFonts w:ascii="Times New Roman" w:eastAsia="Times New Roman" w:hAnsi="Times New Roman" w:cs="Times New Roman"/>
+          <w:kern w:val="0"/>
+          <w14:ligatures w14:val="none"/>
+        </w:rPr>
+      </w:pPr>
+      <w:r>
+        <w:rPr>
+          <w:rFonts w:ascii="Times New Roman" w:eastAsia="Times New Roman" w:hAnsi="Times New Roman" w:cs="Times New Roman"/>
+          <w:kern w:val="0"/>
+          <w14:ligatures w14:val="none"/>
+        </w:rPr>
+        <w:t>Basic admin/lead tracking functionality</w:t>
+      </w:r>
+    </w:p>
+    <w:p>
+      <w:pPr>
+        <w:numPr>
+          <w:ilvl w:val="0"/>
+          <w:numId w:val="9"/>
+        </w:numPr>
+        <w:spacing w:line="240" w:lineRule="auto"/>
+        <w:rPr>
+          <w:rFonts w:ascii="Times New Roman" w:eastAsia="Times New Roman" w:hAnsi="Times New Roman" w:cs="Times New Roman"/>
+          <w:kern w:val="0"/>
+          <w14:ligatures w14:val="none"/>
+        </w:rPr>
+      </w:pPr>
+      <w:r>
+        <w:rPr>
+          <w:rFonts w:ascii="Times New Roman" w:eastAsia="Times New Roman" w:hAnsi="Times New Roman" w:cs="Times New Roman"/>
+          <w:kern w:val="0"/>
+          <w14:ligatures w14:val="none"/>
+        </w:rPr>
+        <w:t>GitHub repository for project submission</w:t>
+      </w:r>
+    </w:p>
+    <w:p>
+      <w:pPr>
+        <w:numPr>
+          <w:ilvl w:val="0"/>
+          <w:numId w:val="9"/>
+        </w:numPr>
+        <w:spacing w:line="240" w:lineRule="auto"/>
+        <w:rPr>
+          <w:rFonts w:ascii="Times New Roman" w:eastAsia="Times New Roman" w:hAnsi="Times New Roman" w:cs="Times New Roman"/>
+          <w:kern w:val="0"/>
+          <w14:ligatures w14:val="none"/>
+        </w:rPr>
+      </w:pPr>
+      <w:r>
+        <w:rPr>
+          <w:rFonts w:ascii="Times New Roman" w:eastAsia="Times New Roman" w:hAnsi="Times New Roman" w:cs="Times New Roman"/>
+          <w:kern w:val="0"/>
+          <w14:ligatures w14:val="none"/>
+        </w:rPr>
+        <w:t>SRS documentation with weekly updates</w:t>
+      </w:r>
+    </w:p>
+    <w:p>
+      <w:pPr>
+        <w:spacing w:line="240" w:lineRule="auto"/>
+        <w:outlineLvl w:val="2"/>
+        <w:rPr>
+          <w:rFonts w:ascii="Times New Roman" w:eastAsia="Times New Roman" w:hAnsi="Times New Roman" w:cs="Times New Roman"/>
+          <w:b/>
+          <w:bCs/>
+          <w:kern w:val="0"/>
+          <w:sz w:val="27"/>
+          <w:szCs w:val="27"/>
+          <w14:ligatures w14:val="none"/>
+        </w:rPr>
+      </w:pPr>
+      <w:r>
+        <w:rPr>
+          <w:rFonts w:ascii="Times New Roman" w:eastAsia="Times New Roman" w:hAnsi="Times New Roman" w:cs="Times New Roman"/>
+          <w:b/>
+          <w:bCs/>
+          <w:kern w:val="0"/>
+          <w:sz w:val="27"/>
+          <w:szCs w:val="27"/>
+          <w14:ligatures w14:val="none"/>
+        </w:rPr>
+        <w:t>In Progress</w:t>
+      </w:r>
+    </w:p>
+    <w:p>
+      <w:pPr>
+        <w:numPr>
+          <w:ilvl w:val="0"/>
+          <w:numId w:val="10"/>
+        </w:numPr>
+        <w:spacing w:line="240" w:lineRule="auto"/>
+        <w:rPr>
+          <w:rFonts w:ascii="Times New Roman" w:eastAsia="Times New Roman" w:hAnsi="Times New Roman" w:cs="Times New Roman"/>
+          <w:kern w:val="0"/>
+          <w14:ligatures w14:val="none"/>
+        </w:rPr>
+      </w:pPr>
+      <w:r>
+        <w:rPr>
+          <w:rFonts w:ascii="Times New Roman" w:eastAsia="Times New Roman" w:hAnsi="Times New Roman" w:cs="Times New Roman"/>
+          <w:kern w:val="0"/>
+          <w14:ligatures w14:val="none"/>
+        </w:rPr>
+        <w:t>Final bug testing and cleanup</w:t>
+      </w:r>
+    </w:p>
+    <w:p>
+      <w:pPr>
+        <w:numPr>
+          <w:ilvl w:val="0"/>
+          <w:numId w:val="10"/>
+        </w:numPr>
+        <w:spacing w:line="240" w:lineRule="auto"/>
+        <w:rPr>
+          <w:rFonts w:ascii="Times New Roman" w:eastAsia="Times New Roman" w:hAnsi="Times New Roman" w:cs="Times New Roman"/>
+          <w:kern w:val="0"/>
+          <w14:ligatures w14:val="none"/>
+        </w:rPr>
+      </w:pPr>
+      <w:r>
+        <w:rPr>
+          <w:rFonts w:ascii="Times New Roman" w:eastAsia="Times New Roman" w:hAnsi="Times New Roman" w:cs="Times New Roman"/>
+          <w:kern w:val="0"/>
+          <w14:ligatures w14:val="none"/>
+        </w:rPr>
+        <w:lastRenderedPageBreak/>
+        <w:t>Improving the admin experience</w:t>
+      </w:r>
+    </w:p>
+    <w:p>
+      <w:pPr>
+        <w:numPr>
+          <w:ilvl w:val="0"/>
+          <w:numId w:val="10"/>
+        </w:numPr>
+        <w:spacing w:line="240" w:lineRule="auto"/>
+        <w:rPr>
+          <w:rFonts w:ascii="Times New Roman" w:eastAsia="Times New Roman" w:hAnsi="Times New Roman" w:cs="Times New Roman"/>
+          <w:kern w:val="0"/>
+          <w14:ligatures w14:val="none"/>
+        </w:rPr>
+      </w:pPr>
+      <w:r>
+        <w:rPr>
+          <w:rFonts w:ascii="Times New Roman" w:eastAsia="Times New Roman" w:hAnsi="Times New Roman" w:cs="Times New Roman"/>
+          <w:kern w:val="0"/>
+          <w14:ligatures w14:val="none"/>
+        </w:rPr>
+        <w:t>Polishing the user interface</w:t>
+      </w:r>
+    </w:p>
+    <w:p>
+      <w:pPr>
+        <w:numPr>
+          <w:ilvl w:val="0"/>
+          <w:numId w:val="10"/>
+        </w:numPr>
+        <w:spacing w:line="240" w:lineRule="auto"/>
+        <w:rPr>
+          <w:rFonts w:ascii="Times New Roman" w:eastAsia="Times New Roman" w:hAnsi="Times New Roman" w:cs="Times New Roman"/>
+          <w:kern w:val="0"/>
+          <w14:ligatures w14:val="none"/>
+        </w:rPr>
+      </w:pPr>
+      <w:r>
+        <w:rPr>
+          <w:rFonts w:ascii="Times New Roman" w:eastAsia="Times New Roman" w:hAnsi="Times New Roman" w:cs="Times New Roman"/>
+          <w:kern w:val="0"/>
+          <w14:ligatures w14:val="none"/>
+        </w:rPr>
+        <w:t>Confirming all pages work correctly</w:t>
+      </w:r>
+    </w:p>
+    <w:p>
+      <w:pPr>
+        <w:numPr>
+          <w:ilvl w:val="0"/>
+          <w:numId w:val="10"/>
+        </w:numPr>
+        <w:spacing w:line="240" w:lineRule="auto"/>
+        <w:rPr>
+          <w:rFonts w:ascii="Times New Roman" w:eastAsia="Times New Roman" w:hAnsi="Times New Roman" w:cs="Times New Roman"/>
+          <w:kern w:val="0"/>
+          <w14:ligatures w14:val="none"/>
+        </w:rPr>
+      </w:pPr>
+      <w:r>
+        <w:rPr>
+          <w:rFonts w:ascii="Times New Roman" w:eastAsia="Times New Roman" w:hAnsi="Times New Roman" w:cs="Times New Roman"/>
+          <w:kern w:val="0"/>
+          <w14:ligatures w14:val="none"/>
+        </w:rPr>
+        <w:t>Making the website easier for users to navigate</w:t>
+      </w:r>
+    </w:p>
+    <w:p>
+      <w:pPr>
+        <w:spacing w:line="240" w:lineRule="auto"/>
+        <w:outlineLvl w:val="2"/>
+        <w:rPr>
+          <w:rFonts w:ascii="Times New Roman" w:eastAsia="Times New Roman" w:hAnsi="Times New Roman" w:cs="Times New Roman"/>
+          <w:b/>
+          <w:bCs/>
+          <w:kern w:val="0"/>
+          <w:sz w:val="27"/>
+          <w:szCs w:val="27"/>
+          <w14:ligatures w14:val="none"/>
+        </w:rPr>
+      </w:pPr>
+      <w:r>
+        <w:rPr>
+          <w:rFonts w:ascii="Times New Roman" w:eastAsia="Times New Roman" w:hAnsi="Times New Roman" w:cs="Times New Roman"/>
+          <w:b/>
+          <w:bCs/>
+          <w:kern w:val="0"/>
+          <w:sz w:val="27"/>
+          <w:szCs w:val="27"/>
+          <w14:ligatures w14:val="none"/>
+        </w:rPr>
+        <w:t>Future Improvements</w:t>
+      </w:r>
+    </w:p>
+    <w:p>
+      <w:pPr>
+        <w:numPr>
+          <w:ilvl w:val="0"/>
+          <w:numId w:val="11"/>
+        </w:numPr>
+        <w:spacing w:line="240" w:lineRule="auto"/>
+        <w:rPr>
+          <w:rFonts w:ascii="Times New Roman" w:eastAsia="Times New Roman" w:hAnsi="Times New Roman" w:cs="Times New Roman"/>
+          <w:kern w:val="0"/>
+          <w14:ligatures w14:val="none"/>
+        </w:rPr>
+      </w:pPr>
+      <w:r>
+        <w:rPr>
+          <w:rFonts w:ascii="Times New Roman" w:eastAsia="Times New Roman" w:hAnsi="Times New Roman" w:cs="Times New Roman"/>
+          <w:kern w:val="0"/>
+          <w14:ligatures w14:val="none"/>
+        </w:rPr>
+        <w:t>Add more complete listing search features</w:t>
+      </w:r>
+    </w:p>
+    <w:p>
+      <w:pPr>
+        <w:numPr>
+          <w:ilvl w:val="0"/>
+          <w:numId w:val="11"/>
+        </w:numPr>
+        <w:spacing w:line="240" w:lineRule="auto"/>
+        <w:rPr>
+          <w:rFonts w:ascii="Times New Roman" w:eastAsia="Times New Roman" w:hAnsi="Times New Roman" w:cs="Times New Roman"/>
+          <w:kern w:val="0"/>
+          <w14:ligatures w14:val="none"/>
+        </w:rPr>
+      </w:pPr>
+      <w:r>
+        <w:rPr>
+          <w:rFonts w:ascii="Times New Roman" w:eastAsia="Times New Roman" w:hAnsi="Times New Roman" w:cs="Times New Roman"/>
+          <w:kern w:val="0"/>
+          <w14:ligatures w14:val="none"/>
+        </w:rPr>
+        <w:t>Improve admin dashboard design</w:t>
+      </w:r>
+    </w:p>
+    <w:p>
+      <w:pPr>
+        <w:numPr>
+          <w:ilvl w:val="0"/>
+          <w:numId w:val="11"/>
+        </w:numPr>
+        <w:spacing w:line="240" w:lineRule="auto"/>
+        <w:rPr>
+          <w:rFonts w:ascii="Times New Roman" w:eastAsia="Times New Roman" w:hAnsi="Times New Roman" w:cs="Times New Roman"/>
+          <w:kern w:val="0"/>
+          <w14:ligatures w14:val="none"/>
+        </w:rPr>
+      </w:pPr>
+      <w:r>
+        <w:rPr>
+          <w:rFonts w:ascii="Times New Roman" w:eastAsia="Times New Roman" w:hAnsi="Times New Roman" w:cs="Times New Roman"/>
+          <w:kern w:val="0"/>
+          <w14:ligatures w14:val="none"/>
+        </w:rPr>
+        <w:t>Add stronger login/security features</w:t>
+      </w:r>
+    </w:p>
+    <w:p>
+      <w:pPr>
+        <w:numPr>
+          <w:ilvl w:val="0"/>
+          <w:numId w:val="11"/>
+        </w:numPr>
+        <w:spacing w:line="240" w:lineRule="auto"/>
+        <w:rPr>
+          <w:rFonts w:ascii="Times New Roman" w:eastAsia="Times New Roman" w:hAnsi="Times New Roman" w:cs="Times New Roman"/>
+          <w:kern w:val="0"/>
+          <w14:ligatures w14:val="none"/>
+        </w:rPr>
+      </w:pPr>
+      <w:r>
+        <w:rPr>
+          <w:rFonts w:ascii="Times New Roman" w:eastAsia="Times New Roman" w:hAnsi="Times New Roman" w:cs="Times New Roman"/>
+          <w:kern w:val="0"/>
+          <w14:ligatures w14:val="none"/>
+        </w:rPr>
+        <w:t>Add more counties and community information</w:t>
+      </w:r>
+    </w:p>
+    <w:p>
+      <w:pPr>
+        <w:numPr>
+          <w:ilvl w:val="0"/>
+          <w:numId w:val="11"/>
+        </w:numPr>
+        <w:spacing w:line="240" w:lineRule="auto"/>
+        <w:rPr>
+          <w:rFonts w:ascii="Times New Roman" w:eastAsia="Times New Roman" w:hAnsi="Times New Roman" w:cs="Times New Roman"/>
+          <w:kern w:val="0"/>
+          <w14:ligatures w14:val="none"/>
+        </w:rPr>
+      </w:pPr>
+      <w:r>
+        <w:rPr>
+          <w:rFonts w:ascii="Times New Roman" w:eastAsia="Times New Roman" w:hAnsi="Times New Roman" w:cs="Times New Roman"/>
+          <w:kern w:val="0"/>
+          <w14:ligatures w14:val="none"/>
+        </w:rPr>
+        <w:t>Improve mobile responsiveness</w:t>
+      </w:r>
+    </w:p>
+    <w:p>
+      <w:pPr>
+        <w:numPr>
+          <w:ilvl w:val="0"/>
+          <w:numId w:val="11"/>
+        </w:numPr>
+        <w:spacing w:line="240" w:lineRule="auto"/>
+        <w:rPr>
+          <w:rFonts w:ascii="Times New Roman" w:eastAsia="Times New Roman" w:hAnsi="Times New Roman" w:cs="Times New Roman"/>
+          <w:kern w:val="0"/>
+          <w14:ligatures w14:val="none"/>
+        </w:rPr>
+      </w:pPr>
+      <w:r>
+        <w:rPr>
+          <w:rFonts w:ascii="Times New Roman" w:eastAsia="Times New Roman" w:hAnsi="Times New Roman" w:cs="Times New Roman"/>
+          <w:kern w:val="0"/>
+          <w14:ligatures w14:val="none"/>
+        </w:rPr>
+        <w:t>Add more professional real estate branding and content</w:t>
+      </w:r>
+    </w:p>
+    <w:p>
+      <w:pPr>
+        <w:tabs>
+          <w:tab w:val="left" w:pos="916"/>
+          <w:tab w:val="left" w:pos="1832"/>
+          <w:tab w:val="left" w:pos="2748"/>
+          <w:tab w:val="left" w:pos="3664"/>
+          <w:tab w:val="left" w:pos="4580"/>
+          <w:tab w:val="left" w:pos="5496"/>
+          <w:tab w:val="left" w:pos="6412"/>
+          <w:tab w:val="left" w:pos="7328"/>
+          <w:tab w:val="left" w:pos="8244"/>
+          <w:tab w:val="left" w:pos="9160"/>
+          <w:tab w:val="left" w:pos="10076"/>
+          <w:tab w:val="left" w:pos="10992"/>
+          <w:tab w:val="left" w:pos="11908"/>
+          <w:tab w:val="left" w:pos="12824"/>
+          <w:tab w:val="left" w:pos="13740"/>
+          <w:tab w:val="left" w:pos="14656"/>
+        </w:tabs>
+        <w:spacing w:before="0" w:beforeAutospacing="0" w:after="0" w:afterAutospacing="0" w:line="240" w:lineRule="auto"/>
+        <w:rPr>
+          <w:rFonts w:ascii="Times New Roman" w:hAnsi="Times New Roman" w:cs="Times New Roman"/>
+        </w:rPr>
+      </w:pPr>
+    </w:p>
     <w:sectPr>
       <w:pgSz w:w="12240" w:h="15840"/>
       <w:pgMar w:top="1440" w:right="1440" w:bottom="1440" w:left="1440" w:header="720" w:footer="720" w:gutter="0"/>
@@ -2367,6 +3329,155 @@
 <file path=word/numbering.xml><?xml version="1.0" encoding="utf-8"?>
 <w:numbering xmlns:wpc="http://schemas.microsoft.com/office/word/2010/wordprocessingCanvas" xmlns:cx="http://schemas.microsoft.com/office/drawing/2014/chartex" xmlns:cx1="http://schemas.microsoft.com/office/drawing/2015/9/8/chartex" xmlns:cx2="http://schemas.microsoft.com/office/drawing/2015/10/21/chartex" xmlns:cx3="http://schemas.microsoft.com/office/drawing/2016/5/9/chartex" xmlns:cx4="http://schemas.microsoft.com/office/drawing/2016/5/10/chartex" xmlns:cx5="http://schemas.microsoft.com/office/drawing/2016/5/11/chartex" xmlns:cx6="http://schemas.microsoft.com/office/drawing/2016/5/12/chartex" xmlns:cx7="http://schemas.microsoft.com/office/drawing/2016/5/13/chartex" xmlns:cx8="http://schemas.microsoft.com/office/drawing/2016/5/14/chartex" xmlns:mc="http://schemas.openxmlformats.org/markup-compatibility/2006" xmlns:aink="http://schemas.microsoft.com/office/drawing/2016/ink" xmlns:am3d="http://schemas.microsoft.com/office/drawing/2017/model3d" xmlns:o="urn:schemas-microsoft-com:office:office" xmlns:oel="http://schemas.microsoft.com/office/2019/extlst" xmlns:r="http://schemas.openxmlformats.org/officeDocument/2006/relationships" xmlns:m="http://schemas.openxmlformats.org/officeDocument/2006/math" xmlns:v="urn:schemas-microsoft-com:vml" xmlns:wp14="http://schemas.microsoft.com/office/word/2010/wordprocessingDrawing" xmlns:wp="http://schemas.openxmlformats.org/drawingml/2006/wordprocessingDrawing" xmlns:w10="urn:schemas-microsoft-com:office:word" xmlns:w="http://schemas.openxmlformats.org/wordprocessingml/2006/main" xmlns:w14="http://schemas.microsoft.com/office/word/2010/wordml" xmlns:w15="http://schemas.microsoft.com/office/word/2012/wordml" xmlns:w16cex="http://schemas.microsoft.com/office/word/2018/wordml/cex" xmlns:w16cid="http://schemas.microsoft.com/office/word/2016/wordml/cid" xmlns:w16="http://schemas.microsoft.com/office/word/2018/wordml" xmlns:w16du="http://schemas.microsoft.com/office/word/2023/wordml/word16du" xmlns:w16sdtdh="http://schemas.microsoft.com/office/word/2020/wordml/sdtdatahash" xmlns:w16sdtfl="http://schemas.microsoft.com/office/word/2024/wordml/sdtformatlock" xmlns:w16se="http://schemas.microsoft.com/office/word/2015/wordml/symex" xmlns:wpg="http://schemas.microsoft.com/office/word/2010/wordprocessingGroup" xmlns:wpi="http://schemas.microsoft.com/office/word/2010/wordprocessingInk" xmlns:wne="http://schemas.microsoft.com/office/word/2006/wordml" xmlns:wps="http://schemas.microsoft.com/office/word/2010/wordprocessingShape" mc:Ignorable="w14 w15 w16se w16cid w16 w16cex w16sdtdh w16sdtfl w16du wp14">
   <w:abstractNum w:abstractNumId="0" w15:restartNumberingAfterBreak="0">
+    <w:nsid w:val="10263408"/>
+    <w:multiLevelType w:val="multilevel"/>
+    <w:tmpl w:val="941208A6"/>
+    <w:lvl w:ilvl="0">
+      <w:start w:val="1"/>
+      <w:numFmt w:val="bullet"/>
+      <w:lvlText w:val=""/>
+      <w:lvlJc w:val="left"/>
+      <w:pPr>
+        <w:tabs>
+          <w:tab w:val="num" w:pos="720"/>
+        </w:tabs>
+        <w:ind w:left="720" w:hanging="360"/>
+      </w:pPr>
+      <w:rPr>
+        <w:rFonts w:ascii="Symbol" w:hAnsi="Symbol" w:hint="default"/>
+        <w:sz w:val="20"/>
+      </w:rPr>
+    </w:lvl>
+    <w:lvl w:ilvl="1" w:tentative="1">
+      <w:start w:val="1"/>
+      <w:numFmt w:val="bullet"/>
+      <w:lvlText w:val="o"/>
+      <w:lvlJc w:val="left"/>
+      <w:pPr>
+        <w:tabs>
+          <w:tab w:val="num" w:pos="1440"/>
+        </w:tabs>
+        <w:ind w:left="1440" w:hanging="360"/>
+      </w:pPr>
+      <w:rPr>
+        <w:rFonts w:ascii="Courier New" w:hAnsi="Courier New" w:hint="default"/>
+        <w:sz w:val="20"/>
+      </w:rPr>
+    </w:lvl>
+    <w:lvl w:ilvl="2" w:tentative="1">
+      <w:start w:val="1"/>
+      <w:numFmt w:val="bullet"/>
+      <w:lvlText w:val=""/>
+      <w:lvlJc w:val="left"/>
+      <w:pPr>
+        <w:tabs>
+          <w:tab w:val="num" w:pos="2160"/>
+        </w:tabs>
+        <w:ind w:left="2160" w:hanging="360"/>
+      </w:pPr>
+      <w:rPr>
+        <w:rFonts w:ascii="Wingdings" w:hAnsi="Wingdings" w:hint="default"/>
+        <w:sz w:val="20"/>
+      </w:rPr>
+    </w:lvl>
+    <w:lvl w:ilvl="3" w:tentative="1">
+      <w:start w:val="1"/>
+      <w:numFmt w:val="bullet"/>
+      <w:lvlText w:val=""/>
+      <w:lvlJc w:val="left"/>
+      <w:pPr>
+        <w:tabs>
+          <w:tab w:val="num" w:pos="2880"/>
+        </w:tabs>
+        <w:ind w:left="2880" w:hanging="360"/>
+      </w:pPr>
+      <w:rPr>
+        <w:rFonts w:ascii="Wingdings" w:hAnsi="Wingdings" w:hint="default"/>
+        <w:sz w:val="20"/>
+      </w:rPr>
+    </w:lvl>
+    <w:lvl w:ilvl="4" w:tentative="1">
+      <w:start w:val="1"/>
+      <w:numFmt w:val="bullet"/>
+      <w:lvlText w:val=""/>
+      <w:lvlJc w:val="left"/>
+      <w:pPr>
+        <w:tabs>
+          <w:tab w:val="num" w:pos="3600"/>
+        </w:tabs>
+        <w:ind w:left="3600" w:hanging="360"/>
+      </w:pPr>
+      <w:rPr>
+        <w:rFonts w:ascii="Wingdings" w:hAnsi="Wingdings" w:hint="default"/>
+        <w:sz w:val="20"/>
+      </w:rPr>
+    </w:lvl>
+    <w:lvl w:ilvl="5" w:tentative="1">
+      <w:start w:val="1"/>
+      <w:numFmt w:val="bullet"/>
+      <w:lvlText w:val=""/>
+      <w:lvlJc w:val="left"/>
+      <w:pPr>
+        <w:tabs>
+          <w:tab w:val="num" w:pos="4320"/>
+        </w:tabs>
+        <w:ind w:left="4320" w:hanging="360"/>
+      </w:pPr>
+      <w:rPr>
+        <w:rFonts w:ascii="Wingdings" w:hAnsi="Wingdings" w:hint="default"/>
+        <w:sz w:val="20"/>
+      </w:rPr>
+    </w:lvl>
+    <w:lvl w:ilvl="6" w:tentative="1">
+      <w:start w:val="1"/>
+      <w:numFmt w:val="bullet"/>
+      <w:lvlText w:val=""/>
+      <w:lvlJc w:val="left"/>
+      <w:pPr>
+        <w:tabs>
+          <w:tab w:val="num" w:pos="5040"/>
+        </w:tabs>
+        <w:ind w:left="5040" w:hanging="360"/>
+      </w:pPr>
+      <w:rPr>
+        <w:rFonts w:ascii="Wingdings" w:hAnsi="Wingdings" w:hint="default"/>
+        <w:sz w:val="20"/>
+      </w:rPr>
+    </w:lvl>
+    <w:lvl w:ilvl="7" w:tentative="1">
+      <w:start w:val="1"/>
+      <w:numFmt w:val="bullet"/>
+      <w:lvlText w:val=""/>
+      <w:lvlJc w:val="left"/>
+      <w:pPr>
+        <w:tabs>
+          <w:tab w:val="num" w:pos="5760"/>
+        </w:tabs>
+        <w:ind w:left="5760" w:hanging="360"/>
+      </w:pPr>
+      <w:rPr>
+        <w:rFonts w:ascii="Wingdings" w:hAnsi="Wingdings" w:hint="default"/>
+        <w:sz w:val="20"/>
+      </w:rPr>
+    </w:lvl>
+    <w:lvl w:ilvl="8" w:tentative="1">
+      <w:start w:val="1"/>
+      <w:numFmt w:val="bullet"/>
+      <w:lvlText w:val=""/>
+      <w:lvlJc w:val="left"/>
+      <w:pPr>
+        <w:tabs>
+          <w:tab w:val="num" w:pos="6480"/>
+        </w:tabs>
+        <w:ind w:left="6480" w:hanging="360"/>
+      </w:pPr>
+      <w:rPr>
+        <w:rFonts w:ascii="Wingdings" w:hAnsi="Wingdings" w:hint="default"/>
+        <w:sz w:val="20"/>
+      </w:rPr>
+    </w:lvl>
+  </w:abstractNum>
+  <w:abstractNum w:abstractNumId="1" w15:restartNumberingAfterBreak="0">
     <w:nsid w:val="1F110E74"/>
     <w:multiLevelType w:val="multilevel"/>
     <w:tmpl w:val="52F4DBE4"/>
@@ -2515,7 +3626,156 @@
       </w:rPr>
     </w:lvl>
   </w:abstractNum>
-  <w:abstractNum w:abstractNumId="1" w15:restartNumberingAfterBreak="0">
+  <w:abstractNum w:abstractNumId="2" w15:restartNumberingAfterBreak="0">
+    <w:nsid w:val="27826B9C"/>
+    <w:multiLevelType w:val="multilevel"/>
+    <w:tmpl w:val="2EE8C508"/>
+    <w:lvl w:ilvl="0">
+      <w:start w:val="1"/>
+      <w:numFmt w:val="bullet"/>
+      <w:lvlText w:val=""/>
+      <w:lvlJc w:val="left"/>
+      <w:pPr>
+        <w:tabs>
+          <w:tab w:val="num" w:pos="720"/>
+        </w:tabs>
+        <w:ind w:left="720" w:hanging="360"/>
+      </w:pPr>
+      <w:rPr>
+        <w:rFonts w:ascii="Symbol" w:hAnsi="Symbol" w:hint="default"/>
+        <w:sz w:val="20"/>
+      </w:rPr>
+    </w:lvl>
+    <w:lvl w:ilvl="1" w:tentative="1">
+      <w:start w:val="1"/>
+      <w:numFmt w:val="bullet"/>
+      <w:lvlText w:val="o"/>
+      <w:lvlJc w:val="left"/>
+      <w:pPr>
+        <w:tabs>
+          <w:tab w:val="num" w:pos="1440"/>
+        </w:tabs>
+        <w:ind w:left="1440" w:hanging="360"/>
+      </w:pPr>
+      <w:rPr>
+        <w:rFonts w:ascii="Courier New" w:hAnsi="Courier New" w:hint="default"/>
+        <w:sz w:val="20"/>
+      </w:rPr>
+    </w:lvl>
+    <w:lvl w:ilvl="2" w:tentative="1">
+      <w:start w:val="1"/>
+      <w:numFmt w:val="bullet"/>
+      <w:lvlText w:val=""/>
+      <w:lvlJc w:val="left"/>
+      <w:pPr>
+        <w:tabs>
+          <w:tab w:val="num" w:pos="2160"/>
+        </w:tabs>
+        <w:ind w:left="2160" w:hanging="360"/>
+      </w:pPr>
+      <w:rPr>
+        <w:rFonts w:ascii="Wingdings" w:hAnsi="Wingdings" w:hint="default"/>
+        <w:sz w:val="20"/>
+      </w:rPr>
+    </w:lvl>
+    <w:lvl w:ilvl="3" w:tentative="1">
+      <w:start w:val="1"/>
+      <w:numFmt w:val="bullet"/>
+      <w:lvlText w:val=""/>
+      <w:lvlJc w:val="left"/>
+      <w:pPr>
+        <w:tabs>
+          <w:tab w:val="num" w:pos="2880"/>
+        </w:tabs>
+        <w:ind w:left="2880" w:hanging="360"/>
+      </w:pPr>
+      <w:rPr>
+        <w:rFonts w:ascii="Wingdings" w:hAnsi="Wingdings" w:hint="default"/>
+        <w:sz w:val="20"/>
+      </w:rPr>
+    </w:lvl>
+    <w:lvl w:ilvl="4" w:tentative="1">
+      <w:start w:val="1"/>
+      <w:numFmt w:val="bullet"/>
+      <w:lvlText w:val=""/>
+      <w:lvlJc w:val="left"/>
+      <w:pPr>
+        <w:tabs>
+          <w:tab w:val="num" w:pos="3600"/>
+        </w:tabs>
+        <w:ind w:left="3600" w:hanging="360"/>
+      </w:pPr>
+      <w:rPr>
+        <w:rFonts w:ascii="Wingdings" w:hAnsi="Wingdings" w:hint="default"/>
+        <w:sz w:val="20"/>
+      </w:rPr>
+    </w:lvl>
+    <w:lvl w:ilvl="5" w:tentative="1">
+      <w:start w:val="1"/>
+      <w:numFmt w:val="bullet"/>
+      <w:lvlText w:val=""/>
+      <w:lvlJc w:val="left"/>
+      <w:pPr>
+        <w:tabs>
+          <w:tab w:val="num" w:pos="4320"/>
+        </w:tabs>
+        <w:ind w:left="4320" w:hanging="360"/>
+      </w:pPr>
+      <w:rPr>
+        <w:rFonts w:ascii="Wingdings" w:hAnsi="Wingdings" w:hint="default"/>
+        <w:sz w:val="20"/>
+      </w:rPr>
+    </w:lvl>
+    <w:lvl w:ilvl="6" w:tentative="1">
+      <w:start w:val="1"/>
+      <w:numFmt w:val="bullet"/>
+      <w:lvlText w:val=""/>
+      <w:lvlJc w:val="left"/>
+      <w:pPr>
+        <w:tabs>
+          <w:tab w:val="num" w:pos="5040"/>
+        </w:tabs>
+        <w:ind w:left="5040" w:hanging="360"/>
+      </w:pPr>
+      <w:rPr>
+        <w:rFonts w:ascii="Wingdings" w:hAnsi="Wingdings" w:hint="default"/>
+        <w:sz w:val="20"/>
+      </w:rPr>
+    </w:lvl>
+    <w:lvl w:ilvl="7" w:tentative="1">
+      <w:start w:val="1"/>
+      <w:numFmt w:val="bullet"/>
+      <w:lvlText w:val=""/>
+      <w:lvlJc w:val="left"/>
+      <w:pPr>
+        <w:tabs>
+          <w:tab w:val="num" w:pos="5760"/>
+        </w:tabs>
+        <w:ind w:left="5760" w:hanging="360"/>
+      </w:pPr>
+      <w:rPr>
+        <w:rFonts w:ascii="Wingdings" w:hAnsi="Wingdings" w:hint="default"/>
+        <w:sz w:val="20"/>
+      </w:rPr>
+    </w:lvl>
+    <w:lvl w:ilvl="8" w:tentative="1">
+      <w:start w:val="1"/>
+      <w:numFmt w:val="bullet"/>
+      <w:lvlText w:val=""/>
+      <w:lvlJc w:val="left"/>
+      <w:pPr>
+        <w:tabs>
+          <w:tab w:val="num" w:pos="6480"/>
+        </w:tabs>
+        <w:ind w:left="6480" w:hanging="360"/>
+      </w:pPr>
+      <w:rPr>
+        <w:rFonts w:ascii="Wingdings" w:hAnsi="Wingdings" w:hint="default"/>
+        <w:sz w:val="20"/>
+      </w:rPr>
+    </w:lvl>
+  </w:abstractNum>
+  <w:abstractNum w:abstractNumId="3" w15:restartNumberingAfterBreak="0">
     <w:nsid w:val="28A31CF7"/>
     <w:multiLevelType w:val="multilevel"/>
     <w:tmpl w:val="E26CD952"/>
@@ -2664,7 +3924,305 @@
       </w:rPr>
     </w:lvl>
   </w:abstractNum>
-  <w:abstractNum w:abstractNumId="2" w15:restartNumberingAfterBreak="0">
+  <w:abstractNum w:abstractNumId="4" w15:restartNumberingAfterBreak="0">
+    <w:nsid w:val="28DC303B"/>
+    <w:multiLevelType w:val="multilevel"/>
+    <w:tmpl w:val="081A28D8"/>
+    <w:lvl w:ilvl="0">
+      <w:start w:val="1"/>
+      <w:numFmt w:val="bullet"/>
+      <w:lvlText w:val=""/>
+      <w:lvlJc w:val="left"/>
+      <w:pPr>
+        <w:tabs>
+          <w:tab w:val="num" w:pos="720"/>
+        </w:tabs>
+        <w:ind w:left="720" w:hanging="360"/>
+      </w:pPr>
+      <w:rPr>
+        <w:rFonts w:ascii="Symbol" w:hAnsi="Symbol" w:hint="default"/>
+        <w:sz w:val="20"/>
+      </w:rPr>
+    </w:lvl>
+    <w:lvl w:ilvl="1" w:tentative="1">
+      <w:start w:val="1"/>
+      <w:numFmt w:val="bullet"/>
+      <w:lvlText w:val="o"/>
+      <w:lvlJc w:val="left"/>
+      <w:pPr>
+        <w:tabs>
+          <w:tab w:val="num" w:pos="1440"/>
+        </w:tabs>
+        <w:ind w:left="1440" w:hanging="360"/>
+      </w:pPr>
+      <w:rPr>
+        <w:rFonts w:ascii="Courier New" w:hAnsi="Courier New" w:hint="default"/>
+        <w:sz w:val="20"/>
+      </w:rPr>
+    </w:lvl>
+    <w:lvl w:ilvl="2" w:tentative="1">
+      <w:start w:val="1"/>
+      <w:numFmt w:val="bullet"/>
+      <w:lvlText w:val=""/>
+      <w:lvlJc w:val="left"/>
+      <w:pPr>
+        <w:tabs>
+          <w:tab w:val="num" w:pos="2160"/>
+        </w:tabs>
+        <w:ind w:left="2160" w:hanging="360"/>
+      </w:pPr>
+      <w:rPr>
+        <w:rFonts w:ascii="Wingdings" w:hAnsi="Wingdings" w:hint="default"/>
+        <w:sz w:val="20"/>
+      </w:rPr>
+    </w:lvl>
+    <w:lvl w:ilvl="3" w:tentative="1">
+      <w:start w:val="1"/>
+      <w:numFmt w:val="bullet"/>
+      <w:lvlText w:val=""/>
+      <w:lvlJc w:val="left"/>
+      <w:pPr>
+        <w:tabs>
+          <w:tab w:val="num" w:pos="2880"/>
+        </w:tabs>
+        <w:ind w:left="2880" w:hanging="360"/>
+      </w:pPr>
+      <w:rPr>
+        <w:rFonts w:ascii="Wingdings" w:hAnsi="Wingdings" w:hint="default"/>
+        <w:sz w:val="20"/>
+      </w:rPr>
+    </w:lvl>
+    <w:lvl w:ilvl="4" w:tentative="1">
+      <w:start w:val="1"/>
+      <w:numFmt w:val="bullet"/>
+      <w:lvlText w:val=""/>
+      <w:lvlJc w:val="left"/>
+      <w:pPr>
+        <w:tabs>
+          <w:tab w:val="num" w:pos="3600"/>
+        </w:tabs>
+        <w:ind w:left="3600" w:hanging="360"/>
+      </w:pPr>
+      <w:rPr>
+        <w:rFonts w:ascii="Wingdings" w:hAnsi="Wingdings" w:hint="default"/>
+        <w:sz w:val="20"/>
+      </w:rPr>
+    </w:lvl>
+    <w:lvl w:ilvl="5" w:tentative="1">
+      <w:start w:val="1"/>
+      <w:numFmt w:val="bullet"/>
+      <w:lvlText w:val=""/>
+      <w:lvlJc w:val="left"/>
+      <w:pPr>
+        <w:tabs>
+          <w:tab w:val="num" w:pos="4320"/>
+        </w:tabs>
+        <w:ind w:left="4320" w:hanging="360"/>
+      </w:pPr>
+      <w:rPr>
+        <w:rFonts w:ascii="Wingdings" w:hAnsi="Wingdings" w:hint="default"/>
+        <w:sz w:val="20"/>
+      </w:rPr>
+    </w:lvl>
+    <w:lvl w:ilvl="6" w:tentative="1">
+      <w:start w:val="1"/>
+      <w:numFmt w:val="bullet"/>
+      <w:lvlText w:val=""/>
+      <w:lvlJc w:val="left"/>
+      <w:pPr>
+        <w:tabs>
+          <w:tab w:val="num" w:pos="5040"/>
+        </w:tabs>
+        <w:ind w:left="5040" w:hanging="360"/>
+      </w:pPr>
+      <w:rPr>
+        <w:rFonts w:ascii="Wingdings" w:hAnsi="Wingdings" w:hint="default"/>
+        <w:sz w:val="20"/>
+      </w:rPr>
+    </w:lvl>
+    <w:lvl w:ilvl="7" w:tentative="1">
+      <w:start w:val="1"/>
+      <w:numFmt w:val="bullet"/>
+      <w:lvlText w:val=""/>
+      <w:lvlJc w:val="left"/>
+      <w:pPr>
+        <w:tabs>
+          <w:tab w:val="num" w:pos="5760"/>
+        </w:tabs>
+        <w:ind w:left="5760" w:hanging="360"/>
+      </w:pPr>
+      <w:rPr>
+        <w:rFonts w:ascii="Wingdings" w:hAnsi="Wingdings" w:hint="default"/>
+        <w:sz w:val="20"/>
+      </w:rPr>
+    </w:lvl>
+    <w:lvl w:ilvl="8" w:tentative="1">
+      <w:start w:val="1"/>
+      <w:numFmt w:val="bullet"/>
+      <w:lvlText w:val=""/>
+      <w:lvlJc w:val="left"/>
+      <w:pPr>
+        <w:tabs>
+          <w:tab w:val="num" w:pos="6480"/>
+        </w:tabs>
+        <w:ind w:left="6480" w:hanging="360"/>
+      </w:pPr>
+      <w:rPr>
+        <w:rFonts w:ascii="Wingdings" w:hAnsi="Wingdings" w:hint="default"/>
+        <w:sz w:val="20"/>
+      </w:rPr>
+    </w:lvl>
+  </w:abstractNum>
+  <w:abstractNum w:abstractNumId="5" w15:restartNumberingAfterBreak="0">
+    <w:nsid w:val="39676BBD"/>
+    <w:multiLevelType w:val="multilevel"/>
+    <w:tmpl w:val="011A9186"/>
+    <w:lvl w:ilvl="0">
+      <w:start w:val="1"/>
+      <w:numFmt w:val="bullet"/>
+      <w:lvlText w:val=""/>
+      <w:lvlJc w:val="left"/>
+      <w:pPr>
+        <w:tabs>
+          <w:tab w:val="num" w:pos="720"/>
+        </w:tabs>
+        <w:ind w:left="720" w:hanging="360"/>
+      </w:pPr>
+      <w:rPr>
+        <w:rFonts w:ascii="Symbol" w:hAnsi="Symbol" w:hint="default"/>
+        <w:sz w:val="20"/>
+      </w:rPr>
+    </w:lvl>
+    <w:lvl w:ilvl="1" w:tentative="1">
+      <w:start w:val="1"/>
+      <w:numFmt w:val="bullet"/>
+      <w:lvlText w:val="o"/>
+      <w:lvlJc w:val="left"/>
+      <w:pPr>
+        <w:tabs>
+          <w:tab w:val="num" w:pos="1440"/>
+        </w:tabs>
+        <w:ind w:left="1440" w:hanging="360"/>
+      </w:pPr>
+      <w:rPr>
+        <w:rFonts w:ascii="Courier New" w:hAnsi="Courier New" w:hint="default"/>
+        <w:sz w:val="20"/>
+      </w:rPr>
+    </w:lvl>
+    <w:lvl w:ilvl="2" w:tentative="1">
+      <w:start w:val="1"/>
+      <w:numFmt w:val="bullet"/>
+      <w:lvlText w:val=""/>
+      <w:lvlJc w:val="left"/>
+      <w:pPr>
+        <w:tabs>
+          <w:tab w:val="num" w:pos="2160"/>
+        </w:tabs>
+        <w:ind w:left="2160" w:hanging="360"/>
+      </w:pPr>
+      <w:rPr>
+        <w:rFonts w:ascii="Wingdings" w:hAnsi="Wingdings" w:hint="default"/>
+        <w:sz w:val="20"/>
+      </w:rPr>
+    </w:lvl>
+    <w:lvl w:ilvl="3" w:tentative="1">
+      <w:start w:val="1"/>
+      <w:numFmt w:val="bullet"/>
+      <w:lvlText w:val=""/>
+      <w:lvlJc w:val="left"/>
+      <w:pPr>
+        <w:tabs>
+          <w:tab w:val="num" w:pos="2880"/>
+        </w:tabs>
+        <w:ind w:left="2880" w:hanging="360"/>
+      </w:pPr>
+      <w:rPr>
+        <w:rFonts w:ascii="Wingdings" w:hAnsi="Wingdings" w:hint="default"/>
+        <w:sz w:val="20"/>
+      </w:rPr>
+    </w:lvl>
+    <w:lvl w:ilvl="4" w:tentative="1">
+      <w:start w:val="1"/>
+      <w:numFmt w:val="bullet"/>
+      <w:lvlText w:val=""/>
+      <w:lvlJc w:val="left"/>
+      <w:pPr>
+        <w:tabs>
+          <w:tab w:val="num" w:pos="3600"/>
+        </w:tabs>
+        <w:ind w:left="3600" w:hanging="360"/>
+      </w:pPr>
+      <w:rPr>
+        <w:rFonts w:ascii="Wingdings" w:hAnsi="Wingdings" w:hint="default"/>
+        <w:sz w:val="20"/>
+      </w:rPr>
+    </w:lvl>
+    <w:lvl w:ilvl="5" w:tentative="1">
+      <w:start w:val="1"/>
+      <w:numFmt w:val="bullet"/>
+      <w:lvlText w:val=""/>
+      <w:lvlJc w:val="left"/>
+      <w:pPr>
+        <w:tabs>
+          <w:tab w:val="num" w:pos="4320"/>
+        </w:tabs>
+        <w:ind w:left="4320" w:hanging="360"/>
+      </w:pPr>
+      <w:rPr>
+        <w:rFonts w:ascii="Wingdings" w:hAnsi="Wingdings" w:hint="default"/>
+        <w:sz w:val="20"/>
+      </w:rPr>
+    </w:lvl>
+    <w:lvl w:ilvl="6" w:tentative="1">
+      <w:start w:val="1"/>
+      <w:numFmt w:val="bullet"/>
+      <w:lvlText w:val=""/>
+      <w:lvlJc w:val="left"/>
+      <w:pPr>
+        <w:tabs>
+          <w:tab w:val="num" w:pos="5040"/>
+        </w:tabs>
+        <w:ind w:left="5040" w:hanging="360"/>
+      </w:pPr>
+      <w:rPr>
+        <w:rFonts w:ascii="Wingdings" w:hAnsi="Wingdings" w:hint="default"/>
+        <w:sz w:val="20"/>
+      </w:rPr>
+    </w:lvl>
+    <w:lvl w:ilvl="7" w:tentative="1">
+      <w:start w:val="1"/>
+      <w:numFmt w:val="bullet"/>
+      <w:lvlText w:val=""/>
+      <w:lvlJc w:val="left"/>
+      <w:pPr>
+        <w:tabs>
+          <w:tab w:val="num" w:pos="5760"/>
+        </w:tabs>
+        <w:ind w:left="5760" w:hanging="360"/>
+      </w:pPr>
+      <w:rPr>
+        <w:rFonts w:ascii="Wingdings" w:hAnsi="Wingdings" w:hint="default"/>
+        <w:sz w:val="20"/>
+      </w:rPr>
+    </w:lvl>
+    <w:lvl w:ilvl="8" w:tentative="1">
+      <w:start w:val="1"/>
+      <w:numFmt w:val="bullet"/>
+      <w:lvlText w:val=""/>
+      <w:lvlJc w:val="left"/>
+      <w:pPr>
+        <w:tabs>
+          <w:tab w:val="num" w:pos="6480"/>
+        </w:tabs>
+        <w:ind w:left="6480" w:hanging="360"/>
+      </w:pPr>
+      <w:rPr>
+        <w:rFonts w:ascii="Wingdings" w:hAnsi="Wingdings" w:hint="default"/>
+        <w:sz w:val="20"/>
+      </w:rPr>
+    </w:lvl>
+  </w:abstractNum>
+  <w:abstractNum w:abstractNumId="6" w15:restartNumberingAfterBreak="0">
     <w:nsid w:val="4F1D5AAC"/>
     <w:multiLevelType w:val="multilevel"/>
     <w:tmpl w:val="874E402E"/>
@@ -2813,7 +4371,7 @@
       </w:rPr>
     </w:lvl>
   </w:abstractNum>
-  <w:abstractNum w:abstractNumId="3" w15:restartNumberingAfterBreak="0">
+  <w:abstractNum w:abstractNumId="7" w15:restartNumberingAfterBreak="0">
     <w:nsid w:val="5BCF6AD9"/>
     <w:multiLevelType w:val="multilevel"/>
     <w:tmpl w:val="C6426196"/>
@@ -2962,7 +4520,7 @@
       </w:rPr>
     </w:lvl>
   </w:abstractNum>
-  <w:abstractNum w:abstractNumId="4" w15:restartNumberingAfterBreak="0">
+  <w:abstractNum w:abstractNumId="8" w15:restartNumberingAfterBreak="0">
     <w:nsid w:val="72C37E6E"/>
     <w:multiLevelType w:val="multilevel"/>
     <w:tmpl w:val="2FC64716"/>
@@ -3111,7 +4669,156 @@
       </w:rPr>
     </w:lvl>
   </w:abstractNum>
-  <w:abstractNum w:abstractNumId="5" w15:restartNumberingAfterBreak="0">
+  <w:abstractNum w:abstractNumId="9" w15:restartNumberingAfterBreak="0">
+    <w:nsid w:val="76112978"/>
+    <w:multiLevelType w:val="multilevel"/>
+    <w:tmpl w:val="2D94E1D6"/>
+    <w:lvl w:ilvl="0">
+      <w:start w:val="1"/>
+      <w:numFmt w:val="bullet"/>
+      <w:lvlText w:val=""/>
+      <w:lvlJc w:val="left"/>
+      <w:pPr>
+        <w:tabs>
+          <w:tab w:val="num" w:pos="720"/>
+        </w:tabs>
+        <w:ind w:left="720" w:hanging="360"/>
+      </w:pPr>
+      <w:rPr>
+        <w:rFonts w:ascii="Symbol" w:hAnsi="Symbol" w:hint="default"/>
+        <w:sz w:val="20"/>
+      </w:rPr>
+    </w:lvl>
+    <w:lvl w:ilvl="1" w:tentative="1">
+      <w:start w:val="1"/>
+      <w:numFmt w:val="bullet"/>
+      <w:lvlText w:val="o"/>
+      <w:lvlJc w:val="left"/>
+      <w:pPr>
+        <w:tabs>
+          <w:tab w:val="num" w:pos="1440"/>
+        </w:tabs>
+        <w:ind w:left="1440" w:hanging="360"/>
+      </w:pPr>
+      <w:rPr>
+        <w:rFonts w:ascii="Courier New" w:hAnsi="Courier New" w:hint="default"/>
+        <w:sz w:val="20"/>
+      </w:rPr>
+    </w:lvl>
+    <w:lvl w:ilvl="2" w:tentative="1">
+      <w:start w:val="1"/>
+      <w:numFmt w:val="bullet"/>
+      <w:lvlText w:val=""/>
+      <w:lvlJc w:val="left"/>
+      <w:pPr>
+        <w:tabs>
+          <w:tab w:val="num" w:pos="2160"/>
+        </w:tabs>
+        <w:ind w:left="2160" w:hanging="360"/>
+      </w:pPr>
+      <w:rPr>
+        <w:rFonts w:ascii="Wingdings" w:hAnsi="Wingdings" w:hint="default"/>
+        <w:sz w:val="20"/>
+      </w:rPr>
+    </w:lvl>
+    <w:lvl w:ilvl="3" w:tentative="1">
+      <w:start w:val="1"/>
+      <w:numFmt w:val="bullet"/>
+      <w:lvlText w:val=""/>
+      <w:lvlJc w:val="left"/>
+      <w:pPr>
+        <w:tabs>
+          <w:tab w:val="num" w:pos="2880"/>
+        </w:tabs>
+        <w:ind w:left="2880" w:hanging="360"/>
+      </w:pPr>
+      <w:rPr>
+        <w:rFonts w:ascii="Wingdings" w:hAnsi="Wingdings" w:hint="default"/>
+        <w:sz w:val="20"/>
+      </w:rPr>
+    </w:lvl>
+    <w:lvl w:ilvl="4" w:tentative="1">
+      <w:start w:val="1"/>
+      <w:numFmt w:val="bullet"/>
+      <w:lvlText w:val=""/>
+      <w:lvlJc w:val="left"/>
+      <w:pPr>
+        <w:tabs>
+          <w:tab w:val="num" w:pos="3600"/>
+        </w:tabs>
+        <w:ind w:left="3600" w:hanging="360"/>
+      </w:pPr>
+      <w:rPr>
+        <w:rFonts w:ascii="Wingdings" w:hAnsi="Wingdings" w:hint="default"/>
+        <w:sz w:val="20"/>
+      </w:rPr>
+    </w:lvl>
+    <w:lvl w:ilvl="5" w:tentative="1">
+      <w:start w:val="1"/>
+      <w:numFmt w:val="bullet"/>
+      <w:lvlText w:val=""/>
+      <w:lvlJc w:val="left"/>
+      <w:pPr>
+        <w:tabs>
+          <w:tab w:val="num" w:pos="4320"/>
+        </w:tabs>
+        <w:ind w:left="4320" w:hanging="360"/>
+      </w:pPr>
+      <w:rPr>
+        <w:rFonts w:ascii="Wingdings" w:hAnsi="Wingdings" w:hint="default"/>
+        <w:sz w:val="20"/>
+      </w:rPr>
+    </w:lvl>
+    <w:lvl w:ilvl="6" w:tentative="1">
+      <w:start w:val="1"/>
+      <w:numFmt w:val="bullet"/>
+      <w:lvlText w:val=""/>
+      <w:lvlJc w:val="left"/>
+      <w:pPr>
+        <w:tabs>
+          <w:tab w:val="num" w:pos="5040"/>
+        </w:tabs>
+        <w:ind w:left="5040" w:hanging="360"/>
+      </w:pPr>
+      <w:rPr>
+        <w:rFonts w:ascii="Wingdings" w:hAnsi="Wingdings" w:hint="default"/>
+        <w:sz w:val="20"/>
+      </w:rPr>
+    </w:lvl>
+    <w:lvl w:ilvl="7" w:tentative="1">
+      <w:start w:val="1"/>
+      <w:numFmt w:val="bullet"/>
+      <w:lvlText w:val=""/>
+      <w:lvlJc w:val="left"/>
+      <w:pPr>
+        <w:tabs>
+          <w:tab w:val="num" w:pos="5760"/>
+        </w:tabs>
+        <w:ind w:left="5760" w:hanging="360"/>
+      </w:pPr>
+      <w:rPr>
+        <w:rFonts w:ascii="Wingdings" w:hAnsi="Wingdings" w:hint="default"/>
+        <w:sz w:val="20"/>
+      </w:rPr>
+    </w:lvl>
+    <w:lvl w:ilvl="8" w:tentative="1">
+      <w:start w:val="1"/>
+      <w:numFmt w:val="bullet"/>
+      <w:lvlText w:val=""/>
+      <w:lvlJc w:val="left"/>
+      <w:pPr>
+        <w:tabs>
+          <w:tab w:val="num" w:pos="6480"/>
+        </w:tabs>
+        <w:ind w:left="6480" w:hanging="360"/>
+      </w:pPr>
+      <w:rPr>
+        <w:rFonts w:ascii="Wingdings" w:hAnsi="Wingdings" w:hint="default"/>
+        <w:sz w:val="20"/>
+      </w:rPr>
+    </w:lvl>
+  </w:abstractNum>
+  <w:abstractNum w:abstractNumId="10" w15:restartNumberingAfterBreak="0">
     <w:nsid w:val="7E780C6A"/>
     <w:multiLevelType w:val="multilevel"/>
     <w:tmpl w:val="2E443DD6"/>
@@ -3261,22 +4968,37 @@
     </w:lvl>
   </w:abstractNum>
   <w:num w:numId="1" w16cid:durableId="1663199988">
+    <w:abstractNumId w:val="10"/>
+  </w:num>
+  <w:num w:numId="2" w16cid:durableId="1332634301">
+    <w:abstractNumId w:val="8"/>
+  </w:num>
+  <w:num w:numId="3" w16cid:durableId="1594781692">
+    <w:abstractNumId w:val="3"/>
+  </w:num>
+  <w:num w:numId="4" w16cid:durableId="440956270">
+    <w:abstractNumId w:val="7"/>
+  </w:num>
+  <w:num w:numId="5" w16cid:durableId="1184052194">
+    <w:abstractNumId w:val="6"/>
+  </w:num>
+  <w:num w:numId="6" w16cid:durableId="504901326">
+    <w:abstractNumId w:val="1"/>
+  </w:num>
+  <w:num w:numId="7" w16cid:durableId="408622530">
     <w:abstractNumId w:val="5"/>
   </w:num>
-  <w:num w:numId="2" w16cid:durableId="1332634301">
-    <w:abstractNumId w:val="4"/>
+  <w:num w:numId="8" w16cid:durableId="1224558083">
+    <w:abstractNumId w:val="9"/>
   </w:num>
-  <w:num w:numId="3" w16cid:durableId="1594781692">
-    <w:abstractNumId w:val="1"/>
-  </w:num>
-  <w:num w:numId="4" w16cid:durableId="440956270">
-    <w:abstractNumId w:val="3"/>
-  </w:num>
-  <w:num w:numId="5" w16cid:durableId="1184052194">
+  <w:num w:numId="9" w16cid:durableId="1059598242">
     <w:abstractNumId w:val="2"/>
   </w:num>
-  <w:num w:numId="6" w16cid:durableId="504901326">
+  <w:num w:numId="10" w16cid:durableId="72237748">
     <w:abstractNumId w:val="0"/>
+  </w:num>
+  <w:num w:numId="11" w16cid:durableId="349795285">
+    <w:abstractNumId w:val="4"/>
   </w:num>
 </w:numbering>
 </file>

--- a/SRS_Document.docx
+++ b/SRS_Document.docx
@@ -50,7 +50,15 @@
           <w:kern w:val="0"/>
           <w14:ligatures w14:val="none"/>
         </w:rPr>
-        <w:t xml:space="preserve">9 </w:t>
+        <w:t>10</w:t>
+      </w:r>
+      <w:r>
+        <w:rPr>
+          <w:rFonts w:ascii="Times New Roman" w:eastAsia="Times New Roman" w:hAnsi="Times New Roman" w:cs="Times New Roman"/>
+          <w:kern w:val="0"/>
+          <w14:ligatures w14:val="none"/>
+        </w:rPr>
+        <w:t xml:space="preserve"> </w:t>
       </w:r>
       <w:r>
         <w:rPr>
@@ -684,25 +692,7 @@
           <w:kern w:val="0"/>
           <w14:ligatures w14:val="none"/>
         </w:rPr>
-        <w:t>Database: SQL Server (</w:t>
-      </w:r>
-      <w:proofErr w:type="spellStart"/>
-      <w:r>
-        <w:rPr>
-          <w:rFonts w:ascii="Times New Roman" w:eastAsia="Times New Roman" w:hAnsi="Times New Roman" w:cs="Times New Roman"/>
-          <w:kern w:val="0"/>
-          <w14:ligatures w14:val="none"/>
-        </w:rPr>
-        <w:t>LocalDB</w:t>
-      </w:r>
-      <w:proofErr w:type="spellEnd"/>
-      <w:r>
-        <w:rPr>
-          <w:rFonts w:ascii="Times New Roman" w:eastAsia="Times New Roman" w:hAnsi="Times New Roman" w:cs="Times New Roman"/>
-          <w:kern w:val="0"/>
-          <w14:ligatures w14:val="none"/>
-        </w:rPr>
-        <w:t xml:space="preserve"> for development)</w:t>
+        <w:t>Database: SQL Server (LocalDB for development)</w:t>
       </w:r>
     </w:p>
     <w:p>
@@ -1188,25 +1178,7 @@
           <w14:ligatures w14:val="none"/>
         </w:rPr>
         <w:lastRenderedPageBreak/>
-        <w:t xml:space="preserve">Created </w:t>
-      </w:r>
-      <w:proofErr w:type="spellStart"/>
-      <w:r>
-        <w:rPr>
-          <w:rFonts w:ascii="Times New Roman" w:eastAsia="Times New Roman" w:hAnsi="Times New Roman" w:cs="Times New Roman"/>
-          <w:kern w:val="0"/>
-          <w14:ligatures w14:val="none"/>
-        </w:rPr>
-        <w:t>EmailLeads</w:t>
-      </w:r>
-      <w:proofErr w:type="spellEnd"/>
-      <w:r>
-        <w:rPr>
-          <w:rFonts w:ascii="Times New Roman" w:eastAsia="Times New Roman" w:hAnsi="Times New Roman" w:cs="Times New Roman"/>
-          <w:kern w:val="0"/>
-          <w14:ligatures w14:val="none"/>
-        </w:rPr>
-        <w:t xml:space="preserve"> endpoints (POST and GET)</w:t>
+        <w:t>Created EmailLeads endpoints (POST and GET)</w:t>
       </w:r>
     </w:p>
     <w:p>
@@ -3292,6 +3264,1039 @@
     </w:p>
     <w:p>
       <w:pPr>
+        <w:spacing w:line="240" w:lineRule="auto"/>
+        <w:outlineLvl w:val="1"/>
+        <w:rPr>
+          <w:rFonts w:ascii="Times New Roman" w:eastAsia="Times New Roman" w:hAnsi="Times New Roman" w:cs="Times New Roman"/>
+          <w:b/>
+          <w:bCs/>
+          <w:kern w:val="0"/>
+          <w:sz w:val="36"/>
+          <w:szCs w:val="36"/>
+          <w14:ligatures w14:val="none"/>
+        </w:rPr>
+      </w:pPr>
+      <w:r>
+        <w:rPr>
+          <w:rFonts w:ascii="Times New Roman" w:eastAsia="Times New Roman" w:hAnsi="Times New Roman" w:cs="Times New Roman"/>
+          <w:b/>
+          <w:bCs/>
+          <w:kern w:val="0"/>
+          <w:sz w:val="36"/>
+          <w:szCs w:val="36"/>
+          <w14:ligatures w14:val="none"/>
+        </w:rPr>
+        <w:t>Week 10 Changelog – Final Fixes and Optimizations</w:t>
+      </w:r>
+    </w:p>
+    <w:p>
+      <w:pPr>
+        <w:spacing w:line="240" w:lineRule="auto"/>
+        <w:rPr>
+          <w:rFonts w:ascii="Times New Roman" w:eastAsia="Times New Roman" w:hAnsi="Times New Roman" w:cs="Times New Roman"/>
+          <w:kern w:val="0"/>
+          <w14:ligatures w14:val="none"/>
+        </w:rPr>
+      </w:pPr>
+      <w:r>
+        <w:rPr>
+          <w:rFonts w:ascii="Times New Roman" w:eastAsia="Times New Roman" w:hAnsi="Times New Roman" w:cs="Times New Roman"/>
+          <w:kern w:val="0"/>
+          <w14:ligatures w14:val="none"/>
+        </w:rPr>
+        <w:t>During Week 10, I focused on making the project more complete, stable, and polished. The main goal was to review the application for bugs, test the user experience again, and make sure the most important features work correctly. I also reviewed which features should remain in the project and which features should be left as future improvements so the final version stays working and reliable.</w:t>
+      </w:r>
+    </w:p>
+    <w:p>
+      <w:pPr>
+        <w:spacing w:line="240" w:lineRule="auto"/>
+        <w:outlineLvl w:val="2"/>
+        <w:rPr>
+          <w:rFonts w:ascii="Times New Roman" w:eastAsia="Times New Roman" w:hAnsi="Times New Roman" w:cs="Times New Roman"/>
+          <w:b/>
+          <w:bCs/>
+          <w:kern w:val="0"/>
+          <w:sz w:val="27"/>
+          <w:szCs w:val="27"/>
+          <w14:ligatures w14:val="none"/>
+        </w:rPr>
+      </w:pPr>
+      <w:r>
+        <w:rPr>
+          <w:rFonts w:ascii="Times New Roman" w:eastAsia="Times New Roman" w:hAnsi="Times New Roman" w:cs="Times New Roman"/>
+          <w:b/>
+          <w:bCs/>
+          <w:kern w:val="0"/>
+          <w:sz w:val="27"/>
+          <w:szCs w:val="27"/>
+          <w14:ligatures w14:val="none"/>
+        </w:rPr>
+        <w:t>Final Fixes and Testing Completed</w:t>
+      </w:r>
+    </w:p>
+    <w:p>
+      <w:pPr>
+        <w:numPr>
+          <w:ilvl w:val="0"/>
+          <w:numId w:val="12"/>
+        </w:numPr>
+        <w:spacing w:line="240" w:lineRule="auto"/>
+        <w:rPr>
+          <w:rFonts w:ascii="Times New Roman" w:eastAsia="Times New Roman" w:hAnsi="Times New Roman" w:cs="Times New Roman"/>
+          <w:kern w:val="0"/>
+          <w14:ligatures w14:val="none"/>
+        </w:rPr>
+      </w:pPr>
+      <w:r>
+        <w:rPr>
+          <w:rFonts w:ascii="Times New Roman" w:eastAsia="Times New Roman" w:hAnsi="Times New Roman" w:cs="Times New Roman"/>
+          <w:kern w:val="0"/>
+          <w14:ligatures w14:val="none"/>
+        </w:rPr>
+        <w:t>Reviewed the main website pages for navigation and usability.</w:t>
+      </w:r>
+    </w:p>
+    <w:p>
+      <w:pPr>
+        <w:numPr>
+          <w:ilvl w:val="0"/>
+          <w:numId w:val="12"/>
+        </w:numPr>
+        <w:spacing w:line="240" w:lineRule="auto"/>
+        <w:rPr>
+          <w:rFonts w:ascii="Times New Roman" w:eastAsia="Times New Roman" w:hAnsi="Times New Roman" w:cs="Times New Roman"/>
+          <w:kern w:val="0"/>
+          <w14:ligatures w14:val="none"/>
+        </w:rPr>
+      </w:pPr>
+      <w:r>
+        <w:rPr>
+          <w:rFonts w:ascii="Times New Roman" w:eastAsia="Times New Roman" w:hAnsi="Times New Roman" w:cs="Times New Roman"/>
+          <w:kern w:val="0"/>
+          <w14:ligatures w14:val="none"/>
+        </w:rPr>
+        <w:t>Tested the contact/lead form to confirm that user information can be submitted.</w:t>
+      </w:r>
+    </w:p>
+    <w:p>
+      <w:pPr>
+        <w:numPr>
+          <w:ilvl w:val="0"/>
+          <w:numId w:val="12"/>
+        </w:numPr>
+        <w:spacing w:line="240" w:lineRule="auto"/>
+        <w:rPr>
+          <w:rFonts w:ascii="Times New Roman" w:eastAsia="Times New Roman" w:hAnsi="Times New Roman" w:cs="Times New Roman"/>
+          <w:kern w:val="0"/>
+          <w14:ligatures w14:val="none"/>
+        </w:rPr>
+      </w:pPr>
+      <w:r>
+        <w:rPr>
+          <w:rFonts w:ascii="Times New Roman" w:eastAsia="Times New Roman" w:hAnsi="Times New Roman" w:cs="Times New Roman"/>
+          <w:kern w:val="0"/>
+          <w14:ligatures w14:val="none"/>
+        </w:rPr>
+        <w:t>Verified that lead information is connected to the backend API and database.</w:t>
+      </w:r>
+    </w:p>
+    <w:p>
+      <w:pPr>
+        <w:numPr>
+          <w:ilvl w:val="0"/>
+          <w:numId w:val="12"/>
+        </w:numPr>
+        <w:spacing w:line="240" w:lineRule="auto"/>
+        <w:rPr>
+          <w:rFonts w:ascii="Times New Roman" w:eastAsia="Times New Roman" w:hAnsi="Times New Roman" w:cs="Times New Roman"/>
+          <w:kern w:val="0"/>
+          <w14:ligatures w14:val="none"/>
+        </w:rPr>
+      </w:pPr>
+      <w:r>
+        <w:rPr>
+          <w:rFonts w:ascii="Times New Roman" w:eastAsia="Times New Roman" w:hAnsi="Times New Roman" w:cs="Times New Roman"/>
+          <w:kern w:val="0"/>
+          <w14:ligatures w14:val="none"/>
+        </w:rPr>
+        <w:t>Reviewed the admin-related pages and lead viewing functionality.</w:t>
+      </w:r>
+    </w:p>
+    <w:p>
+      <w:pPr>
+        <w:numPr>
+          <w:ilvl w:val="0"/>
+          <w:numId w:val="12"/>
+        </w:numPr>
+        <w:spacing w:line="240" w:lineRule="auto"/>
+        <w:rPr>
+          <w:rFonts w:ascii="Times New Roman" w:eastAsia="Times New Roman" w:hAnsi="Times New Roman" w:cs="Times New Roman"/>
+          <w:kern w:val="0"/>
+          <w14:ligatures w14:val="none"/>
+        </w:rPr>
+      </w:pPr>
+      <w:r>
+        <w:rPr>
+          <w:rFonts w:ascii="Times New Roman" w:eastAsia="Times New Roman" w:hAnsi="Times New Roman" w:cs="Times New Roman"/>
+          <w:kern w:val="0"/>
+          <w14:ligatures w14:val="none"/>
+        </w:rPr>
+        <w:t>Checked for broken links, confusing page areas, and layout issues.</w:t>
+      </w:r>
+    </w:p>
+    <w:p>
+      <w:pPr>
+        <w:numPr>
+          <w:ilvl w:val="0"/>
+          <w:numId w:val="12"/>
+        </w:numPr>
+        <w:spacing w:line="240" w:lineRule="auto"/>
+        <w:rPr>
+          <w:rFonts w:ascii="Times New Roman" w:eastAsia="Times New Roman" w:hAnsi="Times New Roman" w:cs="Times New Roman"/>
+          <w:kern w:val="0"/>
+          <w14:ligatures w14:val="none"/>
+        </w:rPr>
+      </w:pPr>
+      <w:r>
+        <w:rPr>
+          <w:rFonts w:ascii="Times New Roman" w:eastAsia="Times New Roman" w:hAnsi="Times New Roman" w:cs="Times New Roman"/>
+          <w:kern w:val="0"/>
+          <w14:ligatures w14:val="none"/>
+        </w:rPr>
+        <w:t>Focused on keeping the project stable instead of adding unfinished features.</w:t>
+      </w:r>
+    </w:p>
+    <w:p>
+      <w:pPr>
+        <w:numPr>
+          <w:ilvl w:val="0"/>
+          <w:numId w:val="12"/>
+        </w:numPr>
+        <w:spacing w:line="240" w:lineRule="auto"/>
+        <w:rPr>
+          <w:rFonts w:ascii="Times New Roman" w:eastAsia="Times New Roman" w:hAnsi="Times New Roman" w:cs="Times New Roman"/>
+          <w:kern w:val="0"/>
+          <w14:ligatures w14:val="none"/>
+        </w:rPr>
+      </w:pPr>
+      <w:r>
+        <w:rPr>
+          <w:rFonts w:ascii="Times New Roman" w:eastAsia="Times New Roman" w:hAnsi="Times New Roman" w:cs="Times New Roman"/>
+          <w:kern w:val="0"/>
+          <w14:ligatures w14:val="none"/>
+        </w:rPr>
+        <w:t>Updated documentation to match the current state of the project.</w:t>
+      </w:r>
+    </w:p>
+    <w:p>
+      <w:pPr>
+        <w:spacing w:line="240" w:lineRule="auto"/>
+        <w:outlineLvl w:val="2"/>
+        <w:rPr>
+          <w:rFonts w:ascii="Times New Roman" w:eastAsia="Times New Roman" w:hAnsi="Times New Roman" w:cs="Times New Roman"/>
+          <w:b/>
+          <w:bCs/>
+          <w:kern w:val="0"/>
+          <w:sz w:val="27"/>
+          <w:szCs w:val="27"/>
+          <w14:ligatures w14:val="none"/>
+        </w:rPr>
+      </w:pPr>
+      <w:r>
+        <w:rPr>
+          <w:rFonts w:ascii="Times New Roman" w:eastAsia="Times New Roman" w:hAnsi="Times New Roman" w:cs="Times New Roman"/>
+          <w:b/>
+          <w:bCs/>
+          <w:kern w:val="0"/>
+          <w:sz w:val="27"/>
+          <w:szCs w:val="27"/>
+          <w14:ligatures w14:val="none"/>
+        </w:rPr>
+        <w:t>Optimization and Polish</w:t>
+      </w:r>
+    </w:p>
+    <w:p>
+      <w:pPr>
+        <w:numPr>
+          <w:ilvl w:val="0"/>
+          <w:numId w:val="13"/>
+        </w:numPr>
+        <w:spacing w:line="240" w:lineRule="auto"/>
+        <w:rPr>
+          <w:rFonts w:ascii="Times New Roman" w:eastAsia="Times New Roman" w:hAnsi="Times New Roman" w:cs="Times New Roman"/>
+          <w:kern w:val="0"/>
+          <w14:ligatures w14:val="none"/>
+        </w:rPr>
+      </w:pPr>
+      <w:r>
+        <w:rPr>
+          <w:rFonts w:ascii="Times New Roman" w:eastAsia="Times New Roman" w:hAnsi="Times New Roman" w:cs="Times New Roman"/>
+          <w:kern w:val="0"/>
+          <w14:ligatures w14:val="none"/>
+        </w:rPr>
+        <w:t>Improved the project focus by keeping the core features working.</w:t>
+      </w:r>
+    </w:p>
+    <w:p>
+      <w:pPr>
+        <w:numPr>
+          <w:ilvl w:val="0"/>
+          <w:numId w:val="13"/>
+        </w:numPr>
+        <w:spacing w:line="240" w:lineRule="auto"/>
+        <w:rPr>
+          <w:rFonts w:ascii="Times New Roman" w:eastAsia="Times New Roman" w:hAnsi="Times New Roman" w:cs="Times New Roman"/>
+          <w:kern w:val="0"/>
+          <w14:ligatures w14:val="none"/>
+        </w:rPr>
+      </w:pPr>
+      <w:r>
+        <w:rPr>
+          <w:rFonts w:ascii="Times New Roman" w:eastAsia="Times New Roman" w:hAnsi="Times New Roman" w:cs="Times New Roman"/>
+          <w:kern w:val="0"/>
+          <w14:ligatures w14:val="none"/>
+        </w:rPr>
+        <w:t>Reviewed the interface from the user’s point of view.</w:t>
+      </w:r>
+    </w:p>
+    <w:p>
+      <w:pPr>
+        <w:numPr>
+          <w:ilvl w:val="0"/>
+          <w:numId w:val="13"/>
+        </w:numPr>
+        <w:spacing w:line="240" w:lineRule="auto"/>
+        <w:rPr>
+          <w:rFonts w:ascii="Times New Roman" w:eastAsia="Times New Roman" w:hAnsi="Times New Roman" w:cs="Times New Roman"/>
+          <w:kern w:val="0"/>
+          <w14:ligatures w14:val="none"/>
+        </w:rPr>
+      </w:pPr>
+      <w:r>
+        <w:rPr>
+          <w:rFonts w:ascii="Times New Roman" w:eastAsia="Times New Roman" w:hAnsi="Times New Roman" w:cs="Times New Roman"/>
+          <w:kern w:val="0"/>
+          <w14:ligatures w14:val="none"/>
+        </w:rPr>
+        <w:t>Continued testing the application for errors and usability issues.</w:t>
+      </w:r>
+    </w:p>
+    <w:p>
+      <w:pPr>
+        <w:numPr>
+          <w:ilvl w:val="0"/>
+          <w:numId w:val="13"/>
+        </w:numPr>
+        <w:spacing w:line="240" w:lineRule="auto"/>
+        <w:rPr>
+          <w:rFonts w:ascii="Times New Roman" w:eastAsia="Times New Roman" w:hAnsi="Times New Roman" w:cs="Times New Roman"/>
+          <w:kern w:val="0"/>
+          <w14:ligatures w14:val="none"/>
+        </w:rPr>
+      </w:pPr>
+      <w:r>
+        <w:rPr>
+          <w:rFonts w:ascii="Times New Roman" w:eastAsia="Times New Roman" w:hAnsi="Times New Roman" w:cs="Times New Roman"/>
+          <w:kern w:val="0"/>
+          <w14:ligatures w14:val="none"/>
+        </w:rPr>
+        <w:t>Cleaned up the feature list so completed, in-progress, and future features are clearly separated.</w:t>
+      </w:r>
+    </w:p>
+    <w:p>
+      <w:pPr>
+        <w:numPr>
+          <w:ilvl w:val="0"/>
+          <w:numId w:val="13"/>
+        </w:numPr>
+        <w:spacing w:line="240" w:lineRule="auto"/>
+        <w:rPr>
+          <w:rFonts w:ascii="Times New Roman" w:eastAsia="Times New Roman" w:hAnsi="Times New Roman" w:cs="Times New Roman"/>
+          <w:kern w:val="0"/>
+          <w14:ligatures w14:val="none"/>
+        </w:rPr>
+      </w:pPr>
+      <w:r>
+        <w:rPr>
+          <w:rFonts w:ascii="Times New Roman" w:eastAsia="Times New Roman" w:hAnsi="Times New Roman" w:cs="Times New Roman"/>
+          <w:kern w:val="0"/>
+          <w14:ligatures w14:val="none"/>
+        </w:rPr>
+        <w:t>Prioritized working code over adding extra features that were not ready.</w:t>
+      </w:r>
+    </w:p>
+    <w:p>
+      <w:pPr>
+        <w:spacing w:line="240" w:lineRule="auto"/>
+        <w:outlineLvl w:val="1"/>
+        <w:rPr>
+          <w:rFonts w:ascii="Times New Roman" w:eastAsia="Times New Roman" w:hAnsi="Times New Roman" w:cs="Times New Roman"/>
+          <w:b/>
+          <w:bCs/>
+          <w:kern w:val="0"/>
+          <w:sz w:val="36"/>
+          <w:szCs w:val="36"/>
+          <w14:ligatures w14:val="none"/>
+        </w:rPr>
+      </w:pPr>
+      <w:r>
+        <w:rPr>
+          <w:rFonts w:ascii="Times New Roman" w:eastAsia="Times New Roman" w:hAnsi="Times New Roman" w:cs="Times New Roman"/>
+          <w:b/>
+          <w:bCs/>
+          <w:kern w:val="0"/>
+          <w:sz w:val="36"/>
+          <w:szCs w:val="36"/>
+          <w14:ligatures w14:val="none"/>
+        </w:rPr>
+        <w:t>Updated Feature List</w:t>
+      </w:r>
+    </w:p>
+    <w:p>
+      <w:pPr>
+        <w:spacing w:line="240" w:lineRule="auto"/>
+        <w:outlineLvl w:val="2"/>
+        <w:rPr>
+          <w:rFonts w:ascii="Times New Roman" w:eastAsia="Times New Roman" w:hAnsi="Times New Roman" w:cs="Times New Roman"/>
+          <w:b/>
+          <w:bCs/>
+          <w:kern w:val="0"/>
+          <w:sz w:val="27"/>
+          <w:szCs w:val="27"/>
+          <w14:ligatures w14:val="none"/>
+        </w:rPr>
+      </w:pPr>
+      <w:r>
+        <w:rPr>
+          <w:rFonts w:ascii="Times New Roman" w:eastAsia="Times New Roman" w:hAnsi="Times New Roman" w:cs="Times New Roman"/>
+          <w:b/>
+          <w:bCs/>
+          <w:kern w:val="0"/>
+          <w:sz w:val="27"/>
+          <w:szCs w:val="27"/>
+          <w14:ligatures w14:val="none"/>
+        </w:rPr>
+        <w:t>Completed Features</w:t>
+      </w:r>
+    </w:p>
+    <w:p>
+      <w:pPr>
+        <w:numPr>
+          <w:ilvl w:val="0"/>
+          <w:numId w:val="14"/>
+        </w:numPr>
+        <w:spacing w:line="240" w:lineRule="auto"/>
+        <w:rPr>
+          <w:rFonts w:ascii="Times New Roman" w:eastAsia="Times New Roman" w:hAnsi="Times New Roman" w:cs="Times New Roman"/>
+          <w:kern w:val="0"/>
+          <w14:ligatures w14:val="none"/>
+        </w:rPr>
+      </w:pPr>
+      <w:r>
+        <w:rPr>
+          <w:rFonts w:ascii="Times New Roman" w:eastAsia="Times New Roman" w:hAnsi="Times New Roman" w:cs="Times New Roman"/>
+          <w:kern w:val="0"/>
+          <w14:ligatures w14:val="none"/>
+        </w:rPr>
+        <w:lastRenderedPageBreak/>
+        <w:t>Multi-county real estate website structure</w:t>
+      </w:r>
+    </w:p>
+    <w:p>
+      <w:pPr>
+        <w:numPr>
+          <w:ilvl w:val="0"/>
+          <w:numId w:val="14"/>
+        </w:numPr>
+        <w:spacing w:line="240" w:lineRule="auto"/>
+        <w:rPr>
+          <w:rFonts w:ascii="Times New Roman" w:eastAsia="Times New Roman" w:hAnsi="Times New Roman" w:cs="Times New Roman"/>
+          <w:kern w:val="0"/>
+          <w14:ligatures w14:val="none"/>
+        </w:rPr>
+      </w:pPr>
+      <w:r>
+        <w:rPr>
+          <w:rFonts w:ascii="Times New Roman" w:eastAsia="Times New Roman" w:hAnsi="Times New Roman" w:cs="Times New Roman"/>
+          <w:kern w:val="0"/>
+          <w14:ligatures w14:val="none"/>
+        </w:rPr>
+        <w:t>Home page and basic site navigation</w:t>
+      </w:r>
+    </w:p>
+    <w:p>
+      <w:pPr>
+        <w:numPr>
+          <w:ilvl w:val="0"/>
+          <w:numId w:val="14"/>
+        </w:numPr>
+        <w:spacing w:line="240" w:lineRule="auto"/>
+        <w:rPr>
+          <w:rFonts w:ascii="Times New Roman" w:eastAsia="Times New Roman" w:hAnsi="Times New Roman" w:cs="Times New Roman"/>
+          <w:kern w:val="0"/>
+          <w14:ligatures w14:val="none"/>
+        </w:rPr>
+      </w:pPr>
+      <w:r>
+        <w:rPr>
+          <w:rFonts w:ascii="Times New Roman" w:eastAsia="Times New Roman" w:hAnsi="Times New Roman" w:cs="Times New Roman"/>
+          <w:kern w:val="0"/>
+          <w14:ligatures w14:val="none"/>
+        </w:rPr>
+        <w:t>Contact/lead form</w:t>
+      </w:r>
+    </w:p>
+    <w:p>
+      <w:pPr>
+        <w:numPr>
+          <w:ilvl w:val="0"/>
+          <w:numId w:val="14"/>
+        </w:numPr>
+        <w:spacing w:line="240" w:lineRule="auto"/>
+        <w:rPr>
+          <w:rFonts w:ascii="Times New Roman" w:eastAsia="Times New Roman" w:hAnsi="Times New Roman" w:cs="Times New Roman"/>
+          <w:kern w:val="0"/>
+          <w14:ligatures w14:val="none"/>
+        </w:rPr>
+      </w:pPr>
+      <w:r>
+        <w:rPr>
+          <w:rFonts w:ascii="Times New Roman" w:eastAsia="Times New Roman" w:hAnsi="Times New Roman" w:cs="Times New Roman"/>
+          <w:kern w:val="0"/>
+          <w14:ligatures w14:val="none"/>
+        </w:rPr>
+        <w:t>Backend API for saving lead information</w:t>
+      </w:r>
+    </w:p>
+    <w:p>
+      <w:pPr>
+        <w:numPr>
+          <w:ilvl w:val="0"/>
+          <w:numId w:val="14"/>
+        </w:numPr>
+        <w:spacing w:line="240" w:lineRule="auto"/>
+        <w:rPr>
+          <w:rFonts w:ascii="Times New Roman" w:eastAsia="Times New Roman" w:hAnsi="Times New Roman" w:cs="Times New Roman"/>
+          <w:kern w:val="0"/>
+          <w14:ligatures w14:val="none"/>
+        </w:rPr>
+      </w:pPr>
+      <w:r>
+        <w:rPr>
+          <w:rFonts w:ascii="Times New Roman" w:eastAsia="Times New Roman" w:hAnsi="Times New Roman" w:cs="Times New Roman"/>
+          <w:kern w:val="0"/>
+          <w14:ligatures w14:val="none"/>
+        </w:rPr>
+        <w:t>SQL Server database connection</w:t>
+      </w:r>
+    </w:p>
+    <w:p>
+      <w:pPr>
+        <w:numPr>
+          <w:ilvl w:val="0"/>
+          <w:numId w:val="14"/>
+        </w:numPr>
+        <w:spacing w:line="240" w:lineRule="auto"/>
+        <w:rPr>
+          <w:rFonts w:ascii="Times New Roman" w:eastAsia="Times New Roman" w:hAnsi="Times New Roman" w:cs="Times New Roman"/>
+          <w:kern w:val="0"/>
+          <w14:ligatures w14:val="none"/>
+        </w:rPr>
+      </w:pPr>
+      <w:r>
+        <w:rPr>
+          <w:rFonts w:ascii="Times New Roman" w:eastAsia="Times New Roman" w:hAnsi="Times New Roman" w:cs="Times New Roman"/>
+          <w:kern w:val="0"/>
+          <w14:ligatures w14:val="none"/>
+        </w:rPr>
+        <w:t>Lead storage functionality</w:t>
+      </w:r>
+    </w:p>
+    <w:p>
+      <w:pPr>
+        <w:numPr>
+          <w:ilvl w:val="0"/>
+          <w:numId w:val="14"/>
+        </w:numPr>
+        <w:spacing w:line="240" w:lineRule="auto"/>
+        <w:rPr>
+          <w:rFonts w:ascii="Times New Roman" w:eastAsia="Times New Roman" w:hAnsi="Times New Roman" w:cs="Times New Roman"/>
+          <w:kern w:val="0"/>
+          <w14:ligatures w14:val="none"/>
+        </w:rPr>
+      </w:pPr>
+      <w:r>
+        <w:rPr>
+          <w:rFonts w:ascii="Times New Roman" w:eastAsia="Times New Roman" w:hAnsi="Times New Roman" w:cs="Times New Roman"/>
+          <w:kern w:val="0"/>
+          <w14:ligatures w14:val="none"/>
+        </w:rPr>
+        <w:t>Basic admin login functionality</w:t>
+      </w:r>
+    </w:p>
+    <w:p>
+      <w:pPr>
+        <w:numPr>
+          <w:ilvl w:val="0"/>
+          <w:numId w:val="14"/>
+        </w:numPr>
+        <w:spacing w:line="240" w:lineRule="auto"/>
+        <w:rPr>
+          <w:rFonts w:ascii="Times New Roman" w:eastAsia="Times New Roman" w:hAnsi="Times New Roman" w:cs="Times New Roman"/>
+          <w:kern w:val="0"/>
+          <w14:ligatures w14:val="none"/>
+        </w:rPr>
+      </w:pPr>
+      <w:r>
+        <w:rPr>
+          <w:rFonts w:ascii="Times New Roman" w:eastAsia="Times New Roman" w:hAnsi="Times New Roman" w:cs="Times New Roman"/>
+          <w:kern w:val="0"/>
+          <w14:ligatures w14:val="none"/>
+        </w:rPr>
+        <w:t>Admin lead viewing page</w:t>
+      </w:r>
+    </w:p>
+    <w:p>
+      <w:pPr>
+        <w:numPr>
+          <w:ilvl w:val="0"/>
+          <w:numId w:val="14"/>
+        </w:numPr>
+        <w:spacing w:line="240" w:lineRule="auto"/>
+        <w:rPr>
+          <w:rFonts w:ascii="Times New Roman" w:eastAsia="Times New Roman" w:hAnsi="Times New Roman" w:cs="Times New Roman"/>
+          <w:kern w:val="0"/>
+          <w14:ligatures w14:val="none"/>
+        </w:rPr>
+      </w:pPr>
+      <w:r>
+        <w:rPr>
+          <w:rFonts w:ascii="Times New Roman" w:eastAsia="Times New Roman" w:hAnsi="Times New Roman" w:cs="Times New Roman"/>
+          <w:kern w:val="0"/>
+          <w14:ligatures w14:val="none"/>
+        </w:rPr>
+        <w:t>GitHub repository for project source control</w:t>
+      </w:r>
+    </w:p>
+    <w:p>
+      <w:pPr>
+        <w:numPr>
+          <w:ilvl w:val="0"/>
+          <w:numId w:val="14"/>
+        </w:numPr>
+        <w:spacing w:line="240" w:lineRule="auto"/>
+        <w:rPr>
+          <w:rFonts w:ascii="Times New Roman" w:eastAsia="Times New Roman" w:hAnsi="Times New Roman" w:cs="Times New Roman"/>
+          <w:kern w:val="0"/>
+          <w14:ligatures w14:val="none"/>
+        </w:rPr>
+      </w:pPr>
+      <w:r>
+        <w:rPr>
+          <w:rFonts w:ascii="Times New Roman" w:eastAsia="Times New Roman" w:hAnsi="Times New Roman" w:cs="Times New Roman"/>
+          <w:kern w:val="0"/>
+          <w14:ligatures w14:val="none"/>
+        </w:rPr>
+        <w:t>Software Requirements Specification document with weekly changelog updates</w:t>
+      </w:r>
+    </w:p>
+    <w:p>
+      <w:pPr>
+        <w:spacing w:line="240" w:lineRule="auto"/>
+        <w:outlineLvl w:val="2"/>
+        <w:rPr>
+          <w:rFonts w:ascii="Times New Roman" w:eastAsia="Times New Roman" w:hAnsi="Times New Roman" w:cs="Times New Roman"/>
+          <w:b/>
+          <w:bCs/>
+          <w:kern w:val="0"/>
+          <w:sz w:val="27"/>
+          <w:szCs w:val="27"/>
+          <w14:ligatures w14:val="none"/>
+        </w:rPr>
+      </w:pPr>
+      <w:r>
+        <w:rPr>
+          <w:rFonts w:ascii="Times New Roman" w:eastAsia="Times New Roman" w:hAnsi="Times New Roman" w:cs="Times New Roman"/>
+          <w:b/>
+          <w:bCs/>
+          <w:kern w:val="0"/>
+          <w:sz w:val="27"/>
+          <w:szCs w:val="27"/>
+          <w14:ligatures w14:val="none"/>
+        </w:rPr>
+        <w:t>In Progress / Final Testing</w:t>
+      </w:r>
+    </w:p>
+    <w:p>
+      <w:pPr>
+        <w:numPr>
+          <w:ilvl w:val="0"/>
+          <w:numId w:val="15"/>
+        </w:numPr>
+        <w:spacing w:line="240" w:lineRule="auto"/>
+        <w:rPr>
+          <w:rFonts w:ascii="Times New Roman" w:eastAsia="Times New Roman" w:hAnsi="Times New Roman" w:cs="Times New Roman"/>
+          <w:kern w:val="0"/>
+          <w14:ligatures w14:val="none"/>
+        </w:rPr>
+      </w:pPr>
+      <w:r>
+        <w:rPr>
+          <w:rFonts w:ascii="Times New Roman" w:eastAsia="Times New Roman" w:hAnsi="Times New Roman" w:cs="Times New Roman"/>
+          <w:kern w:val="0"/>
+          <w14:ligatures w14:val="none"/>
+        </w:rPr>
+        <w:t>Final interface cleanup</w:t>
+      </w:r>
+    </w:p>
+    <w:p>
+      <w:pPr>
+        <w:numPr>
+          <w:ilvl w:val="0"/>
+          <w:numId w:val="15"/>
+        </w:numPr>
+        <w:spacing w:line="240" w:lineRule="auto"/>
+        <w:rPr>
+          <w:rFonts w:ascii="Times New Roman" w:eastAsia="Times New Roman" w:hAnsi="Times New Roman" w:cs="Times New Roman"/>
+          <w:kern w:val="0"/>
+          <w14:ligatures w14:val="none"/>
+        </w:rPr>
+      </w:pPr>
+      <w:r>
+        <w:rPr>
+          <w:rFonts w:ascii="Times New Roman" w:eastAsia="Times New Roman" w:hAnsi="Times New Roman" w:cs="Times New Roman"/>
+          <w:kern w:val="0"/>
+          <w14:ligatures w14:val="none"/>
+        </w:rPr>
+        <w:t>Additional bug testing</w:t>
+      </w:r>
+    </w:p>
+    <w:p>
+      <w:pPr>
+        <w:numPr>
+          <w:ilvl w:val="0"/>
+          <w:numId w:val="15"/>
+        </w:numPr>
+        <w:spacing w:line="240" w:lineRule="auto"/>
+        <w:rPr>
+          <w:rFonts w:ascii="Times New Roman" w:eastAsia="Times New Roman" w:hAnsi="Times New Roman" w:cs="Times New Roman"/>
+          <w:kern w:val="0"/>
+          <w14:ligatures w14:val="none"/>
+        </w:rPr>
+      </w:pPr>
+      <w:r>
+        <w:rPr>
+          <w:rFonts w:ascii="Times New Roman" w:eastAsia="Times New Roman" w:hAnsi="Times New Roman" w:cs="Times New Roman"/>
+          <w:kern w:val="0"/>
+          <w14:ligatures w14:val="none"/>
+        </w:rPr>
+        <w:t>Admin page polish</w:t>
+      </w:r>
+    </w:p>
+    <w:p>
+      <w:pPr>
+        <w:numPr>
+          <w:ilvl w:val="0"/>
+          <w:numId w:val="15"/>
+        </w:numPr>
+        <w:spacing w:line="240" w:lineRule="auto"/>
+        <w:rPr>
+          <w:rFonts w:ascii="Times New Roman" w:eastAsia="Times New Roman" w:hAnsi="Times New Roman" w:cs="Times New Roman"/>
+          <w:kern w:val="0"/>
+          <w14:ligatures w14:val="none"/>
+        </w:rPr>
+      </w:pPr>
+      <w:r>
+        <w:rPr>
+          <w:rFonts w:ascii="Times New Roman" w:eastAsia="Times New Roman" w:hAnsi="Times New Roman" w:cs="Times New Roman"/>
+          <w:kern w:val="0"/>
+          <w14:ligatures w14:val="none"/>
+        </w:rPr>
+        <w:t>Improving consistency across pages</w:t>
+      </w:r>
+    </w:p>
+    <w:p>
+      <w:pPr>
+        <w:numPr>
+          <w:ilvl w:val="0"/>
+          <w:numId w:val="15"/>
+        </w:numPr>
+        <w:spacing w:line="240" w:lineRule="auto"/>
+        <w:rPr>
+          <w:rFonts w:ascii="Times New Roman" w:eastAsia="Times New Roman" w:hAnsi="Times New Roman" w:cs="Times New Roman"/>
+          <w:kern w:val="0"/>
+          <w14:ligatures w14:val="none"/>
+        </w:rPr>
+      </w:pPr>
+      <w:r>
+        <w:rPr>
+          <w:rFonts w:ascii="Times New Roman" w:eastAsia="Times New Roman" w:hAnsi="Times New Roman" w:cs="Times New Roman"/>
+          <w:kern w:val="0"/>
+          <w14:ligatures w14:val="none"/>
+        </w:rPr>
+        <w:t>Confirming all project links and routes work correctly</w:t>
+      </w:r>
+    </w:p>
+    <w:p>
+      <w:pPr>
+        <w:spacing w:line="240" w:lineRule="auto"/>
+        <w:outlineLvl w:val="2"/>
+        <w:rPr>
+          <w:rFonts w:ascii="Times New Roman" w:eastAsia="Times New Roman" w:hAnsi="Times New Roman" w:cs="Times New Roman"/>
+          <w:b/>
+          <w:bCs/>
+          <w:kern w:val="0"/>
+          <w:sz w:val="27"/>
+          <w:szCs w:val="27"/>
+          <w14:ligatures w14:val="none"/>
+        </w:rPr>
+      </w:pPr>
+      <w:r>
+        <w:rPr>
+          <w:rFonts w:ascii="Times New Roman" w:eastAsia="Times New Roman" w:hAnsi="Times New Roman" w:cs="Times New Roman"/>
+          <w:b/>
+          <w:bCs/>
+          <w:kern w:val="0"/>
+          <w:sz w:val="27"/>
+          <w:szCs w:val="27"/>
+          <w14:ligatures w14:val="none"/>
+        </w:rPr>
+        <w:t>Future Improvements</w:t>
+      </w:r>
+    </w:p>
+    <w:p>
+      <w:pPr>
+        <w:numPr>
+          <w:ilvl w:val="0"/>
+          <w:numId w:val="16"/>
+        </w:numPr>
+        <w:spacing w:line="240" w:lineRule="auto"/>
+        <w:rPr>
+          <w:rFonts w:ascii="Times New Roman" w:eastAsia="Times New Roman" w:hAnsi="Times New Roman" w:cs="Times New Roman"/>
+          <w:kern w:val="0"/>
+          <w14:ligatures w14:val="none"/>
+        </w:rPr>
+      </w:pPr>
+      <w:r>
+        <w:rPr>
+          <w:rFonts w:ascii="Times New Roman" w:eastAsia="Times New Roman" w:hAnsi="Times New Roman" w:cs="Times New Roman"/>
+          <w:kern w:val="0"/>
+          <w14:ligatures w14:val="none"/>
+        </w:rPr>
+        <w:t>Add IDX listing integration</w:t>
+      </w:r>
+    </w:p>
+    <w:p>
+      <w:pPr>
+        <w:numPr>
+          <w:ilvl w:val="0"/>
+          <w:numId w:val="16"/>
+        </w:numPr>
+        <w:spacing w:line="240" w:lineRule="auto"/>
+        <w:rPr>
+          <w:rFonts w:ascii="Times New Roman" w:eastAsia="Times New Roman" w:hAnsi="Times New Roman" w:cs="Times New Roman"/>
+          <w:kern w:val="0"/>
+          <w14:ligatures w14:val="none"/>
+        </w:rPr>
+      </w:pPr>
+      <w:r>
+        <w:rPr>
+          <w:rFonts w:ascii="Times New Roman" w:eastAsia="Times New Roman" w:hAnsi="Times New Roman" w:cs="Times New Roman"/>
+          <w:kern w:val="0"/>
+          <w14:ligatures w14:val="none"/>
+        </w:rPr>
+        <w:t>Improve admin dashboard design</w:t>
+      </w:r>
+    </w:p>
+    <w:p>
+      <w:pPr>
+        <w:numPr>
+          <w:ilvl w:val="0"/>
+          <w:numId w:val="16"/>
+        </w:numPr>
+        <w:spacing w:line="240" w:lineRule="auto"/>
+        <w:rPr>
+          <w:rFonts w:ascii="Times New Roman" w:eastAsia="Times New Roman" w:hAnsi="Times New Roman" w:cs="Times New Roman"/>
+          <w:kern w:val="0"/>
+          <w14:ligatures w14:val="none"/>
+        </w:rPr>
+      </w:pPr>
+      <w:r>
+        <w:rPr>
+          <w:rFonts w:ascii="Times New Roman" w:eastAsia="Times New Roman" w:hAnsi="Times New Roman" w:cs="Times New Roman"/>
+          <w:kern w:val="0"/>
+          <w14:ligatures w14:val="none"/>
+        </w:rPr>
+        <w:t>Add stronger authentication and role-based security</w:t>
+      </w:r>
+    </w:p>
+    <w:p>
+      <w:pPr>
+        <w:numPr>
+          <w:ilvl w:val="0"/>
+          <w:numId w:val="16"/>
+        </w:numPr>
+        <w:spacing w:line="240" w:lineRule="auto"/>
+        <w:rPr>
+          <w:rFonts w:ascii="Times New Roman" w:eastAsia="Times New Roman" w:hAnsi="Times New Roman" w:cs="Times New Roman"/>
+          <w:kern w:val="0"/>
+          <w14:ligatures w14:val="none"/>
+        </w:rPr>
+      </w:pPr>
+      <w:r>
+        <w:rPr>
+          <w:rFonts w:ascii="Times New Roman" w:eastAsia="Times New Roman" w:hAnsi="Times New Roman" w:cs="Times New Roman"/>
+          <w:kern w:val="0"/>
+          <w14:ligatures w14:val="none"/>
+        </w:rPr>
+        <w:t>Add more complete listing search and filtering</w:t>
+      </w:r>
+    </w:p>
+    <w:p>
+      <w:pPr>
+        <w:numPr>
+          <w:ilvl w:val="0"/>
+          <w:numId w:val="16"/>
+        </w:numPr>
+        <w:spacing w:line="240" w:lineRule="auto"/>
+        <w:rPr>
+          <w:rFonts w:ascii="Times New Roman" w:eastAsia="Times New Roman" w:hAnsi="Times New Roman" w:cs="Times New Roman"/>
+          <w:kern w:val="0"/>
+          <w14:ligatures w14:val="none"/>
+        </w:rPr>
+      </w:pPr>
+      <w:r>
+        <w:rPr>
+          <w:rFonts w:ascii="Times New Roman" w:eastAsia="Times New Roman" w:hAnsi="Times New Roman" w:cs="Times New Roman"/>
+          <w:kern w:val="0"/>
+          <w14:ligatures w14:val="none"/>
+        </w:rPr>
+        <w:t>Improve mobile responsiveness</w:t>
+      </w:r>
+    </w:p>
+    <w:p>
+      <w:pPr>
+        <w:numPr>
+          <w:ilvl w:val="0"/>
+          <w:numId w:val="16"/>
+        </w:numPr>
+        <w:spacing w:line="240" w:lineRule="auto"/>
+        <w:rPr>
+          <w:rFonts w:ascii="Times New Roman" w:eastAsia="Times New Roman" w:hAnsi="Times New Roman" w:cs="Times New Roman"/>
+          <w:kern w:val="0"/>
+          <w14:ligatures w14:val="none"/>
+        </w:rPr>
+      </w:pPr>
+      <w:r>
+        <w:rPr>
+          <w:rFonts w:ascii="Times New Roman" w:eastAsia="Times New Roman" w:hAnsi="Times New Roman" w:cs="Times New Roman"/>
+          <w:kern w:val="0"/>
+          <w14:ligatures w14:val="none"/>
+        </w:rPr>
+        <w:t>Add more county-specific real estate content</w:t>
+      </w:r>
+    </w:p>
+    <w:p>
+      <w:pPr>
+        <w:numPr>
+          <w:ilvl w:val="0"/>
+          <w:numId w:val="16"/>
+        </w:numPr>
+        <w:spacing w:line="240" w:lineRule="auto"/>
+        <w:rPr>
+          <w:rFonts w:ascii="Times New Roman" w:eastAsia="Times New Roman" w:hAnsi="Times New Roman" w:cs="Times New Roman"/>
+          <w:kern w:val="0"/>
+          <w14:ligatures w14:val="none"/>
+        </w:rPr>
+      </w:pPr>
+      <w:r>
+        <w:rPr>
+          <w:rFonts w:ascii="Times New Roman" w:eastAsia="Times New Roman" w:hAnsi="Times New Roman" w:cs="Times New Roman"/>
+          <w:kern w:val="0"/>
+          <w14:ligatures w14:val="none"/>
+        </w:rPr>
+        <w:t>Add customer relationship management features</w:t>
+      </w:r>
+    </w:p>
+    <w:p>
+      <w:pPr>
+        <w:numPr>
+          <w:ilvl w:val="0"/>
+          <w:numId w:val="16"/>
+        </w:numPr>
+        <w:spacing w:line="240" w:lineRule="auto"/>
+        <w:rPr>
+          <w:rFonts w:ascii="Times New Roman" w:eastAsia="Times New Roman" w:hAnsi="Times New Roman" w:cs="Times New Roman"/>
+          <w:kern w:val="0"/>
+          <w14:ligatures w14:val="none"/>
+        </w:rPr>
+      </w:pPr>
+      <w:r>
+        <w:rPr>
+          <w:rFonts w:ascii="Times New Roman" w:eastAsia="Times New Roman" w:hAnsi="Times New Roman" w:cs="Times New Roman"/>
+          <w:kern w:val="0"/>
+          <w14:ligatures w14:val="none"/>
+        </w:rPr>
+        <w:t>Add email notifications for new leads</w:t>
+      </w:r>
+    </w:p>
+    <w:p>
+      <w:pPr>
+        <w:spacing w:line="240" w:lineRule="auto"/>
+        <w:outlineLvl w:val="1"/>
+        <w:rPr>
+          <w:rFonts w:ascii="Times New Roman" w:eastAsia="Times New Roman" w:hAnsi="Times New Roman" w:cs="Times New Roman"/>
+          <w:b/>
+          <w:bCs/>
+          <w:kern w:val="0"/>
+          <w:sz w:val="36"/>
+          <w:szCs w:val="36"/>
+          <w14:ligatures w14:val="none"/>
+        </w:rPr>
+      </w:pPr>
+      <w:r>
+        <w:rPr>
+          <w:rFonts w:ascii="Times New Roman" w:eastAsia="Times New Roman" w:hAnsi="Times New Roman" w:cs="Times New Roman"/>
+          <w:b/>
+          <w:bCs/>
+          <w:kern w:val="0"/>
+          <w:sz w:val="36"/>
+          <w:szCs w:val="36"/>
+          <w14:ligatures w14:val="none"/>
+        </w:rPr>
+        <w:t>Week 10 Summary</w:t>
+      </w:r>
+    </w:p>
+    <w:p>
+      <w:pPr>
+        <w:spacing w:line="240" w:lineRule="auto"/>
+        <w:rPr>
+          <w:rFonts w:ascii="Times New Roman" w:eastAsia="Times New Roman" w:hAnsi="Times New Roman" w:cs="Times New Roman"/>
+          <w:kern w:val="0"/>
+          <w14:ligatures w14:val="none"/>
+        </w:rPr>
+      </w:pPr>
+      <w:proofErr w:type="gramStart"/>
+      <w:r>
+        <w:rPr>
+          <w:rFonts w:ascii="Times New Roman" w:eastAsia="Times New Roman" w:hAnsi="Times New Roman" w:cs="Times New Roman"/>
+          <w:kern w:val="0"/>
+          <w14:ligatures w14:val="none"/>
+        </w:rPr>
+        <w:t>The Week</w:t>
+      </w:r>
+      <w:proofErr w:type="gramEnd"/>
+      <w:r>
+        <w:rPr>
+          <w:rFonts w:ascii="Times New Roman" w:eastAsia="Times New Roman" w:hAnsi="Times New Roman" w:cs="Times New Roman"/>
+          <w:kern w:val="0"/>
+          <w14:ligatures w14:val="none"/>
+        </w:rPr>
+        <w:t xml:space="preserve"> 10 focus was on final fixes and optimization. Instead of adding new features that could create bugs, I focused on testing the existing application and making sure the main project goals were still being met. The project currently demonstrates a working full-stack real estate lead system with a frontend website, backend API, database storage, and basic admin functionality. Remaining improvements have been documented as future features.</w:t>
+      </w:r>
+    </w:p>
+    <w:p>
+      <w:pPr>
         <w:tabs>
           <w:tab w:val="left" w:pos="916"/>
           <w:tab w:val="left" w:pos="1832"/>
@@ -3329,6 +4334,304 @@
 <file path=word/numbering.xml><?xml version="1.0" encoding="utf-8"?>
 <w:numbering xmlns:wpc="http://schemas.microsoft.com/office/word/2010/wordprocessingCanvas" xmlns:cx="http://schemas.microsoft.com/office/drawing/2014/chartex" xmlns:cx1="http://schemas.microsoft.com/office/drawing/2015/9/8/chartex" xmlns:cx2="http://schemas.microsoft.com/office/drawing/2015/10/21/chartex" xmlns:cx3="http://schemas.microsoft.com/office/drawing/2016/5/9/chartex" xmlns:cx4="http://schemas.microsoft.com/office/drawing/2016/5/10/chartex" xmlns:cx5="http://schemas.microsoft.com/office/drawing/2016/5/11/chartex" xmlns:cx6="http://schemas.microsoft.com/office/drawing/2016/5/12/chartex" xmlns:cx7="http://schemas.microsoft.com/office/drawing/2016/5/13/chartex" xmlns:cx8="http://schemas.microsoft.com/office/drawing/2016/5/14/chartex" xmlns:mc="http://schemas.openxmlformats.org/markup-compatibility/2006" xmlns:aink="http://schemas.microsoft.com/office/drawing/2016/ink" xmlns:am3d="http://schemas.microsoft.com/office/drawing/2017/model3d" xmlns:o="urn:schemas-microsoft-com:office:office" xmlns:oel="http://schemas.microsoft.com/office/2019/extlst" xmlns:r="http://schemas.openxmlformats.org/officeDocument/2006/relationships" xmlns:m="http://schemas.openxmlformats.org/officeDocument/2006/math" xmlns:v="urn:schemas-microsoft-com:vml" xmlns:wp14="http://schemas.microsoft.com/office/word/2010/wordprocessingDrawing" xmlns:wp="http://schemas.openxmlformats.org/drawingml/2006/wordprocessingDrawing" xmlns:w10="urn:schemas-microsoft-com:office:word" xmlns:w="http://schemas.openxmlformats.org/wordprocessingml/2006/main" xmlns:w14="http://schemas.microsoft.com/office/word/2010/wordml" xmlns:w15="http://schemas.microsoft.com/office/word/2012/wordml" xmlns:w16cex="http://schemas.microsoft.com/office/word/2018/wordml/cex" xmlns:w16cid="http://schemas.microsoft.com/office/word/2016/wordml/cid" xmlns:w16="http://schemas.microsoft.com/office/word/2018/wordml" xmlns:w16du="http://schemas.microsoft.com/office/word/2023/wordml/word16du" xmlns:w16sdtdh="http://schemas.microsoft.com/office/word/2020/wordml/sdtdatahash" xmlns:w16sdtfl="http://schemas.microsoft.com/office/word/2024/wordml/sdtformatlock" xmlns:w16se="http://schemas.microsoft.com/office/word/2015/wordml/symex" xmlns:wpg="http://schemas.microsoft.com/office/word/2010/wordprocessingGroup" xmlns:wpi="http://schemas.microsoft.com/office/word/2010/wordprocessingInk" xmlns:wne="http://schemas.microsoft.com/office/word/2006/wordml" xmlns:wps="http://schemas.microsoft.com/office/word/2010/wordprocessingShape" mc:Ignorable="w14 w15 w16se w16cid w16 w16cex w16sdtdh w16sdtfl w16du wp14">
   <w:abstractNum w:abstractNumId="0" w15:restartNumberingAfterBreak="0">
+    <w:nsid w:val="00C778F6"/>
+    <w:multiLevelType w:val="multilevel"/>
+    <w:tmpl w:val="B1BAA548"/>
+    <w:lvl w:ilvl="0">
+      <w:start w:val="1"/>
+      <w:numFmt w:val="bullet"/>
+      <w:lvlText w:val=""/>
+      <w:lvlJc w:val="left"/>
+      <w:pPr>
+        <w:tabs>
+          <w:tab w:val="num" w:pos="720"/>
+        </w:tabs>
+        <w:ind w:left="720" w:hanging="360"/>
+      </w:pPr>
+      <w:rPr>
+        <w:rFonts w:ascii="Symbol" w:hAnsi="Symbol" w:hint="default"/>
+        <w:sz w:val="20"/>
+      </w:rPr>
+    </w:lvl>
+    <w:lvl w:ilvl="1" w:tentative="1">
+      <w:start w:val="1"/>
+      <w:numFmt w:val="bullet"/>
+      <w:lvlText w:val="o"/>
+      <w:lvlJc w:val="left"/>
+      <w:pPr>
+        <w:tabs>
+          <w:tab w:val="num" w:pos="1440"/>
+        </w:tabs>
+        <w:ind w:left="1440" w:hanging="360"/>
+      </w:pPr>
+      <w:rPr>
+        <w:rFonts w:ascii="Courier New" w:hAnsi="Courier New" w:hint="default"/>
+        <w:sz w:val="20"/>
+      </w:rPr>
+    </w:lvl>
+    <w:lvl w:ilvl="2" w:tentative="1">
+      <w:start w:val="1"/>
+      <w:numFmt w:val="bullet"/>
+      <w:lvlText w:val=""/>
+      <w:lvlJc w:val="left"/>
+      <w:pPr>
+        <w:tabs>
+          <w:tab w:val="num" w:pos="2160"/>
+        </w:tabs>
+        <w:ind w:left="2160" w:hanging="360"/>
+      </w:pPr>
+      <w:rPr>
+        <w:rFonts w:ascii="Wingdings" w:hAnsi="Wingdings" w:hint="default"/>
+        <w:sz w:val="20"/>
+      </w:rPr>
+    </w:lvl>
+    <w:lvl w:ilvl="3" w:tentative="1">
+      <w:start w:val="1"/>
+      <w:numFmt w:val="bullet"/>
+      <w:lvlText w:val=""/>
+      <w:lvlJc w:val="left"/>
+      <w:pPr>
+        <w:tabs>
+          <w:tab w:val="num" w:pos="2880"/>
+        </w:tabs>
+        <w:ind w:left="2880" w:hanging="360"/>
+      </w:pPr>
+      <w:rPr>
+        <w:rFonts w:ascii="Wingdings" w:hAnsi="Wingdings" w:hint="default"/>
+        <w:sz w:val="20"/>
+      </w:rPr>
+    </w:lvl>
+    <w:lvl w:ilvl="4" w:tentative="1">
+      <w:start w:val="1"/>
+      <w:numFmt w:val="bullet"/>
+      <w:lvlText w:val=""/>
+      <w:lvlJc w:val="left"/>
+      <w:pPr>
+        <w:tabs>
+          <w:tab w:val="num" w:pos="3600"/>
+        </w:tabs>
+        <w:ind w:left="3600" w:hanging="360"/>
+      </w:pPr>
+      <w:rPr>
+        <w:rFonts w:ascii="Wingdings" w:hAnsi="Wingdings" w:hint="default"/>
+        <w:sz w:val="20"/>
+      </w:rPr>
+    </w:lvl>
+    <w:lvl w:ilvl="5" w:tentative="1">
+      <w:start w:val="1"/>
+      <w:numFmt w:val="bullet"/>
+      <w:lvlText w:val=""/>
+      <w:lvlJc w:val="left"/>
+      <w:pPr>
+        <w:tabs>
+          <w:tab w:val="num" w:pos="4320"/>
+        </w:tabs>
+        <w:ind w:left="4320" w:hanging="360"/>
+      </w:pPr>
+      <w:rPr>
+        <w:rFonts w:ascii="Wingdings" w:hAnsi="Wingdings" w:hint="default"/>
+        <w:sz w:val="20"/>
+      </w:rPr>
+    </w:lvl>
+    <w:lvl w:ilvl="6" w:tentative="1">
+      <w:start w:val="1"/>
+      <w:numFmt w:val="bullet"/>
+      <w:lvlText w:val=""/>
+      <w:lvlJc w:val="left"/>
+      <w:pPr>
+        <w:tabs>
+          <w:tab w:val="num" w:pos="5040"/>
+        </w:tabs>
+        <w:ind w:left="5040" w:hanging="360"/>
+      </w:pPr>
+      <w:rPr>
+        <w:rFonts w:ascii="Wingdings" w:hAnsi="Wingdings" w:hint="default"/>
+        <w:sz w:val="20"/>
+      </w:rPr>
+    </w:lvl>
+    <w:lvl w:ilvl="7" w:tentative="1">
+      <w:start w:val="1"/>
+      <w:numFmt w:val="bullet"/>
+      <w:lvlText w:val=""/>
+      <w:lvlJc w:val="left"/>
+      <w:pPr>
+        <w:tabs>
+          <w:tab w:val="num" w:pos="5760"/>
+        </w:tabs>
+        <w:ind w:left="5760" w:hanging="360"/>
+      </w:pPr>
+      <w:rPr>
+        <w:rFonts w:ascii="Wingdings" w:hAnsi="Wingdings" w:hint="default"/>
+        <w:sz w:val="20"/>
+      </w:rPr>
+    </w:lvl>
+    <w:lvl w:ilvl="8" w:tentative="1">
+      <w:start w:val="1"/>
+      <w:numFmt w:val="bullet"/>
+      <w:lvlText w:val=""/>
+      <w:lvlJc w:val="left"/>
+      <w:pPr>
+        <w:tabs>
+          <w:tab w:val="num" w:pos="6480"/>
+        </w:tabs>
+        <w:ind w:left="6480" w:hanging="360"/>
+      </w:pPr>
+      <w:rPr>
+        <w:rFonts w:ascii="Wingdings" w:hAnsi="Wingdings" w:hint="default"/>
+        <w:sz w:val="20"/>
+      </w:rPr>
+    </w:lvl>
+  </w:abstractNum>
+  <w:abstractNum w:abstractNumId="1" w15:restartNumberingAfterBreak="0">
+    <w:nsid w:val="097E4726"/>
+    <w:multiLevelType w:val="multilevel"/>
+    <w:tmpl w:val="7FC6374A"/>
+    <w:lvl w:ilvl="0">
+      <w:start w:val="1"/>
+      <w:numFmt w:val="bullet"/>
+      <w:lvlText w:val=""/>
+      <w:lvlJc w:val="left"/>
+      <w:pPr>
+        <w:tabs>
+          <w:tab w:val="num" w:pos="720"/>
+        </w:tabs>
+        <w:ind w:left="720" w:hanging="360"/>
+      </w:pPr>
+      <w:rPr>
+        <w:rFonts w:ascii="Symbol" w:hAnsi="Symbol" w:hint="default"/>
+        <w:sz w:val="20"/>
+      </w:rPr>
+    </w:lvl>
+    <w:lvl w:ilvl="1" w:tentative="1">
+      <w:start w:val="1"/>
+      <w:numFmt w:val="bullet"/>
+      <w:lvlText w:val="o"/>
+      <w:lvlJc w:val="left"/>
+      <w:pPr>
+        <w:tabs>
+          <w:tab w:val="num" w:pos="1440"/>
+        </w:tabs>
+        <w:ind w:left="1440" w:hanging="360"/>
+      </w:pPr>
+      <w:rPr>
+        <w:rFonts w:ascii="Courier New" w:hAnsi="Courier New" w:hint="default"/>
+        <w:sz w:val="20"/>
+      </w:rPr>
+    </w:lvl>
+    <w:lvl w:ilvl="2" w:tentative="1">
+      <w:start w:val="1"/>
+      <w:numFmt w:val="bullet"/>
+      <w:lvlText w:val=""/>
+      <w:lvlJc w:val="left"/>
+      <w:pPr>
+        <w:tabs>
+          <w:tab w:val="num" w:pos="2160"/>
+        </w:tabs>
+        <w:ind w:left="2160" w:hanging="360"/>
+      </w:pPr>
+      <w:rPr>
+        <w:rFonts w:ascii="Wingdings" w:hAnsi="Wingdings" w:hint="default"/>
+        <w:sz w:val="20"/>
+      </w:rPr>
+    </w:lvl>
+    <w:lvl w:ilvl="3" w:tentative="1">
+      <w:start w:val="1"/>
+      <w:numFmt w:val="bullet"/>
+      <w:lvlText w:val=""/>
+      <w:lvlJc w:val="left"/>
+      <w:pPr>
+        <w:tabs>
+          <w:tab w:val="num" w:pos="2880"/>
+        </w:tabs>
+        <w:ind w:left="2880" w:hanging="360"/>
+      </w:pPr>
+      <w:rPr>
+        <w:rFonts w:ascii="Wingdings" w:hAnsi="Wingdings" w:hint="default"/>
+        <w:sz w:val="20"/>
+      </w:rPr>
+    </w:lvl>
+    <w:lvl w:ilvl="4" w:tentative="1">
+      <w:start w:val="1"/>
+      <w:numFmt w:val="bullet"/>
+      <w:lvlText w:val=""/>
+      <w:lvlJc w:val="left"/>
+      <w:pPr>
+        <w:tabs>
+          <w:tab w:val="num" w:pos="3600"/>
+        </w:tabs>
+        <w:ind w:left="3600" w:hanging="360"/>
+      </w:pPr>
+      <w:rPr>
+        <w:rFonts w:ascii="Wingdings" w:hAnsi="Wingdings" w:hint="default"/>
+        <w:sz w:val="20"/>
+      </w:rPr>
+    </w:lvl>
+    <w:lvl w:ilvl="5" w:tentative="1">
+      <w:start w:val="1"/>
+      <w:numFmt w:val="bullet"/>
+      <w:lvlText w:val=""/>
+      <w:lvlJc w:val="left"/>
+      <w:pPr>
+        <w:tabs>
+          <w:tab w:val="num" w:pos="4320"/>
+        </w:tabs>
+        <w:ind w:left="4320" w:hanging="360"/>
+      </w:pPr>
+      <w:rPr>
+        <w:rFonts w:ascii="Wingdings" w:hAnsi="Wingdings" w:hint="default"/>
+        <w:sz w:val="20"/>
+      </w:rPr>
+    </w:lvl>
+    <w:lvl w:ilvl="6" w:tentative="1">
+      <w:start w:val="1"/>
+      <w:numFmt w:val="bullet"/>
+      <w:lvlText w:val=""/>
+      <w:lvlJc w:val="left"/>
+      <w:pPr>
+        <w:tabs>
+          <w:tab w:val="num" w:pos="5040"/>
+        </w:tabs>
+        <w:ind w:left="5040" w:hanging="360"/>
+      </w:pPr>
+      <w:rPr>
+        <w:rFonts w:ascii="Wingdings" w:hAnsi="Wingdings" w:hint="default"/>
+        <w:sz w:val="20"/>
+      </w:rPr>
+    </w:lvl>
+    <w:lvl w:ilvl="7" w:tentative="1">
+      <w:start w:val="1"/>
+      <w:numFmt w:val="bullet"/>
+      <w:lvlText w:val=""/>
+      <w:lvlJc w:val="left"/>
+      <w:pPr>
+        <w:tabs>
+          <w:tab w:val="num" w:pos="5760"/>
+        </w:tabs>
+        <w:ind w:left="5760" w:hanging="360"/>
+      </w:pPr>
+      <w:rPr>
+        <w:rFonts w:ascii="Wingdings" w:hAnsi="Wingdings" w:hint="default"/>
+        <w:sz w:val="20"/>
+      </w:rPr>
+    </w:lvl>
+    <w:lvl w:ilvl="8" w:tentative="1">
+      <w:start w:val="1"/>
+      <w:numFmt w:val="bullet"/>
+      <w:lvlText w:val=""/>
+      <w:lvlJc w:val="left"/>
+      <w:pPr>
+        <w:tabs>
+          <w:tab w:val="num" w:pos="6480"/>
+        </w:tabs>
+        <w:ind w:left="6480" w:hanging="360"/>
+      </w:pPr>
+      <w:rPr>
+        <w:rFonts w:ascii="Wingdings" w:hAnsi="Wingdings" w:hint="default"/>
+        <w:sz w:val="20"/>
+      </w:rPr>
+    </w:lvl>
+  </w:abstractNum>
+  <w:abstractNum w:abstractNumId="2" w15:restartNumberingAfterBreak="0">
     <w:nsid w:val="10263408"/>
     <w:multiLevelType w:val="multilevel"/>
     <w:tmpl w:val="941208A6"/>
@@ -3477,7 +4780,7 @@
       </w:rPr>
     </w:lvl>
   </w:abstractNum>
-  <w:abstractNum w:abstractNumId="1" w15:restartNumberingAfterBreak="0">
+  <w:abstractNum w:abstractNumId="3" w15:restartNumberingAfterBreak="0">
     <w:nsid w:val="1F110E74"/>
     <w:multiLevelType w:val="multilevel"/>
     <w:tmpl w:val="52F4DBE4"/>
@@ -3626,7 +4929,7 @@
       </w:rPr>
     </w:lvl>
   </w:abstractNum>
-  <w:abstractNum w:abstractNumId="2" w15:restartNumberingAfterBreak="0">
+  <w:abstractNum w:abstractNumId="4" w15:restartNumberingAfterBreak="0">
     <w:nsid w:val="27826B9C"/>
     <w:multiLevelType w:val="multilevel"/>
     <w:tmpl w:val="2EE8C508"/>
@@ -3775,7 +5078,7 @@
       </w:rPr>
     </w:lvl>
   </w:abstractNum>
-  <w:abstractNum w:abstractNumId="3" w15:restartNumberingAfterBreak="0">
+  <w:abstractNum w:abstractNumId="5" w15:restartNumberingAfterBreak="0">
     <w:nsid w:val="28A31CF7"/>
     <w:multiLevelType w:val="multilevel"/>
     <w:tmpl w:val="E26CD952"/>
@@ -3924,7 +5227,7 @@
       </w:rPr>
     </w:lvl>
   </w:abstractNum>
-  <w:abstractNum w:abstractNumId="4" w15:restartNumberingAfterBreak="0">
+  <w:abstractNum w:abstractNumId="6" w15:restartNumberingAfterBreak="0">
     <w:nsid w:val="28DC303B"/>
     <w:multiLevelType w:val="multilevel"/>
     <w:tmpl w:val="081A28D8"/>
@@ -4073,7 +5376,7 @@
       </w:rPr>
     </w:lvl>
   </w:abstractNum>
-  <w:abstractNum w:abstractNumId="5" w15:restartNumberingAfterBreak="0">
+  <w:abstractNum w:abstractNumId="7" w15:restartNumberingAfterBreak="0">
     <w:nsid w:val="39676BBD"/>
     <w:multiLevelType w:val="multilevel"/>
     <w:tmpl w:val="011A9186"/>
@@ -4222,7 +5525,454 @@
       </w:rPr>
     </w:lvl>
   </w:abstractNum>
-  <w:abstractNum w:abstractNumId="6" w15:restartNumberingAfterBreak="0">
+  <w:abstractNum w:abstractNumId="8" w15:restartNumberingAfterBreak="0">
+    <w:nsid w:val="3B904DE9"/>
+    <w:multiLevelType w:val="multilevel"/>
+    <w:tmpl w:val="6C207B9E"/>
+    <w:lvl w:ilvl="0">
+      <w:start w:val="1"/>
+      <w:numFmt w:val="bullet"/>
+      <w:lvlText w:val=""/>
+      <w:lvlJc w:val="left"/>
+      <w:pPr>
+        <w:tabs>
+          <w:tab w:val="num" w:pos="720"/>
+        </w:tabs>
+        <w:ind w:left="720" w:hanging="360"/>
+      </w:pPr>
+      <w:rPr>
+        <w:rFonts w:ascii="Symbol" w:hAnsi="Symbol" w:hint="default"/>
+        <w:sz w:val="20"/>
+      </w:rPr>
+    </w:lvl>
+    <w:lvl w:ilvl="1" w:tentative="1">
+      <w:start w:val="1"/>
+      <w:numFmt w:val="bullet"/>
+      <w:lvlText w:val="o"/>
+      <w:lvlJc w:val="left"/>
+      <w:pPr>
+        <w:tabs>
+          <w:tab w:val="num" w:pos="1440"/>
+        </w:tabs>
+        <w:ind w:left="1440" w:hanging="360"/>
+      </w:pPr>
+      <w:rPr>
+        <w:rFonts w:ascii="Courier New" w:hAnsi="Courier New" w:hint="default"/>
+        <w:sz w:val="20"/>
+      </w:rPr>
+    </w:lvl>
+    <w:lvl w:ilvl="2" w:tentative="1">
+      <w:start w:val="1"/>
+      <w:numFmt w:val="bullet"/>
+      <w:lvlText w:val=""/>
+      <w:lvlJc w:val="left"/>
+      <w:pPr>
+        <w:tabs>
+          <w:tab w:val="num" w:pos="2160"/>
+        </w:tabs>
+        <w:ind w:left="2160" w:hanging="360"/>
+      </w:pPr>
+      <w:rPr>
+        <w:rFonts w:ascii="Wingdings" w:hAnsi="Wingdings" w:hint="default"/>
+        <w:sz w:val="20"/>
+      </w:rPr>
+    </w:lvl>
+    <w:lvl w:ilvl="3" w:tentative="1">
+      <w:start w:val="1"/>
+      <w:numFmt w:val="bullet"/>
+      <w:lvlText w:val=""/>
+      <w:lvlJc w:val="left"/>
+      <w:pPr>
+        <w:tabs>
+          <w:tab w:val="num" w:pos="2880"/>
+        </w:tabs>
+        <w:ind w:left="2880" w:hanging="360"/>
+      </w:pPr>
+      <w:rPr>
+        <w:rFonts w:ascii="Wingdings" w:hAnsi="Wingdings" w:hint="default"/>
+        <w:sz w:val="20"/>
+      </w:rPr>
+    </w:lvl>
+    <w:lvl w:ilvl="4" w:tentative="1">
+      <w:start w:val="1"/>
+      <w:numFmt w:val="bullet"/>
+      <w:lvlText w:val=""/>
+      <w:lvlJc w:val="left"/>
+      <w:pPr>
+        <w:tabs>
+          <w:tab w:val="num" w:pos="3600"/>
+        </w:tabs>
+        <w:ind w:left="3600" w:hanging="360"/>
+      </w:pPr>
+      <w:rPr>
+        <w:rFonts w:ascii="Wingdings" w:hAnsi="Wingdings" w:hint="default"/>
+        <w:sz w:val="20"/>
+      </w:rPr>
+    </w:lvl>
+    <w:lvl w:ilvl="5" w:tentative="1">
+      <w:start w:val="1"/>
+      <w:numFmt w:val="bullet"/>
+      <w:lvlText w:val=""/>
+      <w:lvlJc w:val="left"/>
+      <w:pPr>
+        <w:tabs>
+          <w:tab w:val="num" w:pos="4320"/>
+        </w:tabs>
+        <w:ind w:left="4320" w:hanging="360"/>
+      </w:pPr>
+      <w:rPr>
+        <w:rFonts w:ascii="Wingdings" w:hAnsi="Wingdings" w:hint="default"/>
+        <w:sz w:val="20"/>
+      </w:rPr>
+    </w:lvl>
+    <w:lvl w:ilvl="6" w:tentative="1">
+      <w:start w:val="1"/>
+      <w:numFmt w:val="bullet"/>
+      <w:lvlText w:val=""/>
+      <w:lvlJc w:val="left"/>
+      <w:pPr>
+        <w:tabs>
+          <w:tab w:val="num" w:pos="5040"/>
+        </w:tabs>
+        <w:ind w:left="5040" w:hanging="360"/>
+      </w:pPr>
+      <w:rPr>
+        <w:rFonts w:ascii="Wingdings" w:hAnsi="Wingdings" w:hint="default"/>
+        <w:sz w:val="20"/>
+      </w:rPr>
+    </w:lvl>
+    <w:lvl w:ilvl="7" w:tentative="1">
+      <w:start w:val="1"/>
+      <w:numFmt w:val="bullet"/>
+      <w:lvlText w:val=""/>
+      <w:lvlJc w:val="left"/>
+      <w:pPr>
+        <w:tabs>
+          <w:tab w:val="num" w:pos="5760"/>
+        </w:tabs>
+        <w:ind w:left="5760" w:hanging="360"/>
+      </w:pPr>
+      <w:rPr>
+        <w:rFonts w:ascii="Wingdings" w:hAnsi="Wingdings" w:hint="default"/>
+        <w:sz w:val="20"/>
+      </w:rPr>
+    </w:lvl>
+    <w:lvl w:ilvl="8" w:tentative="1">
+      <w:start w:val="1"/>
+      <w:numFmt w:val="bullet"/>
+      <w:lvlText w:val=""/>
+      <w:lvlJc w:val="left"/>
+      <w:pPr>
+        <w:tabs>
+          <w:tab w:val="num" w:pos="6480"/>
+        </w:tabs>
+        <w:ind w:left="6480" w:hanging="360"/>
+      </w:pPr>
+      <w:rPr>
+        <w:rFonts w:ascii="Wingdings" w:hAnsi="Wingdings" w:hint="default"/>
+        <w:sz w:val="20"/>
+      </w:rPr>
+    </w:lvl>
+  </w:abstractNum>
+  <w:abstractNum w:abstractNumId="9" w15:restartNumberingAfterBreak="0">
+    <w:nsid w:val="48D97753"/>
+    <w:multiLevelType w:val="multilevel"/>
+    <w:tmpl w:val="D8EA3FE2"/>
+    <w:lvl w:ilvl="0">
+      <w:start w:val="1"/>
+      <w:numFmt w:val="bullet"/>
+      <w:lvlText w:val=""/>
+      <w:lvlJc w:val="left"/>
+      <w:pPr>
+        <w:tabs>
+          <w:tab w:val="num" w:pos="720"/>
+        </w:tabs>
+        <w:ind w:left="720" w:hanging="360"/>
+      </w:pPr>
+      <w:rPr>
+        <w:rFonts w:ascii="Symbol" w:hAnsi="Symbol" w:hint="default"/>
+        <w:sz w:val="20"/>
+      </w:rPr>
+    </w:lvl>
+    <w:lvl w:ilvl="1" w:tentative="1">
+      <w:start w:val="1"/>
+      <w:numFmt w:val="bullet"/>
+      <w:lvlText w:val="o"/>
+      <w:lvlJc w:val="left"/>
+      <w:pPr>
+        <w:tabs>
+          <w:tab w:val="num" w:pos="1440"/>
+        </w:tabs>
+        <w:ind w:left="1440" w:hanging="360"/>
+      </w:pPr>
+      <w:rPr>
+        <w:rFonts w:ascii="Courier New" w:hAnsi="Courier New" w:hint="default"/>
+        <w:sz w:val="20"/>
+      </w:rPr>
+    </w:lvl>
+    <w:lvl w:ilvl="2" w:tentative="1">
+      <w:start w:val="1"/>
+      <w:numFmt w:val="bullet"/>
+      <w:lvlText w:val=""/>
+      <w:lvlJc w:val="left"/>
+      <w:pPr>
+        <w:tabs>
+          <w:tab w:val="num" w:pos="2160"/>
+        </w:tabs>
+        <w:ind w:left="2160" w:hanging="360"/>
+      </w:pPr>
+      <w:rPr>
+        <w:rFonts w:ascii="Wingdings" w:hAnsi="Wingdings" w:hint="default"/>
+        <w:sz w:val="20"/>
+      </w:rPr>
+    </w:lvl>
+    <w:lvl w:ilvl="3" w:tentative="1">
+      <w:start w:val="1"/>
+      <w:numFmt w:val="bullet"/>
+      <w:lvlText w:val=""/>
+      <w:lvlJc w:val="left"/>
+      <w:pPr>
+        <w:tabs>
+          <w:tab w:val="num" w:pos="2880"/>
+        </w:tabs>
+        <w:ind w:left="2880" w:hanging="360"/>
+      </w:pPr>
+      <w:rPr>
+        <w:rFonts w:ascii="Wingdings" w:hAnsi="Wingdings" w:hint="default"/>
+        <w:sz w:val="20"/>
+      </w:rPr>
+    </w:lvl>
+    <w:lvl w:ilvl="4" w:tentative="1">
+      <w:start w:val="1"/>
+      <w:numFmt w:val="bullet"/>
+      <w:lvlText w:val=""/>
+      <w:lvlJc w:val="left"/>
+      <w:pPr>
+        <w:tabs>
+          <w:tab w:val="num" w:pos="3600"/>
+        </w:tabs>
+        <w:ind w:left="3600" w:hanging="360"/>
+      </w:pPr>
+      <w:rPr>
+        <w:rFonts w:ascii="Wingdings" w:hAnsi="Wingdings" w:hint="default"/>
+        <w:sz w:val="20"/>
+      </w:rPr>
+    </w:lvl>
+    <w:lvl w:ilvl="5" w:tentative="1">
+      <w:start w:val="1"/>
+      <w:numFmt w:val="bullet"/>
+      <w:lvlText w:val=""/>
+      <w:lvlJc w:val="left"/>
+      <w:pPr>
+        <w:tabs>
+          <w:tab w:val="num" w:pos="4320"/>
+        </w:tabs>
+        <w:ind w:left="4320" w:hanging="360"/>
+      </w:pPr>
+      <w:rPr>
+        <w:rFonts w:ascii="Wingdings" w:hAnsi="Wingdings" w:hint="default"/>
+        <w:sz w:val="20"/>
+      </w:rPr>
+    </w:lvl>
+    <w:lvl w:ilvl="6" w:tentative="1">
+      <w:start w:val="1"/>
+      <w:numFmt w:val="bullet"/>
+      <w:lvlText w:val=""/>
+      <w:lvlJc w:val="left"/>
+      <w:pPr>
+        <w:tabs>
+          <w:tab w:val="num" w:pos="5040"/>
+        </w:tabs>
+        <w:ind w:left="5040" w:hanging="360"/>
+      </w:pPr>
+      <w:rPr>
+        <w:rFonts w:ascii="Wingdings" w:hAnsi="Wingdings" w:hint="default"/>
+        <w:sz w:val="20"/>
+      </w:rPr>
+    </w:lvl>
+    <w:lvl w:ilvl="7" w:tentative="1">
+      <w:start w:val="1"/>
+      <w:numFmt w:val="bullet"/>
+      <w:lvlText w:val=""/>
+      <w:lvlJc w:val="left"/>
+      <w:pPr>
+        <w:tabs>
+          <w:tab w:val="num" w:pos="5760"/>
+        </w:tabs>
+        <w:ind w:left="5760" w:hanging="360"/>
+      </w:pPr>
+      <w:rPr>
+        <w:rFonts w:ascii="Wingdings" w:hAnsi="Wingdings" w:hint="default"/>
+        <w:sz w:val="20"/>
+      </w:rPr>
+    </w:lvl>
+    <w:lvl w:ilvl="8" w:tentative="1">
+      <w:start w:val="1"/>
+      <w:numFmt w:val="bullet"/>
+      <w:lvlText w:val=""/>
+      <w:lvlJc w:val="left"/>
+      <w:pPr>
+        <w:tabs>
+          <w:tab w:val="num" w:pos="6480"/>
+        </w:tabs>
+        <w:ind w:left="6480" w:hanging="360"/>
+      </w:pPr>
+      <w:rPr>
+        <w:rFonts w:ascii="Wingdings" w:hAnsi="Wingdings" w:hint="default"/>
+        <w:sz w:val="20"/>
+      </w:rPr>
+    </w:lvl>
+  </w:abstractNum>
+  <w:abstractNum w:abstractNumId="10" w15:restartNumberingAfterBreak="0">
+    <w:nsid w:val="4DB553E0"/>
+    <w:multiLevelType w:val="multilevel"/>
+    <w:tmpl w:val="1AA208CA"/>
+    <w:lvl w:ilvl="0">
+      <w:start w:val="1"/>
+      <w:numFmt w:val="bullet"/>
+      <w:lvlText w:val=""/>
+      <w:lvlJc w:val="left"/>
+      <w:pPr>
+        <w:tabs>
+          <w:tab w:val="num" w:pos="720"/>
+        </w:tabs>
+        <w:ind w:left="720" w:hanging="360"/>
+      </w:pPr>
+      <w:rPr>
+        <w:rFonts w:ascii="Symbol" w:hAnsi="Symbol" w:hint="default"/>
+        <w:sz w:val="20"/>
+      </w:rPr>
+    </w:lvl>
+    <w:lvl w:ilvl="1" w:tentative="1">
+      <w:start w:val="1"/>
+      <w:numFmt w:val="bullet"/>
+      <w:lvlText w:val="o"/>
+      <w:lvlJc w:val="left"/>
+      <w:pPr>
+        <w:tabs>
+          <w:tab w:val="num" w:pos="1440"/>
+        </w:tabs>
+        <w:ind w:left="1440" w:hanging="360"/>
+      </w:pPr>
+      <w:rPr>
+        <w:rFonts w:ascii="Courier New" w:hAnsi="Courier New" w:hint="default"/>
+        <w:sz w:val="20"/>
+      </w:rPr>
+    </w:lvl>
+    <w:lvl w:ilvl="2" w:tentative="1">
+      <w:start w:val="1"/>
+      <w:numFmt w:val="bullet"/>
+      <w:lvlText w:val=""/>
+      <w:lvlJc w:val="left"/>
+      <w:pPr>
+        <w:tabs>
+          <w:tab w:val="num" w:pos="2160"/>
+        </w:tabs>
+        <w:ind w:left="2160" w:hanging="360"/>
+      </w:pPr>
+      <w:rPr>
+        <w:rFonts w:ascii="Wingdings" w:hAnsi="Wingdings" w:hint="default"/>
+        <w:sz w:val="20"/>
+      </w:rPr>
+    </w:lvl>
+    <w:lvl w:ilvl="3" w:tentative="1">
+      <w:start w:val="1"/>
+      <w:numFmt w:val="bullet"/>
+      <w:lvlText w:val=""/>
+      <w:lvlJc w:val="left"/>
+      <w:pPr>
+        <w:tabs>
+          <w:tab w:val="num" w:pos="2880"/>
+        </w:tabs>
+        <w:ind w:left="2880" w:hanging="360"/>
+      </w:pPr>
+      <w:rPr>
+        <w:rFonts w:ascii="Wingdings" w:hAnsi="Wingdings" w:hint="default"/>
+        <w:sz w:val="20"/>
+      </w:rPr>
+    </w:lvl>
+    <w:lvl w:ilvl="4" w:tentative="1">
+      <w:start w:val="1"/>
+      <w:numFmt w:val="bullet"/>
+      <w:lvlText w:val=""/>
+      <w:lvlJc w:val="left"/>
+      <w:pPr>
+        <w:tabs>
+          <w:tab w:val="num" w:pos="3600"/>
+        </w:tabs>
+        <w:ind w:left="3600" w:hanging="360"/>
+      </w:pPr>
+      <w:rPr>
+        <w:rFonts w:ascii="Wingdings" w:hAnsi="Wingdings" w:hint="default"/>
+        <w:sz w:val="20"/>
+      </w:rPr>
+    </w:lvl>
+    <w:lvl w:ilvl="5" w:tentative="1">
+      <w:start w:val="1"/>
+      <w:numFmt w:val="bullet"/>
+      <w:lvlText w:val=""/>
+      <w:lvlJc w:val="left"/>
+      <w:pPr>
+        <w:tabs>
+          <w:tab w:val="num" w:pos="4320"/>
+        </w:tabs>
+        <w:ind w:left="4320" w:hanging="360"/>
+      </w:pPr>
+      <w:rPr>
+        <w:rFonts w:ascii="Wingdings" w:hAnsi="Wingdings" w:hint="default"/>
+        <w:sz w:val="20"/>
+      </w:rPr>
+    </w:lvl>
+    <w:lvl w:ilvl="6" w:tentative="1">
+      <w:start w:val="1"/>
+      <w:numFmt w:val="bullet"/>
+      <w:lvlText w:val=""/>
+      <w:lvlJc w:val="left"/>
+      <w:pPr>
+        <w:tabs>
+          <w:tab w:val="num" w:pos="5040"/>
+        </w:tabs>
+        <w:ind w:left="5040" w:hanging="360"/>
+      </w:pPr>
+      <w:rPr>
+        <w:rFonts w:ascii="Wingdings" w:hAnsi="Wingdings" w:hint="default"/>
+        <w:sz w:val="20"/>
+      </w:rPr>
+    </w:lvl>
+    <w:lvl w:ilvl="7" w:tentative="1">
+      <w:start w:val="1"/>
+      <w:numFmt w:val="bullet"/>
+      <w:lvlText w:val=""/>
+      <w:lvlJc w:val="left"/>
+      <w:pPr>
+        <w:tabs>
+          <w:tab w:val="num" w:pos="5760"/>
+        </w:tabs>
+        <w:ind w:left="5760" w:hanging="360"/>
+      </w:pPr>
+      <w:rPr>
+        <w:rFonts w:ascii="Wingdings" w:hAnsi="Wingdings" w:hint="default"/>
+        <w:sz w:val="20"/>
+      </w:rPr>
+    </w:lvl>
+    <w:lvl w:ilvl="8" w:tentative="1">
+      <w:start w:val="1"/>
+      <w:numFmt w:val="bullet"/>
+      <w:lvlText w:val=""/>
+      <w:lvlJc w:val="left"/>
+      <w:pPr>
+        <w:tabs>
+          <w:tab w:val="num" w:pos="6480"/>
+        </w:tabs>
+        <w:ind w:left="6480" w:hanging="360"/>
+      </w:pPr>
+      <w:rPr>
+        <w:rFonts w:ascii="Wingdings" w:hAnsi="Wingdings" w:hint="default"/>
+        <w:sz w:val="20"/>
+      </w:rPr>
+    </w:lvl>
+  </w:abstractNum>
+  <w:abstractNum w:abstractNumId="11" w15:restartNumberingAfterBreak="0">
     <w:nsid w:val="4F1D5AAC"/>
     <w:multiLevelType w:val="multilevel"/>
     <w:tmpl w:val="874E402E"/>
@@ -4371,7 +6121,7 @@
       </w:rPr>
     </w:lvl>
   </w:abstractNum>
-  <w:abstractNum w:abstractNumId="7" w15:restartNumberingAfterBreak="0">
+  <w:abstractNum w:abstractNumId="12" w15:restartNumberingAfterBreak="0">
     <w:nsid w:val="5BCF6AD9"/>
     <w:multiLevelType w:val="multilevel"/>
     <w:tmpl w:val="C6426196"/>
@@ -4520,7 +6270,7 @@
       </w:rPr>
     </w:lvl>
   </w:abstractNum>
-  <w:abstractNum w:abstractNumId="8" w15:restartNumberingAfterBreak="0">
+  <w:abstractNum w:abstractNumId="13" w15:restartNumberingAfterBreak="0">
     <w:nsid w:val="72C37E6E"/>
     <w:multiLevelType w:val="multilevel"/>
     <w:tmpl w:val="2FC64716"/>
@@ -4669,7 +6419,7 @@
       </w:rPr>
     </w:lvl>
   </w:abstractNum>
-  <w:abstractNum w:abstractNumId="9" w15:restartNumberingAfterBreak="0">
+  <w:abstractNum w:abstractNumId="14" w15:restartNumberingAfterBreak="0">
     <w:nsid w:val="76112978"/>
     <w:multiLevelType w:val="multilevel"/>
     <w:tmpl w:val="2D94E1D6"/>
@@ -4818,7 +6568,7 @@
       </w:rPr>
     </w:lvl>
   </w:abstractNum>
-  <w:abstractNum w:abstractNumId="10" w15:restartNumberingAfterBreak="0">
+  <w:abstractNum w:abstractNumId="15" w15:restartNumberingAfterBreak="0">
     <w:nsid w:val="7E780C6A"/>
     <w:multiLevelType w:val="multilevel"/>
     <w:tmpl w:val="2E443DD6"/>
@@ -4968,37 +6718,52 @@
     </w:lvl>
   </w:abstractNum>
   <w:num w:numId="1" w16cid:durableId="1663199988">
+    <w:abstractNumId w:val="15"/>
+  </w:num>
+  <w:num w:numId="2" w16cid:durableId="1332634301">
+    <w:abstractNumId w:val="13"/>
+  </w:num>
+  <w:num w:numId="3" w16cid:durableId="1594781692">
+    <w:abstractNumId w:val="5"/>
+  </w:num>
+  <w:num w:numId="4" w16cid:durableId="440956270">
+    <w:abstractNumId w:val="12"/>
+  </w:num>
+  <w:num w:numId="5" w16cid:durableId="1184052194">
+    <w:abstractNumId w:val="11"/>
+  </w:num>
+  <w:num w:numId="6" w16cid:durableId="504901326">
+    <w:abstractNumId w:val="3"/>
+  </w:num>
+  <w:num w:numId="7" w16cid:durableId="408622530">
+    <w:abstractNumId w:val="7"/>
+  </w:num>
+  <w:num w:numId="8" w16cid:durableId="1224558083">
+    <w:abstractNumId w:val="14"/>
+  </w:num>
+  <w:num w:numId="9" w16cid:durableId="1059598242">
+    <w:abstractNumId w:val="4"/>
+  </w:num>
+  <w:num w:numId="10" w16cid:durableId="72237748">
+    <w:abstractNumId w:val="2"/>
+  </w:num>
+  <w:num w:numId="11" w16cid:durableId="349795285">
+    <w:abstractNumId w:val="6"/>
+  </w:num>
+  <w:num w:numId="12" w16cid:durableId="934943513">
     <w:abstractNumId w:val="10"/>
   </w:num>
-  <w:num w:numId="2" w16cid:durableId="1332634301">
-    <w:abstractNumId w:val="8"/>
+  <w:num w:numId="13" w16cid:durableId="357045419">
+    <w:abstractNumId w:val="9"/>
   </w:num>
-  <w:num w:numId="3" w16cid:durableId="1594781692">
-    <w:abstractNumId w:val="3"/>
-  </w:num>
-  <w:num w:numId="4" w16cid:durableId="440956270">
-    <w:abstractNumId w:val="7"/>
-  </w:num>
-  <w:num w:numId="5" w16cid:durableId="1184052194">
-    <w:abstractNumId w:val="6"/>
-  </w:num>
-  <w:num w:numId="6" w16cid:durableId="504901326">
+  <w:num w:numId="14" w16cid:durableId="1235966871">
     <w:abstractNumId w:val="1"/>
   </w:num>
-  <w:num w:numId="7" w16cid:durableId="408622530">
-    <w:abstractNumId w:val="5"/>
-  </w:num>
-  <w:num w:numId="8" w16cid:durableId="1224558083">
-    <w:abstractNumId w:val="9"/>
-  </w:num>
-  <w:num w:numId="9" w16cid:durableId="1059598242">
-    <w:abstractNumId w:val="2"/>
-  </w:num>
-  <w:num w:numId="10" w16cid:durableId="72237748">
+  <w:num w:numId="15" w16cid:durableId="906380837">
     <w:abstractNumId w:val="0"/>
   </w:num>
-  <w:num w:numId="11" w16cid:durableId="349795285">
-    <w:abstractNumId w:val="4"/>
+  <w:num w:numId="16" w16cid:durableId="1929001775">
+    <w:abstractNumId w:val="8"/>
   </w:num>
 </w:numbering>
 </file>

--- a/SRS_Document.docx
+++ b/SRS_Document.docx
@@ -692,7 +692,25 @@
           <w:kern w:val="0"/>
           <w14:ligatures w14:val="none"/>
         </w:rPr>
-        <w:t>Database: SQL Server (LocalDB for development)</w:t>
+        <w:t>Database: SQL Server (</w:t>
+      </w:r>
+      <w:proofErr w:type="spellStart"/>
+      <w:r>
+        <w:rPr>
+          <w:rFonts w:ascii="Times New Roman" w:eastAsia="Times New Roman" w:hAnsi="Times New Roman" w:cs="Times New Roman"/>
+          <w:kern w:val="0"/>
+          <w14:ligatures w14:val="none"/>
+        </w:rPr>
+        <w:t>LocalDB</w:t>
+      </w:r>
+      <w:proofErr w:type="spellEnd"/>
+      <w:r>
+        <w:rPr>
+          <w:rFonts w:ascii="Times New Roman" w:eastAsia="Times New Roman" w:hAnsi="Times New Roman" w:cs="Times New Roman"/>
+          <w:kern w:val="0"/>
+          <w14:ligatures w14:val="none"/>
+        </w:rPr>
+        <w:t xml:space="preserve"> for development)</w:t>
       </w:r>
     </w:p>
     <w:p>
@@ -1178,7 +1196,25 @@
           <w14:ligatures w14:val="none"/>
         </w:rPr>
         <w:lastRenderedPageBreak/>
-        <w:t>Created EmailLeads endpoints (POST and GET)</w:t>
+        <w:t xml:space="preserve">Created </w:t>
+      </w:r>
+      <w:proofErr w:type="spellStart"/>
+      <w:r>
+        <w:rPr>
+          <w:rFonts w:ascii="Times New Roman" w:eastAsia="Times New Roman" w:hAnsi="Times New Roman" w:cs="Times New Roman"/>
+          <w:kern w:val="0"/>
+          <w14:ligatures w14:val="none"/>
+        </w:rPr>
+        <w:t>EmailLeads</w:t>
+      </w:r>
+      <w:proofErr w:type="spellEnd"/>
+      <w:r>
+        <w:rPr>
+          <w:rFonts w:ascii="Times New Roman" w:eastAsia="Times New Roman" w:hAnsi="Times New Roman" w:cs="Times New Roman"/>
+          <w:kern w:val="0"/>
+          <w14:ligatures w14:val="none"/>
+        </w:rPr>
+        <w:t xml:space="preserve"> endpoints (POST and GET)</w:t>
       </w:r>
     </w:p>
     <w:p>
@@ -2495,23 +2531,13 @@
           <w14:ligatures w14:val="none"/>
         </w:rPr>
       </w:pPr>
-      <w:proofErr w:type="gramStart"/>
-      <w:r>
-        <w:rPr>
-          <w:rFonts w:ascii="Times New Roman" w:eastAsia="Times New Roman" w:hAnsi="Times New Roman" w:cs="Times New Roman"/>
-          <w:kern w:val="0"/>
-          <w14:ligatures w14:val="none"/>
-        </w:rPr>
-        <w:t>Checked</w:t>
-      </w:r>
-      <w:proofErr w:type="gramEnd"/>
-      <w:r>
-        <w:rPr>
-          <w:rFonts w:ascii="Times New Roman" w:eastAsia="Times New Roman" w:hAnsi="Times New Roman" w:cs="Times New Roman"/>
-          <w:kern w:val="0"/>
-          <w14:ligatures w14:val="none"/>
-        </w:rPr>
-        <w:t xml:space="preserve"> the lead/contact form to make sure users can submit their information.</w:t>
+      <w:r>
+        <w:rPr>
+          <w:rFonts w:ascii="Times New Roman" w:eastAsia="Times New Roman" w:hAnsi="Times New Roman" w:cs="Times New Roman"/>
+          <w:kern w:val="0"/>
+          <w14:ligatures w14:val="none"/>
+        </w:rPr>
+        <w:t>Checked the lead/contact form to make sure users can submit their information.</w:t>
       </w:r>
     </w:p>
     <w:p>
@@ -2670,25 +2696,7 @@
           <w:kern w:val="0"/>
           <w14:ligatures w14:val="none"/>
         </w:rPr>
-        <w:t xml:space="preserve">Checked that the core project goal is still being </w:t>
-      </w:r>
-      <w:proofErr w:type="gramStart"/>
-      <w:r>
-        <w:rPr>
-          <w:rFonts w:ascii="Times New Roman" w:eastAsia="Times New Roman" w:hAnsi="Times New Roman" w:cs="Times New Roman"/>
-          <w:kern w:val="0"/>
-          <w14:ligatures w14:val="none"/>
-        </w:rPr>
-        <w:t>met:</w:t>
-      </w:r>
-      <w:proofErr w:type="gramEnd"/>
-      <w:r>
-        <w:rPr>
-          <w:rFonts w:ascii="Times New Roman" w:eastAsia="Times New Roman" w:hAnsi="Times New Roman" w:cs="Times New Roman"/>
-          <w:kern w:val="0"/>
-          <w14:ligatures w14:val="none"/>
-        </w:rPr>
-        <w:t xml:space="preserve"> allowing users to view real estate information and submit leads.</w:t>
+        <w:t>Checked that the core project goal is still being met: allowing users to view real estate information and submit leads.</w:t>
       </w:r>
     </w:p>
     <w:p>
@@ -4276,24 +4284,34 @@
           <w14:ligatures w14:val="none"/>
         </w:rPr>
       </w:pPr>
-      <w:proofErr w:type="gramStart"/>
-      <w:r>
-        <w:rPr>
-          <w:rFonts w:ascii="Times New Roman" w:eastAsia="Times New Roman" w:hAnsi="Times New Roman" w:cs="Times New Roman"/>
-          <w:kern w:val="0"/>
-          <w14:ligatures w14:val="none"/>
-        </w:rPr>
-        <w:t>The Week</w:t>
-      </w:r>
-      <w:proofErr w:type="gramEnd"/>
-      <w:r>
-        <w:rPr>
-          <w:rFonts w:ascii="Times New Roman" w:eastAsia="Times New Roman" w:hAnsi="Times New Roman" w:cs="Times New Roman"/>
-          <w:kern w:val="0"/>
-          <w14:ligatures w14:val="none"/>
-        </w:rPr>
-        <w:t xml:space="preserve"> 10 focus was on final fixes and optimization. Instead of adding new features that could create bugs, I focused on testing the existing application and making sure the main project goals were still being met. The project currently demonstrates a working full-stack real estate lead system with a frontend website, backend API, database storage, and basic admin functionality. Remaining improvements have been documented as future features.</w:t>
-      </w:r>
+      <w:r>
+        <w:rPr>
+          <w:rFonts w:ascii="Times New Roman" w:eastAsia="Times New Roman" w:hAnsi="Times New Roman" w:cs="Times New Roman"/>
+          <w:kern w:val="0"/>
+          <w14:ligatures w14:val="none"/>
+        </w:rPr>
+        <w:t>The Week 10 focus was on final fixes and optimization. Instead of adding new features that could create bugs, I focused on testing the existing application and making sure the main project goals were still being met. The project currently demonstrates a working full-stack real estate lead system with a frontend website, backend API, database storage, and basic admin functionality. Remaining improvements have been documented as future features.</w:t>
+      </w:r>
+    </w:p>
+    <w:p>
+      <w:pPr>
+        <w:spacing w:line="240" w:lineRule="auto"/>
+        <w:rPr>
+          <w:rFonts w:ascii="Times New Roman" w:eastAsia="Times New Roman" w:hAnsi="Times New Roman" w:cs="Times New Roman"/>
+          <w:kern w:val="0"/>
+          <w14:ligatures w14:val="none"/>
+        </w:rPr>
+      </w:pPr>
+    </w:p>
+    <w:p>
+      <w:pPr>
+        <w:spacing w:line="240" w:lineRule="auto"/>
+        <w:rPr>
+          <w:rFonts w:ascii="Times New Roman" w:eastAsia="Times New Roman" w:hAnsi="Times New Roman" w:cs="Times New Roman"/>
+          <w:kern w:val="0"/>
+          <w14:ligatures w14:val="none"/>
+        </w:rPr>
+      </w:pPr>
     </w:p>
     <w:p>
       <w:pPr>
@@ -4320,6 +4338,9 @@
           <w:rFonts w:ascii="Times New Roman" w:hAnsi="Times New Roman" w:cs="Times New Roman"/>
         </w:rPr>
       </w:pPr>
+      <w:r>
+        <w:t>During final testing, I found that the Client Intake Form was not yet connected to backend storage. To keep the project stable, I documented this as a future improvement rather than leaving it as a completed feature.</w:t>
+      </w:r>
     </w:p>
     <w:sectPr>
       <w:pgSz w:w="12240" w:h="15840"/>
